--- a/submission/candidate_20260905/MANUSCRIPT_Submission.docx
+++ b/submission/candidate_20260905/MANUSCRIPT_Submission.docx
@@ -9,8 +9,8 @@
       </w:pPr>
       <w:r>
         <w:rPr>
+          <w:bCs/>
           <w:b/>
-          <w:bCs/>
         </w:rPr>
         <w:t xml:space="preserve">Running head:</w:t>
       </w:r>
@@ -21,7 +21,7 @@
         <w:t xml:space="preserve">TSHR and IGF1R genetics in Graves disease</w:t>
       </w:r>
     </w:p>
-    <w:bookmarkStart w:id="31" w:name="X46582e17ea75539302d184362bc76e9870c2259"/>
+    <w:bookmarkStart w:id="42" w:name="X46582e17ea75539302d184362bc76e9870c2259"/>
     <w:p>
       <w:pPr>
         <w:pStyle w:val="Title"/>
@@ -77,24 +77,24 @@
       </w:pPr>
       <w:r>
         <w:rPr>
+          <w:bCs/>
           <w:b/>
+        </w:rPr>
+        <w:t xml:space="preserve">Corresponding author:</w:t>
+      </w:r>
+      <w:r>
+        <w:t xml:space="preserve"> </w:t>
+      </w:r>
+      <w:r>
+        <w:t xml:space="preserve">Suk-Woo Yang, MD, PhD, Department of Ophthalmology, Seoul St. Mary’s Hospital, College of Medicine, The Catholic University of Korea, Seoul, Republic of Korea. E-mail: yswoph@catholic.ac.kr; Tel: +82-2-2258-2847.</w:t>
+      </w:r>
+      <w:r>
+        <w:br/>
+      </w:r>
+      <w:r>
+        <w:rPr>
           <w:bCs/>
-        </w:rPr>
-        <w:t xml:space="preserve">Corresponding author:</w:t>
-      </w:r>
-      <w:r>
-        <w:t xml:space="preserve"> </w:t>
-      </w:r>
-      <w:r>
-        <w:t xml:space="preserve">Suk-Woo Yang, MD, PhD, Department of Ophthalmology, Seoul St. Mary’s Hospital, College of Medicine, The Catholic University of Korea, Seoul, Republic of Korea. E-mail: yswoph@catholic.ac.kr; Tel: +82-2-2258-2847.</w:t>
-      </w:r>
-      <w:r>
-        <w:br/>
-      </w:r>
-      <w:r>
-        <w:rPr>
           <w:b/>
-          <w:bCs/>
         </w:rPr>
         <w:t xml:space="preserve">Co-corresponding author:</w:t>
       </w:r>
@@ -105,7 +105,7 @@
         <w:t xml:space="preserve">Kyung-Hwa Shin, MD, Department of Laboratory Medicine, Pusan National University Hospital, Busan, Republic of Korea.</w:t>
       </w:r>
     </w:p>
-    <w:bookmarkStart w:id="9" w:name="abstract"/>
+    <w:bookmarkStart w:id="20" w:name="abstract"/>
     <w:p>
       <w:pPr>
         <w:pStyle w:val="Heading2"/>
@@ -129,8 +129,8 @@
       </w:r>
       <w:r>
         <w:rPr>
-          <w:i/>
-          <w:iCs/>
+          <w:iCs/>
+          <w:i/>
         </w:rPr>
         <w:t xml:space="preserve">IGF1R</w:t>
       </w:r>
@@ -145,8 +145,8 @@
       </w:r>
       <w:r>
         <w:rPr>
-          <w:i/>
-          <w:iCs/>
+          <w:iCs/>
+          <w:i/>
         </w:rPr>
         <w:t xml:space="preserve">TSHR</w:t>
       </w:r>
@@ -161,8 +161,8 @@
       </w:r>
       <w:r>
         <w:rPr>
-          <w:i/>
-          <w:iCs/>
+          <w:iCs/>
+          <w:i/>
         </w:rPr>
         <w:t xml:space="preserve">cis</w:t>
       </w:r>
@@ -174,8 +174,8 @@
       </w:r>
       <w:r>
         <w:rPr>
-          <w:i/>
-          <w:iCs/>
+          <w:iCs/>
+          <w:i/>
         </w:rPr>
         <w:t xml:space="preserve">TSHR</w:t>
       </w:r>
@@ -190,8 +190,8 @@
       </w:r>
       <w:r>
         <w:rPr>
-          <w:i/>
-          <w:iCs/>
+          <w:iCs/>
+          <w:i/>
         </w:rPr>
         <w:t xml:space="preserve">IGF1R</w:t>
       </w:r>
@@ -206,8 +206,8 @@
       </w:r>
       <w:r>
         <w:rPr>
-          <w:i/>
-          <w:iCs/>
+          <w:iCs/>
+          <w:i/>
         </w:rPr>
         <w:t xml:space="preserve">CTLA4</w:t>
       </w:r>
@@ -219,8 +219,8 @@
       </w:r>
       <w:r>
         <w:rPr>
-          <w:i/>
-          <w:iCs/>
+          <w:iCs/>
+          <w:i/>
         </w:rPr>
         <w:t xml:space="preserve">TSHR</w:t>
       </w:r>
@@ -235,8 +235,8 @@
       </w:r>
       <w:r>
         <w:rPr>
-          <w:i/>
-          <w:iCs/>
+          <w:iCs/>
+          <w:i/>
         </w:rPr>
         <w:t xml:space="preserve">IGF1R</w:t>
       </w:r>
@@ -251,8 +251,8 @@
       </w:r>
       <w:r>
         <w:rPr>
-          <w:i/>
-          <w:iCs/>
+          <w:iCs/>
+          <w:i/>
         </w:rPr>
         <w:t xml:space="preserve">IGF1R</w:t>
       </w:r>
@@ -270,8 +270,8 @@
       </w:pPr>
       <w:r>
         <w:rPr>
+          <w:bCs/>
           <w:b/>
-          <w:bCs/>
         </w:rPr>
         <w:t xml:space="preserve">Keywords:</w:t>
       </w:r>
@@ -286,8 +286,8 @@
       </w:r>
       <w:r>
         <w:rPr>
-          <w:i/>
-          <w:iCs/>
+          <w:iCs/>
+          <w:i/>
         </w:rPr>
         <w:t xml:space="preserve">TSHR</w:t>
       </w:r>
@@ -299,8 +299,8 @@
       </w:r>
       <w:r>
         <w:rPr>
-          <w:i/>
-          <w:iCs/>
+          <w:iCs/>
+          <w:i/>
         </w:rPr>
         <w:t xml:space="preserve">IGF1R</w:t>
       </w:r>
@@ -308,8 +308,8 @@
         <w:t xml:space="preserve">; Mendelian randomization; Colocalization</w:t>
       </w:r>
     </w:p>
-    <w:bookmarkEnd w:id="9"/>
-    <w:bookmarkStart w:id="10" w:name="introduction"/>
+    <w:bookmarkEnd w:id="20"/>
+    <w:bookmarkStart w:id="21" w:name="introduction"/>
     <w:p>
       <w:pPr>
         <w:pStyle w:val="Heading2"/>
@@ -333,8 +333,8 @@
       </w:r>
       <w:r>
         <w:rPr>
-          <w:i/>
-          <w:iCs/>
+          <w:iCs/>
+          <w:i/>
         </w:rPr>
         <w:t xml:space="preserve">IGF1R</w:t>
       </w:r>
@@ -352,8 +352,8 @@
       </w:pPr>
       <w:r>
         <w:rPr>
-          <w:i/>
-          <w:iCs/>
+          <w:iCs/>
+          <w:i/>
         </w:rPr>
         <w:t xml:space="preserve">TSHR</w:t>
       </w:r>
@@ -368,8 +368,8 @@
       </w:r>
       <w:r>
         <w:rPr>
-          <w:i/>
-          <w:iCs/>
+          <w:iCs/>
+          <w:i/>
         </w:rPr>
         <w:t xml:space="preserve">TSHR</w:t>
       </w:r>
@@ -384,8 +384,8 @@
       </w:r>
       <w:r>
         <w:rPr>
-          <w:i/>
-          <w:iCs/>
+          <w:iCs/>
+          <w:i/>
         </w:rPr>
         <w:t xml:space="preserve">TSHR</w:t>
       </w:r>
@@ -400,8 +400,8 @@
       </w:r>
       <w:r>
         <w:rPr>
-          <w:i/>
-          <w:iCs/>
+          <w:iCs/>
+          <w:i/>
         </w:rPr>
         <w:t xml:space="preserve">IGF1R</w:t>
       </w:r>
@@ -425,8 +425,8 @@
       </w:r>
       <w:r>
         <w:rPr>
-          <w:i/>
-          <w:iCs/>
+          <w:iCs/>
+          <w:i/>
         </w:rPr>
         <w:t xml:space="preserve">cis</w:t>
       </w:r>
@@ -438,8 +438,8 @@
       </w:r>
       <w:r>
         <w:rPr>
-          <w:i/>
-          <w:iCs/>
+          <w:iCs/>
+          <w:i/>
         </w:rPr>
         <w:t xml:space="preserve">TSHR</w:t>
       </w:r>
@@ -454,8 +454,8 @@
       </w:r>
       <w:r>
         <w:rPr>
-          <w:i/>
-          <w:iCs/>
+          <w:iCs/>
+          <w:i/>
         </w:rPr>
         <w:t xml:space="preserve">IGF1R</w:t>
       </w:r>
@@ -479,8 +479,8 @@
       </w:r>
       <w:r>
         <w:rPr>
-          <w:i/>
-          <w:iCs/>
+          <w:iCs/>
+          <w:i/>
         </w:rPr>
         <w:t xml:space="preserve">cis</w:t>
       </w:r>
@@ -492,8 +492,8 @@
       </w:r>
       <w:r>
         <w:rPr>
-          <w:i/>
-          <w:iCs/>
+          <w:iCs/>
+          <w:i/>
         </w:rPr>
         <w:t xml:space="preserve">TSHR</w:t>
       </w:r>
@@ -505,8 +505,8 @@
       </w:r>
       <w:r>
         <w:rPr>
-          <w:i/>
-          <w:iCs/>
+          <w:iCs/>
+          <w:i/>
         </w:rPr>
         <w:t xml:space="preserve">IGF1R</w:t>
       </w:r>
@@ -521,8 +521,8 @@
       </w:r>
       <w:r>
         <w:rPr>
-          <w:i/>
-          <w:iCs/>
+          <w:iCs/>
+          <w:i/>
         </w:rPr>
         <w:t xml:space="preserve">CTLA4</w:t>
       </w:r>
@@ -533,8 +533,8 @@
         <w:t xml:space="preserve">— the autoantigen, the therapeutic target, and a positive-control autoimmune locus — across every outcome. Our aim was to distinguish expression-colocalized susceptibility anchors from pharmacologic effector axes across druggable genes relevant to GD/TED biology and therapeutic interpretation, rather than treating discovery MR hits alone as sufficient evidence for target nomination.</w:t>
       </w:r>
     </w:p>
-    <w:bookmarkEnd w:id="10"/>
-    <w:bookmarkStart w:id="19" w:name="methods"/>
+    <w:bookmarkEnd w:id="21"/>
+    <w:bookmarkStart w:id="30" w:name="methods"/>
     <w:p>
       <w:pPr>
         <w:pStyle w:val="Heading2"/>
@@ -544,7 +544,7 @@
         <w:t xml:space="preserve">Methods</w:t>
       </w:r>
     </w:p>
-    <w:bookmarkStart w:id="11" w:name="study-design-and-data-sources"/>
+    <w:bookmarkStart w:id="22" w:name="study-design-and-data-sources"/>
     <w:p>
       <w:pPr>
         <w:pStyle w:val="Heading3"/>
@@ -567,8 +567,8 @@
       </w:r>
       <w:r>
         <w:rPr>
-          <w:i/>
-          <w:iCs/>
+          <w:iCs/>
+          <w:i/>
         </w:rPr>
         <w:t xml:space="preserve">cis</w:t>
       </w:r>
@@ -589,8 +589,8 @@
       </w:r>
       <w:r>
         <w:rPr>
-          <w:i/>
-          <w:iCs/>
+          <w:iCs/>
+          <w:i/>
         </w:rPr>
         <w:t xml:space="preserve">TSHR</w:t>
       </w:r>
@@ -605,8 +605,8 @@
       </w:r>
       <w:r>
         <w:rPr>
-          <w:i/>
-          <w:iCs/>
+          <w:iCs/>
+          <w:i/>
         </w:rPr>
         <w:t xml:space="preserve">IGF1R</w:t>
       </w:r>
@@ -621,8 +621,8 @@
       </w:r>
       <w:r>
         <w:rPr>
-          <w:i/>
-          <w:iCs/>
+          <w:iCs/>
+          <w:i/>
         </w:rPr>
         <w:t xml:space="preserve">CTLA4</w:t>
       </w:r>
@@ -637,8 +637,8 @@
       </w:r>
       <w:r>
         <w:rPr>
-          <w:i/>
-          <w:iCs/>
+          <w:iCs/>
+          <w:i/>
         </w:rPr>
         <w:t xml:space="preserve">P</w:t>
       </w:r>
@@ -653,8 +653,8 @@
       </w:r>
       <w:r>
         <w:rPr>
-          <w:i/>
-          <w:iCs/>
+          <w:iCs/>
+          <w:i/>
         </w:rPr>
         <w:t xml:space="preserve">TSHR</w:t>
       </w:r>
@@ -665,8 +665,8 @@
         <w:t xml:space="preserve">locus.</w:t>
       </w:r>
     </w:p>
-    <w:bookmarkEnd w:id="11"/>
-    <w:bookmarkStart w:id="12" w:name="X634715aa822f62c21a9e016243f0e5e77653f0b"/>
+    <w:bookmarkEnd w:id="22"/>
+    <w:bookmarkStart w:id="23" w:name="X634715aa822f62c21a9e016243f0e5e77653f0b"/>
     <w:p>
       <w:pPr>
         <w:pStyle w:val="Heading3"/>
@@ -689,8 +689,8 @@
       </w:r>
       <w:r>
         <w:rPr>
-          <w:i/>
-          <w:iCs/>
+          <w:iCs/>
+          <w:i/>
         </w:rPr>
         <w:t xml:space="preserve">cis</w:t>
       </w:r>
@@ -699,8 +699,8 @@
       </w:r>
       <w:r>
         <w:rPr>
-          <w:i/>
-          <w:iCs/>
+          <w:iCs/>
+          <w:i/>
         </w:rPr>
         <w:t xml:space="preserve">P</w:t>
       </w:r>
@@ -712,8 +712,8 @@
       </w:r>
       <w:r>
         <w:rPr>
-          <w:i/>
-          <w:iCs/>
+          <w:iCs/>
+          <w:i/>
         </w:rPr>
         <w:t xml:space="preserve">P</w:t>
       </w:r>
@@ -725,8 +725,8 @@
       </w:r>
       <w:r>
         <w:rPr>
-          <w:i/>
-          <w:iCs/>
+          <w:iCs/>
+          <w:i/>
         </w:rPr>
         <w:t xml:space="preserve">r</w:t>
       </w:r>
@@ -738,8 +738,8 @@
       </w:r>
       <w:r>
         <w:rPr>
-          <w:i/>
-          <w:iCs/>
+          <w:iCs/>
+          <w:i/>
         </w:rPr>
         <w:t xml:space="preserve">F</w:t>
       </w:r>
@@ -754,8 +754,8 @@
       </w:r>
       <w:r>
         <w:rPr>
-          <w:i/>
-          <w:iCs/>
+          <w:iCs/>
+          <w:i/>
         </w:rPr>
         <w:t xml:space="preserve">Z</w:t>
       </w:r>
@@ -767,8 +767,8 @@
       </w:r>
       <w:r>
         <w:rPr>
-          <w:i/>
-          <w:iCs/>
+          <w:iCs/>
+          <w:i/>
         </w:rPr>
         <w:t xml:space="preserve">P</w:t>
       </w:r>
@@ -780,8 +780,8 @@
       </w:r>
       <w:r>
         <w:rPr>
-          <w:i/>
-          <w:iCs/>
+          <w:iCs/>
+          <w:i/>
         </w:rPr>
         <w:t xml:space="preserve">Z</w:t>
       </w:r>
@@ -793,8 +793,8 @@
       </w:r>
       <w:r>
         <w:rPr>
-          <w:i/>
-          <w:iCs/>
+          <w:iCs/>
+          <w:i/>
         </w:rPr>
         <w:t xml:space="preserve">F</w:t>
       </w:r>
@@ -818,8 +818,8 @@
       </w:r>
       <w:r>
         <w:rPr>
-          <w:i/>
-          <w:iCs/>
+          <w:iCs/>
+          <w:i/>
         </w:rPr>
         <w:t xml:space="preserve">P</w:t>
       </w:r>
@@ -830,8 +830,8 @@
         <w:t xml:space="preserve">&lt; 1.965×10⁻⁵; 0.05/2,544).</w:t>
       </w:r>
     </w:p>
-    <w:bookmarkEnd w:id="12"/>
-    <w:bookmarkStart w:id="13" w:name="outcome-data-and-harmonization"/>
+    <w:bookmarkEnd w:id="23"/>
+    <w:bookmarkStart w:id="24" w:name="outcome-data-and-harmonization"/>
     <w:p>
       <w:pPr>
         <w:pStyle w:val="Heading3"/>
@@ -859,8 +859,8 @@
         <w:t xml:space="preserve">Outcome estimates were placed on a common log-odds scale: BBJ and FinnGen were used directly, while UKB hyperthyroidism (reported on a linear mixed-model scale) was rescaled to log-odds using case prevalence before MR. Variants lacking usable outcome estimates or failing harmonization were omitted without imputation. Source-study GWAS covariate adjustments were retained; individual-level covariates were unavailable for common re-adjustment. Given differences in ancestry, phenotype, and effect-scale reconstruction across cohorts, cross-outcome interpretation emphasized direction, replication, and colocalization rather than exact equality of effect magnitudes.</w:t>
       </w:r>
     </w:p>
-    <w:bookmarkEnd w:id="13"/>
-    <w:bookmarkStart w:id="14" w:name="mendelian-randomization"/>
+    <w:bookmarkEnd w:id="24"/>
+    <w:bookmarkStart w:id="25" w:name="mendelian-randomization"/>
     <w:p>
       <w:pPr>
         <w:pStyle w:val="Heading3"/>
@@ -880,8 +880,8 @@
       </w:r>
       <w:r>
         <w:rPr>
-          <w:i/>
-          <w:iCs/>
+          <w:iCs/>
+          <w:i/>
         </w:rPr>
         <w:t xml:space="preserve">P</w:t>
       </w:r>
@@ -893,8 +893,8 @@
       </w:r>
       <w:r>
         <w:rPr>
-          <w:i/>
-          <w:iCs/>
+          <w:iCs/>
+          <w:i/>
         </w:rPr>
         <w:t xml:space="preserve">P</w:t>
       </w:r>
@@ -915,8 +915,8 @@
       </w:r>
       <w:r>
         <w:rPr>
-          <w:i/>
-          <w:iCs/>
+          <w:iCs/>
+          <w:i/>
         </w:rPr>
         <w:t xml:space="preserve">z</w:t>
       </w:r>
@@ -928,8 +928,8 @@
       </w:r>
       <w:r>
         <w:rPr>
-          <w:i/>
-          <w:iCs/>
+          <w:iCs/>
+          <w:i/>
         </w:rPr>
         <w:t xml:space="preserve">z</w:t>
       </w:r>
@@ -937,8 +937,8 @@
         <w:t xml:space="preserve">0.80) × SE, using α = 1.965×10⁻⁵ for the discovery outcome and α = 0.05 for the replication and TED-enriched outcomes. This design-based approach uses the standard errors actually obtained after harmonization rather than reconstructed variance components, and is reported for all genes and for the three backbone loci (Table S8).</w:t>
       </w:r>
     </w:p>
-    <w:bookmarkEnd w:id="14"/>
-    <w:bookmarkStart w:id="15" w:name="X1edee38d501dca86da97fa75ab43b5991b95eff"/>
+    <w:bookmarkEnd w:id="25"/>
+    <w:bookmarkStart w:id="26" w:name="X1edee38d501dca86da97fa75ab43b5991b95eff"/>
     <w:p>
       <w:pPr>
         <w:pStyle w:val="Heading3"/>
@@ -961,8 +961,8 @@
       </w:r>
       <w:r>
         <w:rPr>
-          <w:i/>
-          <w:iCs/>
+          <w:iCs/>
+          <w:i/>
         </w:rPr>
         <w:t xml:space="preserve">TSHR</w:t>
       </w:r>
@@ -974,8 +974,8 @@
       </w:r>
       <w:r>
         <w:rPr>
-          <w:i/>
-          <w:iCs/>
+          <w:iCs/>
+          <w:i/>
         </w:rPr>
         <w:t xml:space="preserve">P</w:t>
       </w:r>
@@ -987,8 +987,8 @@
       </w:r>
       <w:r>
         <w:rPr>
-          <w:i/>
-          <w:iCs/>
+          <w:iCs/>
+          <w:i/>
         </w:rPr>
         <w:t xml:space="preserve">r</w:t>
       </w:r>
@@ -1000,8 +1000,8 @@
       </w:r>
       <w:r>
         <w:rPr>
-          <w:i/>
-          <w:iCs/>
+          <w:iCs/>
+          <w:i/>
         </w:rPr>
         <w:t xml:space="preserve">n</w:t>
       </w:r>
@@ -1016,8 +1016,8 @@
       </w:r>
       <w:r>
         <w:rPr>
-          <w:i/>
-          <w:iCs/>
+          <w:iCs/>
+          <w:i/>
         </w:rPr>
         <w:t xml:space="preserve">n</w:t>
       </w:r>
@@ -1029,8 +1029,8 @@
       </w:r>
       <w:r>
         <w:rPr>
-          <w:i/>
-          <w:iCs/>
+          <w:iCs/>
+          <w:i/>
         </w:rPr>
         <w:t xml:space="preserve">P</w:t>
       </w:r>
@@ -1045,8 +1045,8 @@
       </w:r>
       <w:r>
         <w:rPr>
-          <w:i/>
-          <w:iCs/>
+          <w:iCs/>
+          <w:i/>
         </w:rPr>
         <w:t xml:space="preserve">r</w:t>
       </w:r>
@@ -1058,8 +1058,8 @@
       </w:r>
       <w:r>
         <w:rPr>
-          <w:i/>
-          <w:iCs/>
+          <w:iCs/>
+          <w:i/>
         </w:rPr>
         <w:t xml:space="preserve">TSHR</w:t>
       </w:r>
@@ -1083,8 +1083,8 @@
       </w:r>
       <w:r>
         <w:rPr>
-          <w:i/>
-          <w:iCs/>
+          <w:iCs/>
+          <w:i/>
         </w:rPr>
         <w:t xml:space="preserve">cis</w:t>
       </w:r>
@@ -1096,8 +1096,8 @@
       </w:r>
       <w:r>
         <w:rPr>
-          <w:i/>
-          <w:iCs/>
+          <w:iCs/>
+          <w:i/>
         </w:rPr>
         <w:t xml:space="preserve">cis</w:t>
       </w:r>
@@ -1109,8 +1109,8 @@
       </w:r>
       <w:r>
         <w:rPr>
-          <w:i/>
-          <w:iCs/>
+          <w:iCs/>
+          <w:i/>
         </w:rPr>
         <w:t xml:space="preserve">cis</w:t>
       </w:r>
@@ -1122,8 +1122,8 @@
       </w:r>
       <w:r>
         <w:rPr>
-          <w:i/>
-          <w:iCs/>
+          <w:iCs/>
+          <w:i/>
         </w:rPr>
         <w:t xml:space="preserve">cis</w:t>
       </w:r>
@@ -1131,8 +1131,8 @@
         <w:t xml:space="preserve">-eQTL only (H2), with both traits at distinct causal variants (H3), and with both traits at a shared causal variant (H4). Colocalization used beta and varbeta for both datasets. Outcome effect estimates and standard errors came from each GWAS; exposure estimates were reconstructed from eQTLGen Z-scores, per-variant sample sizes and 1000 Genomes European frequencies, with expression variance set to one (sdY = 1). Variants were matched by rsID and allele pair, avoiding coordinate-window comparisons between GRCh37 eQTL and GRCh38 outcome files; duplicate rsIDs and allele-pair mismatches were removed. Outcome allele frequencies were not used in these Bayes factors. Strong colocalization was defined as PP.H4 ≥ 0.80, with prior sensitivity at p12 = 10⁻⁶ and 5×10⁻⁶ (Tables S2, S9; Figure S2).</w:t>
       </w:r>
     </w:p>
-    <w:bookmarkEnd w:id="15"/>
-    <w:bookmarkStart w:id="16" w:name="chromosome-16p11.2-follow-up"/>
+    <w:bookmarkEnd w:id="26"/>
+    <w:bookmarkStart w:id="27" w:name="chromosome-16p11.2-follow-up"/>
     <w:p>
       <w:pPr>
         <w:pStyle w:val="Heading3"/>
@@ -1155,8 +1155,8 @@
       </w:r>
       <w:r>
         <w:rPr>
-          <w:i/>
-          <w:iCs/>
+          <w:iCs/>
+          <w:i/>
         </w:rPr>
         <w:t xml:space="preserve">P</w:t>
       </w:r>
@@ -1167,8 +1167,8 @@
         <w:t xml:space="preserve">&lt; 5×10⁻⁶; marginal and conditional associations were compared (Table S5). This follow-up assessed regional dependence rather than identifying a specific causal gene.</w:t>
       </w:r>
     </w:p>
-    <w:bookmarkEnd w:id="16"/>
-    <w:bookmarkStart w:id="17" w:name="orbital-tissue-transcriptomic-analysis"/>
+    <w:bookmarkEnd w:id="27"/>
+    <w:bookmarkStart w:id="28" w:name="orbital-tissue-transcriptomic-analysis"/>
     <w:p>
       <w:pPr>
         <w:pStyle w:val="Heading3"/>
@@ -1187,8 +1187,8 @@
         <w:t xml:space="preserve">Exploratory tissue-level support was assessed using an in-house bulk RNA-seq dataset of orbital tissue from a Korean cohort comprising four TED patients and one control. Technical replicates were collapsed to the biological-sample level and abundance expressed as transcripts per million (TPM). Descriptive log2 fold changes were calculated as log2[(mean TED TPM + 0.01)/(control TPM + 0.01)]. With one control, control-side biological variance cannot be estimated, so differential-expression tests are not used for inference or reported in this manuscript; abundance is described for the three backbone genes only (Figure S1). No transcriptomic catalogue, differential-expression list or pathway-enrichment result is presented, the dataset was not used for instrument selection, and it contributes to no inference here.</w:t>
       </w:r>
     </w:p>
-    <w:bookmarkEnd w:id="17"/>
-    <w:bookmarkStart w:id="18" w:name="software-reporting-and-data-availability"/>
+    <w:bookmarkEnd w:id="28"/>
+    <w:bookmarkStart w:id="29" w:name="software-reporting-and-data-availability"/>
     <w:p>
       <w:pPr>
         <w:pStyle w:val="Heading3"/>
@@ -1207,9 +1207,9 @@
         <w:t xml:space="preserve">Analyses used R 4.3.3 with TwoSampleMR (v0.7.4), ieugwasr, and coloc (v5.2.3); LD operations used PLINK v1.9. Reporting is mapped to the STROBE-MR guideline, including limitations in reporting coverage (Table S7). No prospective registration identifier is available for this analysis. Public eQTL and GWAS summary statistics are available from their original repositories, including eQTLGen, the GWAS Catalog, and FinnGen. The in-house orbital RNA-seq data are available from the corresponding author on reasonable request, subject to institutional and ethical restrictions. The study used de-identified summary statistics and an institutionally approved orbital tissue dataset (IRB approval, Pusan National University Hospital, 2104-018-102).</w:t>
       </w:r>
     </w:p>
-    <w:bookmarkEnd w:id="18"/>
-    <w:bookmarkEnd w:id="19"/>
-    <w:bookmarkStart w:id="25" w:name="results"/>
+    <w:bookmarkEnd w:id="29"/>
+    <w:bookmarkEnd w:id="30"/>
+    <w:bookmarkStart w:id="36" w:name="results"/>
     <w:p>
       <w:pPr>
         <w:pStyle w:val="Heading2"/>
@@ -1219,7 +1219,7 @@
         <w:t xml:space="preserve">Results</w:t>
       </w:r>
     </w:p>
-    <w:bookmarkStart w:id="20" w:name="druggable-gene-wide-mr-discovery"/>
+    <w:bookmarkStart w:id="31" w:name="druggable-gene-wide-mr-discovery"/>
     <w:p>
       <w:pPr>
         <w:pStyle w:val="Heading3"/>
@@ -1242,21 +1242,21 @@
       </w:r>
       <w:r>
         <w:rPr>
+          <w:bCs/>
           <w:b/>
+        </w:rPr>
+        <w:t xml:space="preserve">Figure 1</w:t>
+      </w:r>
+      <w:r>
+        <w:t xml:space="preserve">. The analysis followed the defined outcome hierarchy of BBJ Graves disease (discovery), UKB hyperthyroidism (replication), and FinnGen R12 Graves ophthalmopathy (TED-enriched sensitivity), with data sources in</w:t>
+      </w:r>
+      <w:r>
+        <w:t xml:space="preserve"> </w:t>
+      </w:r>
+      <w:r>
+        <w:rPr>
           <w:bCs/>
-        </w:rPr>
-        <w:t xml:space="preserve">Figure 1</w:t>
-      </w:r>
-      <w:r>
-        <w:t xml:space="preserve">. The analysis followed the defined outcome hierarchy of BBJ Graves disease (discovery), UKB hyperthyroidism (replication), and FinnGen R12 Graves ophthalmopathy (TED-enriched sensitivity), with data sources in</w:t>
-      </w:r>
-      <w:r>
-        <w:t xml:space="preserve"> </w:t>
-      </w:r>
-      <w:r>
-        <w:rPr>
           <w:b/>
-          <w:bCs/>
         </w:rPr>
         <w:t xml:space="preserve">Table 1</w:t>
       </w:r>
@@ -1277,8 +1277,8 @@
       </w:r>
       <w:r>
         <w:rPr>
-          <w:i/>
-          <w:iCs/>
+          <w:iCs/>
+          <w:i/>
         </w:rPr>
         <w:t xml:space="preserve">cis</w:t>
       </w:r>
@@ -1290,8 +1290,8 @@
       </w:r>
       <w:r>
         <w:rPr>
-          <w:i/>
-          <w:iCs/>
+          <w:iCs/>
+          <w:i/>
         </w:rPr>
         <w:t xml:space="preserve">P</w:t>
       </w:r>
@@ -1306,8 +1306,8 @@
       </w:r>
       <w:r>
         <w:rPr>
+          <w:bCs/>
           <w:b/>
-          <w:bCs/>
         </w:rPr>
         <w:t xml:space="preserve">Table S4</w:t>
       </w:r>
@@ -1325,8 +1325,8 @@
       </w:r>
       <w:r>
         <w:rPr>
-          <w:i/>
-          <w:iCs/>
+          <w:iCs/>
+          <w:i/>
         </w:rPr>
         <w:t xml:space="preserve">P</w:t>
       </w:r>
@@ -1338,76 +1338,76 @@
       </w:r>
       <w:r>
         <w:rPr>
+          <w:bCs/>
           <w:b/>
+        </w:rPr>
+        <w:t xml:space="preserve">Figure 2</w:t>
+      </w:r>
+      <w:r>
+        <w:t xml:space="preserve">). These hits included the established Graves disease autoantigen</w:t>
+      </w:r>
+      <w:r>
+        <w:t xml:space="preserve"> </w:t>
+      </w:r>
+      <w:r>
+        <w:rPr>
+          <w:iCs/>
+          <w:i/>
+        </w:rPr>
+        <w:t xml:space="preserve">TSHR</w:t>
+      </w:r>
+      <w:r>
+        <w:t xml:space="preserve"> </w:t>
+      </w:r>
+      <w:r>
+        <w:t xml:space="preserve">and the known autoimmune locus</w:t>
+      </w:r>
+      <w:r>
+        <w:t xml:space="preserve"> </w:t>
+      </w:r>
+      <w:r>
+        <w:rPr>
+          <w:iCs/>
+          <w:i/>
+        </w:rPr>
+        <w:t xml:space="preserve">CTLA4</w:t>
+      </w:r>
+      <w:r>
+        <w:t xml:space="preserve">, both with strongly significant protective-direction estimates, together with additional loci that were carried forward for replication and colocalization-based filtering. The discovery volcano (</w:t>
+      </w:r>
+      <w:r>
+        <w:rPr>
           <w:bCs/>
+          <w:b/>
         </w:rPr>
         <w:t xml:space="preserve">Figure 2</w:t>
       </w:r>
       <w:r>
-        <w:t xml:space="preserve">). These hits included the established Graves disease autoantigen</w:t>
-      </w:r>
-      <w:r>
-        <w:t xml:space="preserve"> </w:t>
-      </w:r>
-      <w:r>
-        <w:rPr>
-          <w:i/>
-          <w:iCs/>
-        </w:rPr>
-        <w:t xml:space="preserve">TSHR</w:t>
-      </w:r>
-      <w:r>
-        <w:t xml:space="preserve"> </w:t>
-      </w:r>
-      <w:r>
-        <w:t xml:space="preserve">and the known autoimmune locus</w:t>
-      </w:r>
-      <w:r>
-        <w:t xml:space="preserve"> </w:t>
-      </w:r>
-      <w:r>
-        <w:rPr>
-          <w:i/>
-          <w:iCs/>
-        </w:rPr>
-        <w:t xml:space="preserve">CTLA4</w:t>
-      </w:r>
-      <w:r>
-        <w:t xml:space="preserve">, both with strongly significant protective-direction estimates, together with additional loci that were carried forward for replication and colocalization-based filtering. The discovery volcano (</w:t>
-      </w:r>
-      <w:r>
-        <w:rPr>
+        <w:t xml:space="preserve">) shows the distribution of BBJ MR effect estimates and the 13 Bonferroni-significant hits; full per-hit statistics, cross-outcome colocalization, and classification are provided in</w:t>
+      </w:r>
+      <w:r>
+        <w:t xml:space="preserve"> </w:t>
+      </w:r>
+      <w:r>
+        <w:rPr>
+          <w:bCs/>
           <w:b/>
+        </w:rPr>
+        <w:t xml:space="preserve">Table 3</w:t>
+      </w:r>
+      <w:r>
+        <w:t xml:space="preserve"> </w:t>
+      </w:r>
+      <w:r>
+        <w:t xml:space="preserve">(with extended detail in</w:t>
+      </w:r>
+      <w:r>
+        <w:t xml:space="preserve"> </w:t>
+      </w:r>
+      <w:r>
+        <w:rPr>
           <w:bCs/>
-        </w:rPr>
-        <w:t xml:space="preserve">Figure 2</w:t>
-      </w:r>
-      <w:r>
-        <w:t xml:space="preserve">) shows the distribution of BBJ MR effect estimates and the 13 Bonferroni-significant hits; full per-hit statistics, cross-outcome colocalization, and classification are provided in</w:t>
-      </w:r>
-      <w:r>
-        <w:t xml:space="preserve"> </w:t>
-      </w:r>
-      <w:r>
-        <w:rPr>
           <w:b/>
-          <w:bCs/>
-        </w:rPr>
-        <w:t xml:space="preserve">Table 3</w:t>
-      </w:r>
-      <w:r>
-        <w:t xml:space="preserve"> </w:t>
-      </w:r>
-      <w:r>
-        <w:t xml:space="preserve">(with extended detail in</w:t>
-      </w:r>
-      <w:r>
-        <w:t xml:space="preserve"> </w:t>
-      </w:r>
-      <w:r>
-        <w:rPr>
-          <w:b/>
-          <w:bCs/>
         </w:rPr>
         <w:t xml:space="preserve">Table S1</w:t>
       </w:r>
@@ -1415,8 +1415,8 @@
         <w:t xml:space="preserve">).</w:t>
       </w:r>
     </w:p>
-    <w:bookmarkEnd w:id="20"/>
-    <w:bookmarkStart w:id="21" w:name="Xd06e6820abe0d3ab443817f0f342bb6c6cf9bc3"/>
+    <w:bookmarkEnd w:id="31"/>
+    <w:bookmarkStart w:id="32" w:name="Xd06e6820abe0d3ab443817f0f342bb6c6cf9bc3"/>
     <w:p>
       <w:pPr>
         <w:pStyle w:val="Heading3"/>
@@ -1436,8 +1436,8 @@
       </w:r>
       <w:r>
         <w:rPr>
-          <w:i/>
-          <w:iCs/>
+          <w:iCs/>
+          <w:i/>
         </w:rPr>
         <w:t xml:space="preserve">TSHR</w:t>
       </w:r>
@@ -1452,8 +1452,8 @@
       </w:r>
       <w:r>
         <w:rPr>
-          <w:i/>
-          <w:iCs/>
+          <w:iCs/>
+          <w:i/>
         </w:rPr>
         <w:t xml:space="preserve">CTLA4</w:t>
       </w:r>
@@ -1462,8 +1462,8 @@
       </w:r>
       <w:r>
         <w:rPr>
-          <w:i/>
-          <w:iCs/>
+          <w:iCs/>
+          <w:i/>
         </w:rPr>
         <w:t xml:space="preserve">HSD3B7</w:t>
       </w:r>
@@ -1475,8 +1475,8 @@
       </w:r>
       <w:r>
         <w:rPr>
-          <w:i/>
-          <w:iCs/>
+          <w:iCs/>
+          <w:i/>
         </w:rPr>
         <w:t xml:space="preserve">VKORC1</w:t>
       </w:r>
@@ -1488,8 +1488,8 @@
       </w:r>
       <w:r>
         <w:rPr>
-          <w:i/>
-          <w:iCs/>
+          <w:iCs/>
+          <w:i/>
         </w:rPr>
         <w:t xml:space="preserve">PRSS36</w:t>
       </w:r>
@@ -1510,8 +1510,8 @@
       </w:r>
       <w:r>
         <w:rPr>
-          <w:i/>
-          <w:iCs/>
+          <w:iCs/>
+          <w:i/>
         </w:rPr>
         <w:t xml:space="preserve">TNFSF14</w:t>
       </w:r>
@@ -1526,8 +1526,8 @@
       </w:r>
       <w:r>
         <w:rPr>
-          <w:i/>
-          <w:iCs/>
+          <w:iCs/>
+          <w:i/>
         </w:rPr>
         <w:t xml:space="preserve">IFNGR1</w:t>
       </w:r>
@@ -1542,8 +1542,8 @@
       </w:r>
       <w:r>
         <w:rPr>
-          <w:i/>
-          <w:iCs/>
+          <w:iCs/>
+          <w:i/>
         </w:rPr>
         <w:t xml:space="preserve">cis</w:t>
       </w:r>
@@ -1555,8 +1555,8 @@
       </w:r>
       <w:r>
         <w:rPr>
-          <w:i/>
-          <w:iCs/>
+          <w:iCs/>
+          <w:i/>
         </w:rPr>
         <w:t xml:space="preserve">TNFSF14</w:t>
       </w:r>
@@ -1568,8 +1568,8 @@
       </w:r>
       <w:r>
         <w:rPr>
-          <w:i/>
-          <w:iCs/>
+          <w:iCs/>
+          <w:i/>
         </w:rPr>
         <w:t xml:space="preserve">P</w:t>
       </w:r>
@@ -1584,8 +1584,8 @@
       </w:r>
       <w:r>
         <w:rPr>
-          <w:i/>
-          <w:iCs/>
+          <w:iCs/>
+          <w:i/>
         </w:rPr>
         <w:t xml:space="preserve">MAPKAPK5</w:t>
       </w:r>
@@ -1615,8 +1615,8 @@
       </w:r>
       <w:r>
         <w:rPr>
+          <w:bCs/>
           <w:b/>
-          <w:bCs/>
         </w:rPr>
         <w:t xml:space="preserve">Table S8</w:t>
       </w:r>
@@ -1624,8 +1624,8 @@
         <w:t xml:space="preserve">). At the study-wide discovery threshold and 80% power, the median detectable odds ratio was approximately 2.55 per unit genetically proxied expression (interquartile range 1.71–5.18). Only 35.6% of genes had at least 80% power at OR 2.0 and 14.6% at OR 1.5. In the TED-enriched outcome at nominal significance, the median detectable OR was approximately 2.12. TSHR and CTLA4 exceeded their gene-specific discovery thresholds, but these calculations quantify MR association power, not power to pass colocalization or the combined filter. The absence of a qualifying novel candidate therefore cannot exclude other large or moderate effects.</w:t>
       </w:r>
     </w:p>
-    <w:bookmarkEnd w:id="21"/>
-    <w:bookmarkStart w:id="22" w:name="X3e3b2638da6e3ab8c932c509709916afd5b572e"/>
+    <w:bookmarkEnd w:id="32"/>
+    <w:bookmarkStart w:id="33" w:name="X3e3b2638da6e3ab8c932c509709916afd5b572e"/>
     <w:p>
       <w:pPr>
         <w:pStyle w:val="Heading3"/>
@@ -1648,8 +1648,8 @@
       </w:r>
       <w:r>
         <w:rPr>
-          <w:i/>
-          <w:iCs/>
+          <w:iCs/>
+          <w:i/>
         </w:rPr>
         <w:t xml:space="preserve">TSHR</w:t>
       </w:r>
@@ -1664,8 +1664,8 @@
       </w:r>
       <w:r>
         <w:rPr>
-          <w:i/>
-          <w:iCs/>
+          <w:iCs/>
+          <w:i/>
         </w:rPr>
         <w:t xml:space="preserve">TSHR</w:t>
       </w:r>
@@ -1674,8 +1674,8 @@
       </w:r>
       <w:r>
         <w:rPr>
-          <w:i/>
-          <w:iCs/>
+          <w:iCs/>
+          <w:i/>
         </w:rPr>
         <w:t xml:space="preserve">cis</w:t>
       </w:r>
@@ -1687,8 +1687,8 @@
       </w:r>
       <w:r>
         <w:rPr>
-          <w:i/>
-          <w:iCs/>
+          <w:iCs/>
+          <w:i/>
         </w:rPr>
         <w:t xml:space="preserve">P</w:t>
       </w:r>
@@ -1703,8 +1703,8 @@
       </w:r>
       <w:r>
         <w:rPr>
-          <w:i/>
-          <w:iCs/>
+          <w:iCs/>
+          <w:i/>
         </w:rPr>
         <w:t xml:space="preserve">P</w:t>
       </w:r>
@@ -1719,8 +1719,8 @@
       </w:r>
       <w:r>
         <w:rPr>
-          <w:i/>
-          <w:iCs/>
+          <w:iCs/>
+          <w:i/>
         </w:rPr>
         <w:t xml:space="preserve">P</w:t>
       </w:r>
@@ -1744,8 +1744,8 @@
       </w:r>
       <w:r>
         <w:rPr>
-          <w:i/>
-          <w:iCs/>
+          <w:iCs/>
+          <w:i/>
         </w:rPr>
         <w:t xml:space="preserve">TSHR</w:t>
       </w:r>
@@ -1760,8 +1760,8 @@
       </w:r>
       <w:r>
         <w:rPr>
-          <w:i/>
-          <w:iCs/>
+          <w:iCs/>
+          <w:i/>
         </w:rPr>
         <w:t xml:space="preserve">P</w:t>
       </w:r>
@@ -1776,8 +1776,8 @@
       </w:r>
       <w:r>
         <w:rPr>
-          <w:i/>
-          <w:iCs/>
+          <w:iCs/>
+          <w:i/>
         </w:rPr>
         <w:t xml:space="preserve">TSHR</w:t>
       </w:r>
@@ -1801,8 +1801,8 @@
       </w:r>
       <w:r>
         <w:rPr>
-          <w:i/>
-          <w:iCs/>
+          <w:iCs/>
+          <w:i/>
         </w:rPr>
         <w:t xml:space="preserve">TSHR</w:t>
       </w:r>
@@ -1817,8 +1817,8 @@
       </w:r>
       <w:r>
         <w:rPr>
-          <w:i/>
-          <w:iCs/>
+          <w:iCs/>
+          <w:i/>
         </w:rPr>
         <w:t xml:space="preserve">TSHR</w:t>
       </w:r>
@@ -1833,8 +1833,8 @@
       </w:r>
       <w:r>
         <w:rPr>
-          <w:i/>
-          <w:iCs/>
+          <w:iCs/>
+          <w:i/>
         </w:rPr>
         <w:t xml:space="preserve">TSHR</w:t>
       </w:r>
@@ -1845,8 +1845,8 @@
         <w:t xml:space="preserve">abundance in disease-state tissue is addressed in the Discussion.</w:t>
       </w:r>
     </w:p>
-    <w:bookmarkEnd w:id="22"/>
-    <w:bookmarkStart w:id="23" w:name="X6dee7cf910b544125566daa54a1d09f0b91dad3"/>
+    <w:bookmarkEnd w:id="33"/>
+    <w:bookmarkStart w:id="34" w:name="X6dee7cf910b544125566daa54a1d09f0b91dad3"/>
     <w:p>
       <w:pPr>
         <w:pStyle w:val="Heading3"/>
@@ -1869,8 +1869,8 @@
       </w:r>
       <w:r>
         <w:rPr>
-          <w:i/>
-          <w:iCs/>
+          <w:iCs/>
+          <w:i/>
         </w:rPr>
         <w:t xml:space="preserve">TSHR</w:t>
       </w:r>
@@ -1882,8 +1882,8 @@
       </w:r>
       <w:r>
         <w:rPr>
-          <w:i/>
-          <w:iCs/>
+          <w:iCs/>
+          <w:i/>
         </w:rPr>
         <w:t xml:space="preserve">IGF1R</w:t>
       </w:r>
@@ -1895,8 +1895,8 @@
       </w:r>
       <w:r>
         <w:rPr>
-          <w:i/>
-          <w:iCs/>
+          <w:iCs/>
+          <w:i/>
         </w:rPr>
         <w:t xml:space="preserve">IGF1R</w:t>
       </w:r>
@@ -1911,8 +1911,8 @@
       </w:r>
       <w:r>
         <w:rPr>
-          <w:i/>
-          <w:iCs/>
+          <w:iCs/>
+          <w:i/>
         </w:rPr>
         <w:t xml:space="preserve">cis</w:t>
       </w:r>
@@ -1924,8 +1924,8 @@
       </w:r>
       <w:r>
         <w:rPr>
-          <w:i/>
-          <w:iCs/>
+          <w:iCs/>
+          <w:i/>
         </w:rPr>
         <w:t xml:space="preserve">P</w:t>
       </w:r>
@@ -1940,8 +1940,8 @@
       </w:r>
       <w:r>
         <w:rPr>
-          <w:i/>
-          <w:iCs/>
+          <w:iCs/>
+          <w:i/>
         </w:rPr>
         <w:t xml:space="preserve">P</w:t>
       </w:r>
@@ -1956,8 +1956,8 @@
       </w:r>
       <w:r>
         <w:rPr>
-          <w:i/>
-          <w:iCs/>
+          <w:iCs/>
+          <w:i/>
         </w:rPr>
         <w:t xml:space="preserve">P</w:t>
       </w:r>
@@ -1972,8 +1972,8 @@
       </w:r>
       <w:r>
         <w:rPr>
-          <w:i/>
-          <w:iCs/>
+          <w:iCs/>
+          <w:i/>
         </w:rPr>
         <w:t xml:space="preserve">IGF1R</w:t>
       </w:r>
@@ -1985,8 +1985,8 @@
       </w:r>
       <w:r>
         <w:rPr>
-          <w:i/>
-          <w:iCs/>
+          <w:iCs/>
+          <w:i/>
         </w:rPr>
         <w:t xml:space="preserve">IGF1R</w:t>
       </w:r>
@@ -2010,8 +2010,8 @@
       </w:r>
       <w:r>
         <w:rPr>
-          <w:i/>
-          <w:iCs/>
+          <w:iCs/>
+          <w:i/>
         </w:rPr>
         <w:t xml:space="preserve">IGF1R</w:t>
       </w:r>
@@ -2026,8 +2026,8 @@
       </w:r>
       <w:r>
         <w:rPr>
-          <w:i/>
-          <w:iCs/>
+          <w:iCs/>
+          <w:i/>
         </w:rPr>
         <w:t xml:space="preserve">IGF1R</w:t>
       </w:r>
@@ -2051,8 +2051,8 @@
       </w:r>
       <w:r>
         <w:rPr>
-          <w:i/>
-          <w:iCs/>
+          <w:iCs/>
+          <w:i/>
         </w:rPr>
         <w:t xml:space="preserve">IGF1R</w:t>
       </w:r>
@@ -2060,15 +2060,15 @@
         <w:t xml:space="preserve"> </w:t>
       </w:r>
       <w:r>
-        <w:t xml:space="preserve">showed nominal positive-direction MR evidence without reaching the prespecified eQTL–GWAS colocalization threshold. This profile differs from the colocalized</w:t>
-      </w:r>
-      <w:r>
-        <w:t xml:space="preserve"> </w:t>
-      </w:r>
-      <w:r>
-        <w:rPr>
-          <w:i/>
-          <w:iCs/>
+        <w:t xml:space="preserve">showed nominal positive-direction MR evidence without reaching the eQTL–GWAS colocalization threshold (PP.H4 ≥ 0.80). This profile differs from the colocalized</w:t>
+      </w:r>
+      <w:r>
+        <w:t xml:space="preserve"> </w:t>
+      </w:r>
+      <w:r>
+        <w:rPr>
+          <w:iCs/>
+          <w:i/>
         </w:rPr>
         <w:t xml:space="preserve">TSHR</w:t>
       </w:r>
@@ -2079,8 +2079,8 @@
         <w:t xml:space="preserve">signal in the two Graves disease phenotypes. The interpretation of this profile—in particular its relationship to the established therapeutic role of IGF-1R blockade—is considered in the Discussion.</w:t>
       </w:r>
     </w:p>
-    <w:bookmarkEnd w:id="23"/>
-    <w:bookmarkStart w:id="24" w:name="Xea91494630e083bf2b9afeee02d0e5b1f5ff1a2"/>
+    <w:bookmarkEnd w:id="34"/>
+    <w:bookmarkStart w:id="35" w:name="Xea91494630e083bf2b9afeee02d0e5b1f5ff1a2"/>
     <w:p>
       <w:pPr>
         <w:pStyle w:val="Heading3"/>
@@ -2097,8 +2097,8 @@
       </w:pPr>
       <w:r>
         <w:rPr>
-          <w:i/>
-          <w:iCs/>
+          <w:iCs/>
+          <w:i/>
         </w:rPr>
         <w:t xml:space="preserve">CTLA4</w:t>
       </w:r>
@@ -2113,8 +2113,8 @@
       </w:r>
       <w:r>
         <w:rPr>
-          <w:i/>
-          <w:iCs/>
+          <w:iCs/>
+          <w:i/>
         </w:rPr>
         <w:t xml:space="preserve">CTLA4</w:t>
       </w:r>
@@ -2129,8 +2129,8 @@
       </w:r>
       <w:r>
         <w:rPr>
-          <w:i/>
-          <w:iCs/>
+          <w:iCs/>
+          <w:i/>
         </w:rPr>
         <w:t xml:space="preserve">P</w:t>
       </w:r>
@@ -2145,8 +2145,8 @@
       </w:r>
       <w:r>
         <w:rPr>
-          <w:i/>
-          <w:iCs/>
+          <w:iCs/>
+          <w:i/>
         </w:rPr>
         <w:t xml:space="preserve">P</w:t>
       </w:r>
@@ -2161,8 +2161,8 @@
       </w:r>
       <w:r>
         <w:rPr>
-          <w:i/>
-          <w:iCs/>
+          <w:iCs/>
+          <w:i/>
         </w:rPr>
         <w:t xml:space="preserve">P</w:t>
       </w:r>
@@ -2177,8 +2177,8 @@
       </w:r>
       <w:r>
         <w:rPr>
-          <w:i/>
-          <w:iCs/>
+          <w:iCs/>
+          <w:i/>
         </w:rPr>
         <w:t xml:space="preserve">CTLA4</w:t>
       </w:r>
@@ -2202,8 +2202,8 @@
       </w:r>
       <w:r>
         <w:rPr>
-          <w:i/>
-          <w:iCs/>
+          <w:iCs/>
+          <w:i/>
         </w:rPr>
         <w:t xml:space="preserve">CTLA4</w:t>
       </w:r>
@@ -2218,8 +2218,8 @@
       </w:r>
       <w:r>
         <w:rPr>
-          <w:i/>
-          <w:iCs/>
+          <w:iCs/>
+          <w:i/>
         </w:rPr>
         <w:t xml:space="preserve">CTLA4</w:t>
       </w:r>
@@ -2231,8 +2231,8 @@
       </w:r>
       <w:r>
         <w:rPr>
-          <w:i/>
-          <w:iCs/>
+          <w:iCs/>
+          <w:i/>
         </w:rPr>
         <w:t xml:space="preserve">CTLA4</w:t>
       </w:r>
@@ -2243,9 +2243,9 @@
         <w:t xml:space="preserve">abundance had a log2 fold-change of +1.58; no differential-expression inference is made.</w:t>
       </w:r>
     </w:p>
-    <w:bookmarkEnd w:id="24"/>
-    <w:bookmarkEnd w:id="25"/>
-    <w:bookmarkStart w:id="26" w:name="discussion"/>
+    <w:bookmarkEnd w:id="35"/>
+    <w:bookmarkEnd w:id="36"/>
+    <w:bookmarkStart w:id="37" w:name="discussion"/>
     <w:p>
       <w:pPr>
         <w:pStyle w:val="Heading2"/>
@@ -2268,8 +2268,8 @@
       </w:r>
       <w:r>
         <w:rPr>
-          <w:i/>
-          <w:iCs/>
+          <w:iCs/>
+          <w:i/>
         </w:rPr>
         <w:t xml:space="preserve">TSHR</w:t>
       </w:r>
@@ -2284,8 +2284,8 @@
       </w:r>
       <w:r>
         <w:rPr>
-          <w:i/>
-          <w:iCs/>
+          <w:iCs/>
+          <w:i/>
         </w:rPr>
         <w:t xml:space="preserve">IGF1R</w:t>
       </w:r>
@@ -2293,7 +2293,7 @@
         <w:t xml:space="preserve"> </w:t>
       </w:r>
       <w:r>
-        <w:t xml:space="preserve">showed nominal MR associations in BBJ and UKB, but its colocalization posteriors remained below the prespecified threshold in all three outcomes. No novel candidate met the combined discovery-plus-TED colocalization criterion. The contribution is a within-disease comparison of these genetic profiles; the analysis does not establish a pharmacologic mechanism or prove that a non-colocalized gene lacks a genetic role.</w:t>
+        <w:t xml:space="preserve">showed nominal MR associations in BBJ and UKB, but its colocalization posteriors remained below the colocalization threshold (PP.H4 ≥ 0.80) in all three outcomes. No novel candidate met the combined discovery-plus-TED colocalization criterion. The contribution is a within-disease comparison of these genetic profiles; the analysis does not establish a pharmacologic mechanism or prove that a non-colocalized gene lacks a genetic role.</w:t>
       </w:r>
     </w:p>
     <w:p>
@@ -2303,8 +2303,8 @@
       </w:pPr>
       <w:r>
         <w:rPr>
-          <w:i/>
-          <w:iCs/>
+          <w:iCs/>
+          <w:i/>
         </w:rPr>
         <w:t xml:space="preserve">TSHR</w:t>
       </w:r>
@@ -2328,8 +2328,8 @@
       </w:r>
       <w:r>
         <w:rPr>
-          <w:i/>
-          <w:iCs/>
+          <w:iCs/>
+          <w:i/>
         </w:rPr>
         <w:t xml:space="preserve">TSHR</w:t>
       </w:r>
@@ -2353,8 +2353,8 @@
       </w:r>
       <w:r>
         <w:rPr>
-          <w:i/>
-          <w:iCs/>
+          <w:iCs/>
+          <w:i/>
         </w:rPr>
         <w:t xml:space="preserve">IGF1R</w:t>
       </w:r>
@@ -2366,8 +2366,8 @@
       </w:r>
       <w:r>
         <w:rPr>
-          <w:i/>
-          <w:iCs/>
+          <w:iCs/>
+          <w:i/>
         </w:rPr>
         <w:t xml:space="preserve">IGF1R</w:t>
       </w:r>
@@ -2391,8 +2391,8 @@
       </w:r>
       <w:r>
         <w:rPr>
-          <w:i/>
-          <w:iCs/>
+          <w:iCs/>
+          <w:i/>
         </w:rPr>
         <w:t xml:space="preserve">TSHR</w:t>
       </w:r>
@@ -2407,8 +2407,8 @@
       </w:r>
       <w:r>
         <w:rPr>
-          <w:i/>
-          <w:iCs/>
+          <w:iCs/>
+          <w:i/>
         </w:rPr>
         <w:t xml:space="preserve">IGF1R</w:t>
       </w:r>
@@ -2432,8 +2432,8 @@
       </w:r>
       <w:r>
         <w:rPr>
-          <w:i/>
-          <w:iCs/>
+          <w:iCs/>
+          <w:i/>
         </w:rPr>
         <w:t xml:space="preserve">TNFSF14</w:t>
       </w:r>
@@ -2448,8 +2448,8 @@
       </w:r>
       <w:r>
         <w:rPr>
-          <w:i/>
-          <w:iCs/>
+          <w:iCs/>
+          <w:i/>
         </w:rPr>
         <w:t xml:space="preserve">IFNGR1</w:t>
       </w:r>
@@ -2464,8 +2464,8 @@
       </w:r>
       <w:r>
         <w:rPr>
-          <w:i/>
-          <w:iCs/>
+          <w:iCs/>
+          <w:i/>
         </w:rPr>
         <w:t xml:space="preserve">TNFSF14</w:t>
       </w:r>
@@ -2489,8 +2489,8 @@
       </w:r>
       <w:r>
         <w:rPr>
-          <w:i/>
-          <w:iCs/>
+          <w:iCs/>
+          <w:i/>
         </w:rPr>
         <w:t xml:space="preserve">cis</w:t>
       </w:r>
@@ -2502,8 +2502,8 @@
       </w:r>
       <w:r>
         <w:rPr>
-          <w:i/>
-          <w:iCs/>
+          <w:iCs/>
+          <w:i/>
         </w:rPr>
         <w:t xml:space="preserve">P</w:t>
       </w:r>
@@ -2527,8 +2527,8 @@
       </w:r>
       <w:r>
         <w:rPr>
-          <w:i/>
-          <w:iCs/>
+          <w:iCs/>
+          <w:i/>
         </w:rPr>
         <w:t xml:space="preserve">TSHR</w:t>
       </w:r>
@@ -2552,8 +2552,8 @@
       </w:r>
       <w:r>
         <w:rPr>
-          <w:i/>
-          <w:iCs/>
+          <w:iCs/>
+          <w:i/>
         </w:rPr>
         <w:t xml:space="preserve">TSHR</w:t>
       </w:r>
@@ -2568,8 +2568,8 @@
       </w:r>
       <w:r>
         <w:rPr>
-          <w:i/>
-          <w:iCs/>
+          <w:iCs/>
+          <w:i/>
         </w:rPr>
         <w:t xml:space="preserve">CTLA4</w:t>
       </w:r>
@@ -2584,8 +2584,8 @@
       </w:r>
       <w:r>
         <w:rPr>
-          <w:i/>
-          <w:iCs/>
+          <w:iCs/>
+          <w:i/>
         </w:rPr>
         <w:t xml:space="preserve">TSHR</w:t>
       </w:r>
@@ -2609,8 +2609,8 @@
       </w:r>
       <w:r>
         <w:rPr>
-          <w:i/>
-          <w:iCs/>
+          <w:iCs/>
+          <w:i/>
         </w:rPr>
         <w:t xml:space="preserve">CTLA4</w:t>
       </w:r>
@@ -2634,8 +2634,8 @@
       </w:r>
       <w:r>
         <w:rPr>
-          <w:i/>
-          <w:iCs/>
+          <w:iCs/>
+          <w:i/>
         </w:rPr>
         <w:t xml:space="preserve">TSHR</w:t>
       </w:r>
@@ -2650,8 +2650,8 @@
       </w:r>
       <w:r>
         <w:rPr>
-          <w:i/>
-          <w:iCs/>
+          <w:iCs/>
+          <w:i/>
         </w:rPr>
         <w:t xml:space="preserve">IGF1R</w:t>
       </w:r>
@@ -2662,8 +2662,8 @@
         <w:t xml:space="preserve">showed nominal MR associations without meeting the shared-variant threshold. The contrast can inform interpretation of genetic target prioritization alongside established therapeutic evidence, while leaving the tissue-specific mechanism, modest genetic effects and TED-specific liability unresolved.</w:t>
       </w:r>
     </w:p>
-    <w:bookmarkEnd w:id="26"/>
-    <w:bookmarkStart w:id="27" w:name="declarations"/>
+    <w:bookmarkEnd w:id="37"/>
+    <w:bookmarkStart w:id="38" w:name="declarations"/>
     <w:p>
       <w:pPr>
         <w:pStyle w:val="Heading2"/>
@@ -2680,8 +2680,8 @@
       </w:pPr>
       <w:r>
         <w:rPr>
+          <w:bCs/>
           <w:b/>
-          <w:bCs/>
         </w:rPr>
         <w:t xml:space="preserve">Funding.</w:t>
       </w:r>
@@ -2699,8 +2699,8 @@
       </w:pPr>
       <w:r>
         <w:rPr>
+          <w:bCs/>
           <w:b/>
-          <w:bCs/>
         </w:rPr>
         <w:t xml:space="preserve">Conflict of interest.</w:t>
       </w:r>
@@ -2718,8 +2718,8 @@
       </w:pPr>
       <w:r>
         <w:rPr>
+          <w:bCs/>
           <w:b/>
-          <w:bCs/>
         </w:rPr>
         <w:t xml:space="preserve">Ethics approval.</w:t>
       </w:r>
@@ -2737,8 +2737,8 @@
       </w:pPr>
       <w:r>
         <w:rPr>
+          <w:bCs/>
           <w:b/>
-          <w:bCs/>
         </w:rPr>
         <w:t xml:space="preserve">Informed consent.</w:t>
       </w:r>
@@ -2756,8 +2756,8 @@
       </w:pPr>
       <w:r>
         <w:rPr>
+          <w:bCs/>
           <w:b/>
-          <w:bCs/>
         </w:rPr>
         <w:t xml:space="preserve">Data availability.</w:t>
       </w:r>
@@ -2772,8 +2772,8 @@
       </w:r>
       <w:r>
         <w:rPr>
-          <w:i/>
-          <w:iCs/>
+          <w:iCs/>
+          <w:i/>
         </w:rPr>
         <w:t xml:space="preserve">cis</w:t>
       </w:r>
@@ -2788,8 +2788,8 @@
       </w:pPr>
       <w:r>
         <w:rPr>
+          <w:bCs/>
           <w:b/>
-          <w:bCs/>
         </w:rPr>
         <w:t xml:space="preserve">Author contributions.</w:t>
       </w:r>
@@ -2807,39 +2807,20 @@
       </w:pPr>
       <w:r>
         <w:rPr>
+          <w:bCs/>
           <w:b/>
-          <w:bCs/>
-        </w:rPr>
-        <w:t xml:space="preserve">Use of AI-assisted tools.</w:t>
-      </w:r>
-      <w:r>
-        <w:t xml:space="preserve"> </w:t>
-      </w:r>
-      <w:r>
-        <w:t xml:space="preserve">OpenAI Codex assisted with manuscript editing, code preparation, numerical consistency checks, figure rebuilding and document formatting. Scientific interpretation and responsibility for the submitted work remain with the authors.</w:t>
+        </w:rPr>
+        <w:t xml:space="preserve">Acknowledgements.</w:t>
+      </w:r>
+      <w:r>
+        <w:t xml:space="preserve"> </w:t>
+      </w:r>
+      <w:r>
+        <w:t xml:space="preserve">We thank the eQTLGen Consortium, Biobank Japan, the UK Biobank, and the FinnGen study and its participants for making their summary statistics publicly available. We acknowledge the GWAS Catalog for hosting and distributing the genome-wide association summary statistics used as outcome data.</w:t>
       </w:r>
     </w:p>
-    <w:p>
-      <w:pPr>
-        <w:pStyle w:val="BodyText"/>
-        <w:widowControl/>
-      </w:pPr>
-      <w:r>
-        <w:rPr>
-          <w:b/>
-          <w:bCs/>
-        </w:rPr>
-        <w:t xml:space="preserve">Acknowledgements.</w:t>
-      </w:r>
-      <w:r>
-        <w:t xml:space="preserve"> </w:t>
-      </w:r>
-      <w:r>
-        <w:t xml:space="preserve">We thank the eQTLGen Consortium, Biobank Japan, the UK Biobank, and the FinnGen study and its participants for making their summary statistics publicly available. We acknowledge the GWAS Catalog for hosting and distributing the genome-wide association summary statistics used as outcome data.</w:t>
-      </w:r>
-    </w:p>
-    <w:bookmarkEnd w:id="27"/>
-    <w:bookmarkStart w:id="28" w:name="references"/>
+    <w:bookmarkEnd w:id="38"/>
+    <w:bookmarkStart w:id="39" w:name="references"/>
     <w:p>
       <w:pPr>
         <w:pStyle w:val="Heading2"/>
@@ -3162,8 +3143,8 @@
         <w:t xml:space="preserve">Nelson MR, Tipney H, Painter JL, Shen J, Nicoletti P, Shen Y, Floratos A, Sham PC, Li MJ, Wang J, et al. The support of human genetic evidence for approved drug indications. Nat Genet. 2015;47:856-860. doi:10.1038/ng.3314.</w:t>
       </w:r>
     </w:p>
-    <w:bookmarkEnd w:id="28"/>
-    <w:bookmarkStart w:id="29" w:name="figure-legends"/>
+    <w:bookmarkEnd w:id="39"/>
+    <w:bookmarkStart w:id="40" w:name="figure-legends"/>
     <w:p>
       <w:pPr>
         <w:pStyle w:val="Heading2"/>
@@ -3181,113 +3162,113 @@
       </w:pPr>
       <w:r>
         <w:rPr>
+          <w:bCs/>
           <w:b/>
+        </w:rPr>
+        <w:t xml:space="preserve">Figure 1. Study flow and the</w:t>
+      </w:r>
+      <w:r>
+        <w:rPr>
           <w:bCs/>
-        </w:rPr>
-        <w:t xml:space="preserve">Figure 1. Study flow and the</w:t>
-      </w:r>
-      <w:r>
-        <w:rPr>
           <w:b/>
+        </w:rPr>
+        <w:t xml:space="preserve"> </w:t>
+      </w:r>
+      <w:r>
+        <w:rPr>
+          <w:iCs/>
+          <w:i/>
           <w:bCs/>
-        </w:rPr>
-        <w:t xml:space="preserve"> </w:t>
-      </w:r>
-      <w:r>
-        <w:rPr>
           <w:b/>
+        </w:rPr>
+        <w:t xml:space="preserve">TSHR</w:t>
+      </w:r>
+      <w:r>
+        <w:rPr>
           <w:bCs/>
-          <w:i/>
-          <w:iCs/>
+          <w:b/>
+        </w:rPr>
+        <w:t xml:space="preserve">–</w:t>
+      </w:r>
+      <w:r>
+        <w:rPr>
+          <w:iCs/>
+          <w:i/>
+          <w:bCs/>
+          <w:b/>
+        </w:rPr>
+        <w:t xml:space="preserve">IGF1R</w:t>
+      </w:r>
+      <w:r>
+        <w:rPr>
+          <w:bCs/>
+          <w:b/>
+        </w:rPr>
+        <w:t xml:space="preserve"> </w:t>
+      </w:r>
+      <w:r>
+        <w:rPr>
+          <w:bCs/>
+          <w:b/>
+        </w:rPr>
+        <w:t xml:space="preserve">comparison.</w:t>
+      </w:r>
+      <w:r>
+        <w:t xml:space="preserve"> </w:t>
+      </w:r>
+      <w:r>
+        <w:rPr>
+          <w:bCs/>
+          <w:b/>
+        </w:rPr>
+        <w:t xml:space="preserve">(a)</w:t>
+      </w:r>
+      <w:r>
+        <w:t xml:space="preserve"> </w:t>
+      </w:r>
+      <w:r>
+        <w:t xml:space="preserve">Attrition from the druggable genome [16] to the thirteen genes reaching the study-wide Bonferroni threshold (</w:t>
+      </w:r>
+      <w:r>
+        <w:rPr>
+          <w:iCs/>
+          <w:i/>
+        </w:rPr>
+        <w:t xml:space="preserve">P</w:t>
+      </w:r>
+      <w:r>
+        <w:t xml:space="preserve"> </w:t>
+      </w:r>
+      <w:r>
+        <w:t xml:space="preserve">&lt; 1.965 × 10⁻⁵), with exclusions at each step and the resolution of the thirteen at right. No novel candidate met the colocalization criterion.</w:t>
+      </w:r>
+      <w:r>
+        <w:t xml:space="preserve"> </w:t>
+      </w:r>
+      <w:r>
+        <w:rPr>
+          <w:bCs/>
+          <w:b/>
+        </w:rPr>
+        <w:t xml:space="preserve">(b)</w:t>
+      </w:r>
+      <w:r>
+        <w:t xml:space="preserve"> </w:t>
+      </w:r>
+      <w:r>
+        <w:t xml:space="preserve">Discovery MR estimates and colocalization posteriors for the two backbone receptors.</w:t>
+      </w:r>
+      <w:r>
+        <w:t xml:space="preserve"> </w:t>
+      </w:r>
+      <w:r>
+        <w:rPr>
+          <w:iCs/>
+          <w:i/>
         </w:rPr>
         <w:t xml:space="preserve">TSHR</w:t>
       </w:r>
       <w:r>
-        <w:rPr>
-          <w:b/>
-          <w:bCs/>
-        </w:rPr>
-        <w:t xml:space="preserve">–</w:t>
-      </w:r>
-      <w:r>
-        <w:rPr>
-          <w:b/>
-          <w:bCs/>
-          <w:i/>
-          <w:iCs/>
-        </w:rPr>
-        <w:t xml:space="preserve">IGF1R</w:t>
-      </w:r>
-      <w:r>
-        <w:rPr>
-          <w:b/>
-          <w:bCs/>
-        </w:rPr>
-        <w:t xml:space="preserve"> </w:t>
-      </w:r>
-      <w:r>
-        <w:rPr>
-          <w:b/>
-          <w:bCs/>
-        </w:rPr>
-        <w:t xml:space="preserve">comparison.</w:t>
-      </w:r>
-      <w:r>
-        <w:t xml:space="preserve"> </w:t>
-      </w:r>
-      <w:r>
-        <w:rPr>
-          <w:b/>
-          <w:bCs/>
-        </w:rPr>
-        <w:t xml:space="preserve">(a)</w:t>
-      </w:r>
-      <w:r>
-        <w:t xml:space="preserve"> </w:t>
-      </w:r>
-      <w:r>
-        <w:t xml:space="preserve">Attrition from the druggable genome [16] to the thirteen genes reaching the study-wide Bonferroni threshold (</w:t>
-      </w:r>
-      <w:r>
-        <w:rPr>
-          <w:i/>
-          <w:iCs/>
-        </w:rPr>
-        <w:t xml:space="preserve">P</w:t>
-      </w:r>
-      <w:r>
-        <w:t xml:space="preserve"> </w:t>
-      </w:r>
-      <w:r>
-        <w:t xml:space="preserve">&lt; 1.965 × 10⁻⁵), with exclusions at each step and the resolution of the thirteen at right. No novel candidate met the colocalization criterion.</w:t>
-      </w:r>
-      <w:r>
-        <w:t xml:space="preserve"> </w:t>
-      </w:r>
-      <w:r>
-        <w:rPr>
-          <w:b/>
-          <w:bCs/>
-        </w:rPr>
-        <w:t xml:space="preserve">(b)</w:t>
-      </w:r>
-      <w:r>
-        <w:t xml:space="preserve"> </w:t>
-      </w:r>
-      <w:r>
-        <w:t xml:space="preserve">Discovery MR estimates and colocalization posteriors for the two backbone receptors.</w:t>
-      </w:r>
-      <w:r>
-        <w:t xml:space="preserve"> </w:t>
-      </w:r>
-      <w:r>
-        <w:rPr>
-          <w:i/>
-          <w:iCs/>
-        </w:rPr>
-        <w:t xml:space="preserve">TSHR</w:t>
-      </w:r>
-      <w:r>
         <w:t xml:space="preserve"> </w:t>
       </w:r>
       <w:r>
@@ -3298,8 +3279,8 @@
       </w:r>
       <w:r>
         <w:rPr>
-          <w:i/>
-          <w:iCs/>
+          <w:iCs/>
+          <w:i/>
         </w:rPr>
         <w:t xml:space="preserve">IGF1R</w:t>
       </w:r>
@@ -3317,34 +3298,34 @@
       </w:pPr>
       <w:r>
         <w:rPr>
+          <w:bCs/>
           <w:b/>
+        </w:rPr>
+        <w:t xml:space="preserve">Figure 2. Discovery Mendelian randomization across the druggable genome.</w:t>
+      </w:r>
+      <w:r>
+        <w:t xml:space="preserve"> </w:t>
+      </w:r>
+      <w:r>
+        <w:rPr>
           <w:bCs/>
-        </w:rPr>
-        <w:t xml:space="preserve">Figure 2. Discovery Mendelian randomization across the druggable genome.</w:t>
-      </w:r>
-      <w:r>
-        <w:t xml:space="preserve"> </w:t>
-      </w:r>
-      <w:r>
-        <w:rPr>
           <w:b/>
+        </w:rPr>
+        <w:t xml:space="preserve">(A)</w:t>
+      </w:r>
+      <w:r>
+        <w:t xml:space="preserve"> </w:t>
+      </w:r>
+      <w:r>
+        <w:t xml:space="preserve">All estimable genes.</w:t>
+      </w:r>
+      <w:r>
+        <w:t xml:space="preserve"> </w:t>
+      </w:r>
+      <w:r>
+        <w:rPr>
           <w:bCs/>
-        </w:rPr>
-        <w:t xml:space="preserve">(A)</w:t>
-      </w:r>
-      <w:r>
-        <w:t xml:space="preserve"> </w:t>
-      </w:r>
-      <w:r>
-        <w:t xml:space="preserve">All estimable genes.</w:t>
-      </w:r>
-      <w:r>
-        <w:t xml:space="preserve"> </w:t>
-      </w:r>
-      <w:r>
-        <w:rPr>
           <w:b/>
-          <w:bCs/>
         </w:rPr>
         <w:t xml:space="preserve">(B)</w:t>
       </w:r>
@@ -3359,8 +3340,8 @@
       </w:r>
       <w:r>
         <w:rPr>
-          <w:i/>
-          <w:iCs/>
+          <w:iCs/>
+          <w:i/>
         </w:rPr>
         <w:t xml:space="preserve">Cis</w:t>
       </w:r>
@@ -3369,8 +3350,8 @@
       </w:r>
       <w:r>
         <w:rPr>
-          <w:i/>
-          <w:iCs/>
+          <w:iCs/>
+          <w:i/>
         </w:rPr>
         <w:t xml:space="preserve">P</w:t>
       </w:r>
@@ -3385,8 +3366,8 @@
       </w:r>
       <w:r>
         <w:rPr>
-          <w:i/>
-          <w:iCs/>
+          <w:iCs/>
+          <w:i/>
         </w:rPr>
         <w:t xml:space="preserve">TSHR</w:t>
       </w:r>
@@ -3401,8 +3382,8 @@
       </w:r>
       <w:r>
         <w:rPr>
-          <w:i/>
-          <w:iCs/>
+          <w:iCs/>
+          <w:i/>
         </w:rPr>
         <w:t xml:space="preserve">CTLA4</w:t>
       </w:r>
@@ -3417,8 +3398,8 @@
       </w:r>
       <w:r>
         <w:rPr>
-          <w:i/>
-          <w:iCs/>
+          <w:iCs/>
+          <w:i/>
         </w:rPr>
         <w:t xml:space="preserve">IGF1R</w:t>
       </w:r>
@@ -3436,82 +3417,82 @@
       </w:pPr>
       <w:r>
         <w:rPr>
+          <w:bCs/>
           <w:b/>
+        </w:rPr>
+        <w:t xml:space="preserve">Figure 3. Colocalization and MR estimates for the backbone genes.</w:t>
+      </w:r>
+      <w:r>
+        <w:t xml:space="preserve"> </w:t>
+      </w:r>
+      <w:r>
+        <w:rPr>
           <w:bCs/>
-        </w:rPr>
-        <w:t xml:space="preserve">Figure 3. Colocalization and MR estimates for the backbone genes.</w:t>
-      </w:r>
-      <w:r>
-        <w:t xml:space="preserve"> </w:t>
-      </w:r>
-      <w:r>
-        <w:rPr>
           <w:b/>
+        </w:rPr>
+        <w:t xml:space="preserve">(A)</w:t>
+      </w:r>
+      <w:r>
+        <w:t xml:space="preserve"> </w:t>
+      </w:r>
+      <w:r>
+        <w:t xml:space="preserve">Shared-variant posterior probabilities (PP.H4) against each outcome, computed from outcome beta/varbeta and exposure beta/varbeta reconstructed using European frequencies (sdY = 1). Numerical values are printed beside the points and the dashed line marks 0.80.</w:t>
+      </w:r>
+      <w:r>
+        <w:t xml:space="preserve"> </w:t>
+      </w:r>
+      <w:r>
+        <w:rPr>
+          <w:iCs/>
+          <w:i/>
+        </w:rPr>
+        <w:t xml:space="preserve">TSHR</w:t>
+      </w:r>
+      <w:r>
+        <w:t xml:space="preserve"> </w:t>
+      </w:r>
+      <w:r>
+        <w:t xml:space="preserve">colocalizes in both Graves disease phenotypes but not in UKB hyperthyroidism, where distinct variants are favoured.</w:t>
+      </w:r>
+      <w:r>
+        <w:t xml:space="preserve"> </w:t>
+      </w:r>
+      <w:r>
+        <w:rPr>
+          <w:iCs/>
+          <w:i/>
+        </w:rPr>
+        <w:t xml:space="preserve">IGF1R</w:t>
+      </w:r>
+      <w:r>
+        <w:t xml:space="preserve"> </w:t>
+      </w:r>
+      <w:r>
+        <w:t xml:space="preserve">reaches the threshold in no outcome;</w:t>
+      </w:r>
+      <w:r>
+        <w:t xml:space="preserve"> </w:t>
+      </w:r>
+      <w:r>
+        <w:rPr>
+          <w:iCs/>
+          <w:i/>
+        </w:rPr>
+        <w:t xml:space="preserve">CTLA4</w:t>
+      </w:r>
+      <w:r>
+        <w:t xml:space="preserve"> </w:t>
+      </w:r>
+      <w:r>
+        <w:t xml:space="preserve">colocalizes in both European outcomes. Default prior p12 = 10⁻⁵; sensitivity in Table S9.</w:t>
+      </w:r>
+      <w:r>
+        <w:t xml:space="preserve"> </w:t>
+      </w:r>
+      <w:r>
+        <w:rPr>
           <w:bCs/>
-        </w:rPr>
-        <w:t xml:space="preserve">(A)</w:t>
-      </w:r>
-      <w:r>
-        <w:t xml:space="preserve"> </w:t>
-      </w:r>
-      <w:r>
-        <w:t xml:space="preserve">Shared-variant posterior probabilities (PP.H4) against each outcome, computed from outcome beta/varbeta and exposure beta/varbeta reconstructed using European frequencies (sdY = 1). Numerical values are printed beside the points and the dashed line marks 0.80.</w:t>
-      </w:r>
-      <w:r>
-        <w:t xml:space="preserve"> </w:t>
-      </w:r>
-      <w:r>
-        <w:rPr>
-          <w:i/>
-          <w:iCs/>
-        </w:rPr>
-        <w:t xml:space="preserve">TSHR</w:t>
-      </w:r>
-      <w:r>
-        <w:t xml:space="preserve"> </w:t>
-      </w:r>
-      <w:r>
-        <w:t xml:space="preserve">colocalizes in both Graves disease phenotypes but not in UKB hyperthyroidism, where distinct variants are favoured.</w:t>
-      </w:r>
-      <w:r>
-        <w:t xml:space="preserve"> </w:t>
-      </w:r>
-      <w:r>
-        <w:rPr>
-          <w:i/>
-          <w:iCs/>
-        </w:rPr>
-        <w:t xml:space="preserve">IGF1R</w:t>
-      </w:r>
-      <w:r>
-        <w:t xml:space="preserve"> </w:t>
-      </w:r>
-      <w:r>
-        <w:t xml:space="preserve">reaches the threshold in no outcome;</w:t>
-      </w:r>
-      <w:r>
-        <w:t xml:space="preserve"> </w:t>
-      </w:r>
-      <w:r>
-        <w:rPr>
-          <w:i/>
-          <w:iCs/>
-        </w:rPr>
-        <w:t xml:space="preserve">CTLA4</w:t>
-      </w:r>
-      <w:r>
-        <w:t xml:space="preserve"> </w:t>
-      </w:r>
-      <w:r>
-        <w:t xml:space="preserve">colocalizes in both European outcomes. Default prior p12 = 10⁻⁵; sensitivity in Table S9.</w:t>
-      </w:r>
-      <w:r>
-        <w:t xml:space="preserve"> </w:t>
-      </w:r>
-      <w:r>
-        <w:rPr>
           <w:b/>
-          <w:bCs/>
         </w:rPr>
         <w:t xml:space="preserve">(B)</w:t>
       </w:r>
@@ -3526,8 +3507,8 @@
       </w:r>
       <w:r>
         <w:rPr>
-          <w:i/>
-          <w:iCs/>
+          <w:iCs/>
+          <w:i/>
         </w:rPr>
         <w:t xml:space="preserve">P</w:t>
       </w:r>
@@ -3538,17 +3519,14 @@
         <w:t xml:space="preserve">values.</w:t>
       </w:r>
     </w:p>
-    <w:bookmarkEnd w:id="29"/>
-    <w:bookmarkStart w:id="30" w:name="tables"/>
+    <w:bookmarkEnd w:id="40"/>
+    <w:bookmarkStart w:id="41" w:name="tables"/>
     <w:p>
       <w:pPr>
         <w:sectPr>
           <w:footerReference w:type="default" r:id="rId9"/>
           <w:footerReference w:type="first" r:id="rId10"/>
           <w:footerReference w:type="even" r:id="rId11"/>
-          <w:footnotePr>
-            <w:numRestart w:val="eachSect"/>
-          </w:footnotePr>
           <w:type w:val="nextPage"/>
           <w:pgSz w:w="11908" w:h="16833"/>
           <w:pgMar w:left="1368" w:right="1368" w:top="1152" w:bottom="1152" w:header="432" w:footer="432"/>
@@ -3565,8 +3543,8 @@
       </w:pPr>
       <w:r>
         <w:rPr>
+          <w:bCs/>
           <w:b/>
-          <w:bCs/>
           <w:sz w:val="20"/>
         </w:rPr>
         <w:t xml:space="preserve">Table 1. Study design and data sources.</w:t>
@@ -3610,6 +3588,7 @@
             <w:pPr>
               <w:keepNext w:val="0"/>
               <w:spacing w:line="240" w:lineRule="auto" w:before="0" w:after="0"/>
+              <w:jc w:val="left"/>
             </w:pPr>
             <w:r>
               <w:rPr>
@@ -3637,6 +3616,7 @@
             <w:pPr>
               <w:keepNext w:val="0"/>
               <w:spacing w:line="240" w:lineRule="auto" w:before="0" w:after="0"/>
+              <w:jc w:val="left"/>
             </w:pPr>
             <w:r>
               <w:rPr>
@@ -3664,6 +3644,7 @@
             <w:pPr>
               <w:keepNext w:val="0"/>
               <w:spacing w:line="240" w:lineRule="auto" w:before="0" w:after="0"/>
+              <w:jc w:val="left"/>
             </w:pPr>
             <w:r>
               <w:rPr>
@@ -3691,6 +3672,7 @@
             <w:pPr>
               <w:keepNext w:val="0"/>
               <w:spacing w:line="240" w:lineRule="auto" w:before="0" w:after="0"/>
+              <w:jc w:val="left"/>
             </w:pPr>
             <w:r>
               <w:rPr>
@@ -3718,6 +3700,7 @@
             <w:pPr>
               <w:keepNext w:val="0"/>
               <w:spacing w:line="240" w:lineRule="auto" w:before="0" w:after="0"/>
+              <w:jc w:val="left"/>
             </w:pPr>
             <w:r>
               <w:rPr>
@@ -3745,6 +3728,7 @@
             <w:pPr>
               <w:keepNext w:val="0"/>
               <w:spacing w:line="240" w:lineRule="auto" w:before="0" w:after="0"/>
+              <w:jc w:val="left"/>
             </w:pPr>
             <w:r>
               <w:rPr>
@@ -3772,6 +3756,7 @@
             <w:pPr>
               <w:keepNext w:val="0"/>
               <w:spacing w:line="240" w:lineRule="auto" w:before="0" w:after="0"/>
+              <w:jc w:val="left"/>
             </w:pPr>
             <w:r>
               <w:rPr>
@@ -3791,10 +3776,10 @@
             </w:r>
             <w:r>
               <w:rPr>
+                <w:iCs/>
                 <w:rFonts w:ascii="Times New Roman" w:hAnsi="Times New Roman"/>
                 <w:b/>
                 <w:i/>
-                <w:iCs/>
                 <w:sz w:val="19"/>
               </w:rPr>
               <w:t xml:space="preserve">N</w:t>
@@ -3817,6 +3802,7 @@
             <w:pPr>
               <w:keepNext w:val="0"/>
               <w:spacing w:line="240" w:lineRule="auto" w:before="0" w:after="0"/>
+              <w:jc w:val="left"/>
             </w:pPr>
             <w:r>
               <w:rPr>
@@ -3848,6 +3834,7 @@
             <w:pPr>
               <w:keepNext w:val="0"/>
               <w:spacing w:line="240" w:lineRule="auto" w:before="0" w:after="0"/>
+              <w:jc w:val="left"/>
             </w:pPr>
             <w:r>
               <w:rPr>
@@ -3865,9 +3852,9 @@
             </w:r>
             <w:r>
               <w:rPr>
+                <w:iCs/>
                 <w:rFonts w:ascii="Times New Roman" w:hAnsi="Times New Roman"/>
                 <w:i/>
-                <w:iCs/>
                 <w:sz w:val="19"/>
               </w:rPr>
               <w:t xml:space="preserve">cis</w:t>
@@ -3896,6 +3883,7 @@
             <w:pPr>
               <w:keepNext w:val="0"/>
               <w:spacing w:line="240" w:lineRule="auto" w:before="0" w:after="0"/>
+              <w:jc w:val="left"/>
             </w:pPr>
             <w:r>
               <w:rPr>
@@ -3921,6 +3909,7 @@
             <w:pPr>
               <w:keepNext w:val="0"/>
               <w:spacing w:line="240" w:lineRule="auto" w:before="0" w:after="0"/>
+              <w:jc w:val="left"/>
             </w:pPr>
             <w:r>
               <w:rPr>
@@ -3946,6 +3935,7 @@
             <w:pPr>
               <w:keepNext w:val="0"/>
               <w:spacing w:line="240" w:lineRule="auto" w:before="0" w:after="0"/>
+              <w:jc w:val="left"/>
             </w:pPr>
             <w:r>
               <w:rPr>
@@ -3971,6 +3961,7 @@
             <w:pPr>
               <w:keepNext w:val="0"/>
               <w:spacing w:line="240" w:lineRule="auto" w:before="0" w:after="0"/>
+              <w:jc w:val="left"/>
             </w:pPr>
             <w:r>
               <w:rPr>
@@ -3996,6 +3987,7 @@
             <w:pPr>
               <w:keepNext w:val="0"/>
               <w:spacing w:line="240" w:lineRule="auto" w:before="0" w:after="0"/>
+              <w:jc w:val="left"/>
             </w:pPr>
             <w:r>
               <w:rPr>
@@ -4021,6 +4013,7 @@
             <w:pPr>
               <w:keepNext w:val="0"/>
               <w:spacing w:line="240" w:lineRule="auto" w:before="0" w:after="0"/>
+              <w:jc w:val="left"/>
             </w:pPr>
             <w:r>
               <w:rPr>
@@ -4046,6 +4039,7 @@
             <w:pPr>
               <w:keepNext w:val="0"/>
               <w:spacing w:line="240" w:lineRule="auto" w:before="0" w:after="0"/>
+              <w:jc w:val="left"/>
             </w:pPr>
             <w:r>
               <w:rPr>
@@ -4076,6 +4070,7 @@
             <w:pPr>
               <w:keepNext w:val="0"/>
               <w:spacing w:line="240" w:lineRule="auto" w:before="0" w:after="0"/>
+              <w:jc w:val="left"/>
             </w:pPr>
             <w:r>
               <w:rPr>
@@ -4101,6 +4096,7 @@
             <w:pPr>
               <w:keepNext w:val="0"/>
               <w:spacing w:line="240" w:lineRule="auto" w:before="0" w:after="0"/>
+              <w:jc w:val="left"/>
             </w:pPr>
             <w:r>
               <w:rPr>
@@ -4126,6 +4122,7 @@
             <w:pPr>
               <w:keepNext w:val="0"/>
               <w:spacing w:line="240" w:lineRule="auto" w:before="0" w:after="0"/>
+              <w:jc w:val="left"/>
             </w:pPr>
             <w:r>
               <w:rPr>
@@ -4151,6 +4148,7 @@
             <w:pPr>
               <w:keepNext w:val="0"/>
               <w:spacing w:line="240" w:lineRule="auto" w:before="0" w:after="0"/>
+              <w:jc w:val="left"/>
             </w:pPr>
             <w:r>
               <w:rPr>
@@ -4176,6 +4174,7 @@
             <w:pPr>
               <w:keepNext w:val="0"/>
               <w:spacing w:line="240" w:lineRule="auto" w:before="0" w:after="0"/>
+              <w:jc w:val="left"/>
             </w:pPr>
             <w:r>
               <w:rPr>
@@ -4201,6 +4200,7 @@
             <w:pPr>
               <w:keepNext w:val="0"/>
               <w:spacing w:line="240" w:lineRule="auto" w:before="0" w:after="0"/>
+              <w:jc w:val="left"/>
             </w:pPr>
             <w:r>
               <w:rPr>
@@ -4226,6 +4226,7 @@
             <w:pPr>
               <w:keepNext w:val="0"/>
               <w:spacing w:line="240" w:lineRule="auto" w:before="0" w:after="0"/>
+              <w:jc w:val="left"/>
             </w:pPr>
             <w:r>
               <w:rPr>
@@ -4251,6 +4252,7 @@
             <w:pPr>
               <w:keepNext w:val="0"/>
               <w:spacing w:line="240" w:lineRule="auto" w:before="0" w:after="0"/>
+              <w:jc w:val="left"/>
             </w:pPr>
             <w:r>
               <w:rPr>
@@ -4281,6 +4283,7 @@
             <w:pPr>
               <w:keepNext w:val="0"/>
               <w:spacing w:line="240" w:lineRule="auto" w:before="0" w:after="0"/>
+              <w:jc w:val="left"/>
             </w:pPr>
             <w:r>
               <w:rPr>
@@ -4306,6 +4309,7 @@
             <w:pPr>
               <w:keepNext w:val="0"/>
               <w:spacing w:line="240" w:lineRule="auto" w:before="0" w:after="0"/>
+              <w:jc w:val="left"/>
             </w:pPr>
             <w:r>
               <w:rPr>
@@ -4331,6 +4335,7 @@
             <w:pPr>
               <w:keepNext w:val="0"/>
               <w:spacing w:line="240" w:lineRule="auto" w:before="0" w:after="0"/>
+              <w:jc w:val="left"/>
             </w:pPr>
             <w:r>
               <w:rPr>
@@ -4356,6 +4361,7 @@
             <w:pPr>
               <w:keepNext w:val="0"/>
               <w:spacing w:line="240" w:lineRule="auto" w:before="0" w:after="0"/>
+              <w:jc w:val="left"/>
             </w:pPr>
             <w:r>
               <w:rPr>
@@ -4381,6 +4387,7 @@
             <w:pPr>
               <w:keepNext w:val="0"/>
               <w:spacing w:line="240" w:lineRule="auto" w:before="0" w:after="0"/>
+              <w:jc w:val="left"/>
             </w:pPr>
             <w:r>
               <w:rPr>
@@ -4406,6 +4413,7 @@
             <w:pPr>
               <w:keepNext w:val="0"/>
               <w:spacing w:line="240" w:lineRule="auto" w:before="0" w:after="0"/>
+              <w:jc w:val="left"/>
             </w:pPr>
             <w:r>
               <w:rPr>
@@ -4431,6 +4439,7 @@
             <w:pPr>
               <w:keepNext w:val="0"/>
               <w:spacing w:line="240" w:lineRule="auto" w:before="0" w:after="0"/>
+              <w:jc w:val="left"/>
             </w:pPr>
             <w:r>
               <w:rPr>
@@ -4456,6 +4465,7 @@
             <w:pPr>
               <w:keepNext w:val="0"/>
               <w:spacing w:line="240" w:lineRule="auto" w:before="0" w:after="0"/>
+              <w:jc w:val="left"/>
             </w:pPr>
             <w:r>
               <w:rPr>
@@ -4486,6 +4496,7 @@
             <w:pPr>
               <w:keepNext w:val="0"/>
               <w:spacing w:line="240" w:lineRule="auto" w:before="0" w:after="0"/>
+              <w:jc w:val="left"/>
             </w:pPr>
             <w:r>
               <w:rPr>
@@ -4511,6 +4522,7 @@
             <w:pPr>
               <w:keepNext w:val="0"/>
               <w:spacing w:line="240" w:lineRule="auto" w:before="0" w:after="0"/>
+              <w:jc w:val="left"/>
             </w:pPr>
             <w:r>
               <w:rPr>
@@ -4536,6 +4548,7 @@
             <w:pPr>
               <w:keepNext w:val="0"/>
               <w:spacing w:line="240" w:lineRule="auto" w:before="0" w:after="0"/>
+              <w:jc w:val="left"/>
             </w:pPr>
             <w:r>
               <w:rPr>
@@ -4561,6 +4574,7 @@
             <w:pPr>
               <w:keepNext w:val="0"/>
               <w:spacing w:line="240" w:lineRule="auto" w:before="0" w:after="0"/>
+              <w:jc w:val="left"/>
             </w:pPr>
             <w:r>
               <w:rPr>
@@ -4586,6 +4600,7 @@
             <w:pPr>
               <w:keepNext w:val="0"/>
               <w:spacing w:line="240" w:lineRule="auto" w:before="0" w:after="0"/>
+              <w:jc w:val="left"/>
             </w:pPr>
             <w:r>
               <w:rPr>
@@ -4611,6 +4626,7 @@
             <w:pPr>
               <w:keepNext w:val="0"/>
               <w:spacing w:line="240" w:lineRule="auto" w:before="0" w:after="0"/>
+              <w:jc w:val="left"/>
             </w:pPr>
             <w:r>
               <w:rPr>
@@ -4636,6 +4652,7 @@
             <w:pPr>
               <w:keepNext w:val="0"/>
               <w:spacing w:line="240" w:lineRule="auto" w:before="0" w:after="0"/>
+              <w:jc w:val="left"/>
             </w:pPr>
             <w:r>
               <w:rPr>
@@ -4661,6 +4678,7 @@
             <w:pPr>
               <w:keepNext w:val="0"/>
               <w:spacing w:line="240" w:lineRule="auto" w:before="0" w:after="0"/>
+              <w:jc w:val="left"/>
             </w:pPr>
             <w:r>
               <w:rPr>
@@ -4691,6 +4709,7 @@
             <w:pPr>
               <w:keepNext w:val="0"/>
               <w:spacing w:line="240" w:lineRule="auto" w:before="0" w:after="0"/>
+              <w:jc w:val="left"/>
             </w:pPr>
             <w:r>
               <w:rPr>
@@ -4716,6 +4735,7 @@
             <w:pPr>
               <w:keepNext w:val="0"/>
               <w:spacing w:line="240" w:lineRule="auto" w:before="0" w:after="0"/>
+              <w:jc w:val="left"/>
             </w:pPr>
             <w:r>
               <w:rPr>
@@ -4741,6 +4761,7 @@
             <w:pPr>
               <w:keepNext w:val="0"/>
               <w:spacing w:line="240" w:lineRule="auto" w:before="0" w:after="0"/>
+              <w:jc w:val="left"/>
             </w:pPr>
             <w:r>
               <w:rPr>
@@ -4766,6 +4787,7 @@
             <w:pPr>
               <w:keepNext w:val="0"/>
               <w:spacing w:line="240" w:lineRule="auto" w:before="0" w:after="0"/>
+              <w:jc w:val="left"/>
             </w:pPr>
             <w:r>
               <w:rPr>
@@ -4791,6 +4813,7 @@
             <w:pPr>
               <w:keepNext w:val="0"/>
               <w:spacing w:line="240" w:lineRule="auto" w:before="0" w:after="0"/>
+              <w:jc w:val="left"/>
             </w:pPr>
             <w:r>
               <w:rPr>
@@ -4816,6 +4839,7 @@
             <w:pPr>
               <w:keepNext w:val="0"/>
               <w:spacing w:line="240" w:lineRule="auto" w:before="0" w:after="0"/>
+              <w:jc w:val="left"/>
             </w:pPr>
             <w:r>
               <w:rPr>
@@ -4841,6 +4865,7 @@
             <w:pPr>
               <w:keepNext w:val="0"/>
               <w:spacing w:line="240" w:lineRule="auto" w:before="0" w:after="0"/>
+              <w:jc w:val="left"/>
             </w:pPr>
             <w:r>
               <w:rPr>
@@ -4866,6 +4891,7 @@
             <w:pPr>
               <w:keepNext w:val="0"/>
               <w:spacing w:line="240" w:lineRule="auto" w:before="0" w:after="0"/>
+              <w:jc w:val="left"/>
             </w:pPr>
             <w:r>
               <w:rPr>
@@ -4901,8 +4927,8 @@
       </w:pPr>
       <w:r>
         <w:rPr>
+          <w:bCs/>
           <w:b/>
-          <w:bCs/>
           <w:sz w:val="20"/>
         </w:rPr>
         <w:t xml:space="preserve">Table 2. Mendelian randomization and colocalization evidence for the backbone genes.</w:t>
@@ -4949,6 +4975,7 @@
             <w:pPr>
               <w:keepNext w:val="0"/>
               <w:spacing w:line="240" w:lineRule="auto" w:before="0" w:after="0"/>
+              <w:jc w:val="left"/>
             </w:pPr>
             <w:r>
               <w:rPr>
@@ -4976,6 +5003,7 @@
             <w:pPr>
               <w:keepNext w:val="0"/>
               <w:spacing w:line="240" w:lineRule="auto" w:before="0" w:after="0"/>
+              <w:jc w:val="left"/>
             </w:pPr>
             <w:r>
               <w:rPr>
@@ -5003,6 +5031,7 @@
             <w:pPr>
               <w:keepNext w:val="0"/>
               <w:spacing w:line="240" w:lineRule="auto" w:before="0" w:after="0"/>
+              <w:jc w:val="left"/>
             </w:pPr>
             <w:r>
               <w:rPr>
@@ -5030,6 +5059,7 @@
             <w:pPr>
               <w:keepNext w:val="0"/>
               <w:spacing w:line="240" w:lineRule="auto" w:before="0" w:after="0"/>
+              <w:jc w:val="left"/>
             </w:pPr>
             <w:r>
               <w:rPr>
@@ -5057,6 +5087,7 @@
             <w:pPr>
               <w:keepNext w:val="0"/>
               <w:spacing w:line="240" w:lineRule="auto" w:before="0" w:after="0"/>
+              <w:jc w:val="left"/>
             </w:pPr>
             <w:r>
               <w:rPr>
@@ -5076,145 +5107,148 @@
             </w:r>
             <w:r>
               <w:rPr>
+                <w:iCs/>
                 <w:rFonts w:ascii="Times New Roman" w:hAnsi="Times New Roman"/>
                 <w:b/>
                 <w:i/>
+                <w:sz w:val="19"/>
+              </w:rPr>
+              <w:t xml:space="preserve">P</w:t>
+            </w:r>
+          </w:p>
+        </w:tc>
+        <w:tc>
+          <w:tcPr>
+            <w:tcW w:type="dxa" w:w="1331"/>
+            <w:vAlign w:val="center"/>
+            <w:tcMar>
+              <w:top w:w="65" w:type="dxa"/>
+              <w:bottom w:w="65" w:type="dxa"/>
+              <w:left w:w="65" w:type="dxa"/>
+              <w:right w:w="65" w:type="dxa"/>
+            </w:tcMar>
+            <w:shd w:fill="EEEEEE"/>
+          </w:tcPr>
+          <w:p>
+            <w:pPr>
+              <w:keepNext w:val="0"/>
+              <w:spacing w:line="240" w:lineRule="auto" w:before="0" w:after="0"/>
+              <w:jc w:val="left"/>
+            </w:pPr>
+            <w:r>
+              <w:rPr>
+                <w:rFonts w:ascii="Times New Roman" w:hAnsi="Times New Roman"/>
+                <w:b/>
+                <w:sz w:val="19"/>
+              </w:rPr>
+              <w:t xml:space="preserve">Weighted median</w:t>
+            </w:r>
+            <w:r>
+              <w:rPr>
+                <w:rFonts w:ascii="Times New Roman" w:hAnsi="Times New Roman"/>
+                <w:b/>
+                <w:sz w:val="19"/>
+              </w:rPr>
+              <w:t xml:space="preserve"> </w:t>
+            </w:r>
+            <w:r>
+              <w:rPr>
                 <w:iCs/>
-                <w:sz w:val="19"/>
-              </w:rPr>
-              <w:t xml:space="preserve">P</w:t>
-            </w:r>
-          </w:p>
-        </w:tc>
-        <w:tc>
-          <w:tcPr>
-            <w:tcW w:type="dxa" w:w="1331"/>
-            <w:vAlign w:val="center"/>
-            <w:tcMar>
-              <w:top w:w="65" w:type="dxa"/>
-              <w:bottom w:w="65" w:type="dxa"/>
-              <w:left w:w="65" w:type="dxa"/>
-              <w:right w:w="65" w:type="dxa"/>
-            </w:tcMar>
-            <w:shd w:fill="EEEEEE"/>
-          </w:tcPr>
-          <w:p>
-            <w:pPr>
-              <w:keepNext w:val="0"/>
-              <w:spacing w:line="240" w:lineRule="auto" w:before="0" w:after="0"/>
-            </w:pPr>
-            <w:r>
-              <w:rPr>
-                <w:rFonts w:ascii="Times New Roman" w:hAnsi="Times New Roman"/>
-                <w:b/>
-                <w:sz w:val="19"/>
-              </w:rPr>
-              <w:t xml:space="preserve">Weighted median</w:t>
-            </w:r>
-            <w:r>
-              <w:rPr>
-                <w:rFonts w:ascii="Times New Roman" w:hAnsi="Times New Roman"/>
-                <w:b/>
-                <w:sz w:val="19"/>
-              </w:rPr>
-              <w:t xml:space="preserve"> </w:t>
-            </w:r>
-            <w:r>
-              <w:rPr>
                 <w:rFonts w:ascii="Times New Roman" w:hAnsi="Times New Roman"/>
                 <w:b/>
                 <w:i/>
+                <w:sz w:val="19"/>
+              </w:rPr>
+              <w:t xml:space="preserve">P</w:t>
+            </w:r>
+          </w:p>
+        </w:tc>
+        <w:tc>
+          <w:tcPr>
+            <w:tcW w:type="dxa" w:w="1611"/>
+            <w:vAlign w:val="center"/>
+            <w:tcMar>
+              <w:top w:w="65" w:type="dxa"/>
+              <w:bottom w:w="65" w:type="dxa"/>
+              <w:left w:w="65" w:type="dxa"/>
+              <w:right w:w="65" w:type="dxa"/>
+            </w:tcMar>
+            <w:shd w:fill="EEEEEE"/>
+          </w:tcPr>
+          <w:p>
+            <w:pPr>
+              <w:keepNext w:val="0"/>
+              <w:spacing w:line="240" w:lineRule="auto" w:before="0" w:after="0"/>
+              <w:jc w:val="left"/>
+            </w:pPr>
+            <w:r>
+              <w:rPr>
+                <w:rFonts w:ascii="Times New Roman" w:hAnsi="Times New Roman"/>
+                <w:b/>
+                <w:sz w:val="19"/>
+              </w:rPr>
+              <w:t xml:space="preserve">MR-Egger intercept</w:t>
+            </w:r>
+            <w:r>
+              <w:rPr>
+                <w:rFonts w:ascii="Times New Roman" w:hAnsi="Times New Roman"/>
+                <w:b/>
+                <w:sz w:val="19"/>
+              </w:rPr>
+              <w:t xml:space="preserve"> </w:t>
+            </w:r>
+            <w:r>
+              <w:rPr>
                 <w:iCs/>
-                <w:sz w:val="19"/>
-              </w:rPr>
-              <w:t xml:space="preserve">P</w:t>
-            </w:r>
-          </w:p>
-        </w:tc>
-        <w:tc>
-          <w:tcPr>
-            <w:tcW w:type="dxa" w:w="1611"/>
-            <w:vAlign w:val="center"/>
-            <w:tcMar>
-              <w:top w:w="65" w:type="dxa"/>
-              <w:bottom w:w="65" w:type="dxa"/>
-              <w:left w:w="65" w:type="dxa"/>
-              <w:right w:w="65" w:type="dxa"/>
-            </w:tcMar>
-            <w:shd w:fill="EEEEEE"/>
-          </w:tcPr>
-          <w:p>
-            <w:pPr>
-              <w:keepNext w:val="0"/>
-              <w:spacing w:line="240" w:lineRule="auto" w:before="0" w:after="0"/>
-            </w:pPr>
-            <w:r>
-              <w:rPr>
-                <w:rFonts w:ascii="Times New Roman" w:hAnsi="Times New Roman"/>
-                <w:b/>
-                <w:sz w:val="19"/>
-              </w:rPr>
-              <w:t xml:space="preserve">MR-Egger intercept</w:t>
-            </w:r>
-            <w:r>
-              <w:rPr>
-                <w:rFonts w:ascii="Times New Roman" w:hAnsi="Times New Roman"/>
-                <w:b/>
-                <w:sz w:val="19"/>
-              </w:rPr>
-              <w:t xml:space="preserve"> </w:t>
-            </w:r>
-            <w:r>
-              <w:rPr>
                 <w:rFonts w:ascii="Times New Roman" w:hAnsi="Times New Roman"/>
                 <w:b/>
                 <w:i/>
+                <w:sz w:val="19"/>
+              </w:rPr>
+              <w:t xml:space="preserve">P</w:t>
+            </w:r>
+          </w:p>
+        </w:tc>
+        <w:tc>
+          <w:tcPr>
+            <w:tcW w:type="dxa" w:w="1436"/>
+            <w:vAlign w:val="center"/>
+            <w:tcMar>
+              <w:top w:w="65" w:type="dxa"/>
+              <w:bottom w:w="65" w:type="dxa"/>
+              <w:left w:w="65" w:type="dxa"/>
+              <w:right w:w="65" w:type="dxa"/>
+            </w:tcMar>
+            <w:shd w:fill="EEEEEE"/>
+          </w:tcPr>
+          <w:p>
+            <w:pPr>
+              <w:keepNext w:val="0"/>
+              <w:spacing w:line="240" w:lineRule="auto" w:before="0" w:after="0"/>
+              <w:jc w:val="left"/>
+            </w:pPr>
+            <w:r>
+              <w:rPr>
+                <w:rFonts w:ascii="Times New Roman" w:hAnsi="Times New Roman"/>
+                <w:b/>
+                <w:sz w:val="19"/>
+              </w:rPr>
+              <w:t xml:space="preserve">Cochran’s Q</w:t>
+            </w:r>
+            <w:r>
+              <w:rPr>
+                <w:rFonts w:ascii="Times New Roman" w:hAnsi="Times New Roman"/>
+                <w:b/>
+                <w:sz w:val="19"/>
+              </w:rPr>
+              <w:t xml:space="preserve"> </w:t>
+            </w:r>
+            <w:r>
+              <w:rPr>
                 <w:iCs/>
-                <w:sz w:val="19"/>
-              </w:rPr>
-              <w:t xml:space="preserve">P</w:t>
-            </w:r>
-          </w:p>
-        </w:tc>
-        <w:tc>
-          <w:tcPr>
-            <w:tcW w:type="dxa" w:w="1436"/>
-            <w:vAlign w:val="center"/>
-            <w:tcMar>
-              <w:top w:w="65" w:type="dxa"/>
-              <w:bottom w:w="65" w:type="dxa"/>
-              <w:left w:w="65" w:type="dxa"/>
-              <w:right w:w="65" w:type="dxa"/>
-            </w:tcMar>
-            <w:shd w:fill="EEEEEE"/>
-          </w:tcPr>
-          <w:p>
-            <w:pPr>
-              <w:keepNext w:val="0"/>
-              <w:spacing w:line="240" w:lineRule="auto" w:before="0" w:after="0"/>
-            </w:pPr>
-            <w:r>
-              <w:rPr>
-                <w:rFonts w:ascii="Times New Roman" w:hAnsi="Times New Roman"/>
-                <w:b/>
-                <w:sz w:val="19"/>
-              </w:rPr>
-              <w:t xml:space="preserve">Cochran’s Q</w:t>
-            </w:r>
-            <w:r>
-              <w:rPr>
-                <w:rFonts w:ascii="Times New Roman" w:hAnsi="Times New Roman"/>
-                <w:b/>
-                <w:sz w:val="19"/>
-              </w:rPr>
-              <w:t xml:space="preserve"> </w:t>
-            </w:r>
-            <w:r>
-              <w:rPr>
                 <w:rFonts w:ascii="Times New Roman" w:hAnsi="Times New Roman"/>
                 <w:b/>
                 <w:i/>
-                <w:iCs/>
                 <w:sz w:val="19"/>
               </w:rPr>
               <w:t xml:space="preserve">P</w:t>
@@ -5237,6 +5271,7 @@
             <w:pPr>
               <w:keepNext w:val="0"/>
               <w:spacing w:line="240" w:lineRule="auto" w:before="0" w:after="0"/>
+              <w:jc w:val="left"/>
             </w:pPr>
             <w:r>
               <w:rPr>
@@ -5264,6 +5299,7 @@
             <w:pPr>
               <w:keepNext w:val="0"/>
               <w:spacing w:line="240" w:lineRule="auto" w:before="0" w:after="0"/>
+              <w:jc w:val="left"/>
             </w:pPr>
             <w:r>
               <w:rPr>
@@ -5291,6 +5327,7 @@
             <w:pPr>
               <w:keepNext w:val="0"/>
               <w:spacing w:line="240" w:lineRule="auto" w:before="0" w:after="0"/>
+              <w:jc w:val="left"/>
             </w:pPr>
             <w:r>
               <w:rPr>
@@ -5322,14 +5359,15 @@
             <w:pPr>
               <w:keepNext w:val="0"/>
               <w:spacing w:line="240" w:lineRule="auto" w:before="0" w:after="0"/>
-            </w:pPr>
-            <w:r>
-              <w:rPr>
+              <w:jc w:val="left"/>
+            </w:pPr>
+            <w:r>
+              <w:rPr>
+                <w:iCs/>
+                <w:i/>
+                <w:bCs/>
                 <w:rFonts w:ascii="Times New Roman" w:hAnsi="Times New Roman"/>
                 <w:b/>
-                <w:bCs/>
-                <w:i/>
-                <w:iCs/>
                 <w:sz w:val="19"/>
               </w:rPr>
               <w:t xml:space="preserve">TSHR</w:t>
@@ -5351,6 +5389,7 @@
             <w:pPr>
               <w:keepNext w:val="0"/>
               <w:spacing w:line="240" w:lineRule="auto" w:before="0" w:after="0"/>
+              <w:jc w:val="left"/>
             </w:pPr>
             <w:r>
               <w:rPr>
@@ -5376,6 +5415,7 @@
             <w:pPr>
               <w:keepNext w:val="0"/>
               <w:spacing w:line="240" w:lineRule="auto" w:before="0" w:after="0"/>
+              <w:jc w:val="left"/>
             </w:pPr>
             <w:r>
               <w:rPr>
@@ -5401,6 +5441,7 @@
             <w:pPr>
               <w:keepNext w:val="0"/>
               <w:spacing w:line="240" w:lineRule="auto" w:before="0" w:after="0"/>
+              <w:jc w:val="left"/>
             </w:pPr>
             <w:r>
               <w:rPr>
@@ -5426,6 +5467,7 @@
             <w:pPr>
               <w:keepNext w:val="0"/>
               <w:spacing w:line="240" w:lineRule="auto" w:before="0" w:after="0"/>
+              <w:jc w:val="left"/>
             </w:pPr>
             <w:r>
               <w:rPr>
@@ -5451,6 +5493,7 @@
             <w:pPr>
               <w:keepNext w:val="0"/>
               <w:spacing w:line="240" w:lineRule="auto" w:before="0" w:after="0"/>
+              <w:jc w:val="left"/>
             </w:pPr>
             <w:r>
               <w:rPr>
@@ -5476,6 +5519,7 @@
             <w:pPr>
               <w:keepNext w:val="0"/>
               <w:spacing w:line="240" w:lineRule="auto" w:before="0" w:after="0"/>
+              <w:jc w:val="left"/>
             </w:pPr>
             <w:r>
               <w:rPr>
@@ -5501,6 +5545,7 @@
             <w:pPr>
               <w:keepNext w:val="0"/>
               <w:spacing w:line="240" w:lineRule="auto" w:before="0" w:after="0"/>
+              <w:jc w:val="left"/>
             </w:pPr>
             <w:r>
               <w:rPr>
@@ -5526,6 +5571,7 @@
             <w:pPr>
               <w:keepNext w:val="0"/>
               <w:spacing w:line="240" w:lineRule="auto" w:before="0" w:after="0"/>
+              <w:jc w:val="left"/>
             </w:pPr>
             <w:r>
               <w:rPr>
@@ -5551,6 +5597,7 @@
             <w:pPr>
               <w:keepNext w:val="0"/>
               <w:spacing w:line="240" w:lineRule="auto" w:before="0" w:after="0"/>
+              <w:jc w:val="left"/>
             </w:pPr>
             <w:r>
               <w:rPr>
@@ -5576,6 +5623,7 @@
             <w:pPr>
               <w:keepNext w:val="0"/>
               <w:spacing w:line="240" w:lineRule="auto" w:before="0" w:after="0"/>
+              <w:jc w:val="left"/>
             </w:pPr>
             <w:r>
               <w:rPr>
@@ -5624,6 +5672,7 @@
             <w:pPr>
               <w:keepNext w:val="0"/>
               <w:spacing w:line="240" w:lineRule="auto" w:before="0" w:after="0"/>
+              <w:jc w:val="left"/>
             </w:pPr>
             <w:r>
               <w:rPr>
@@ -5649,6 +5698,7 @@
             <w:pPr>
               <w:keepNext w:val="0"/>
               <w:spacing w:line="240" w:lineRule="auto" w:before="0" w:after="0"/>
+              <w:jc w:val="left"/>
             </w:pPr>
             <w:r>
               <w:rPr>
@@ -5674,6 +5724,7 @@
             <w:pPr>
               <w:keepNext w:val="0"/>
               <w:spacing w:line="240" w:lineRule="auto" w:before="0" w:after="0"/>
+              <w:jc w:val="left"/>
             </w:pPr>
             <w:r>
               <w:rPr>
@@ -5699,6 +5750,7 @@
             <w:pPr>
               <w:keepNext w:val="0"/>
               <w:spacing w:line="240" w:lineRule="auto" w:before="0" w:after="0"/>
+              <w:jc w:val="left"/>
             </w:pPr>
             <w:r>
               <w:rPr>
@@ -5724,6 +5776,7 @@
             <w:pPr>
               <w:keepNext w:val="0"/>
               <w:spacing w:line="240" w:lineRule="auto" w:before="0" w:after="0"/>
+              <w:jc w:val="left"/>
             </w:pPr>
             <w:r>
               <w:rPr>
@@ -5749,6 +5802,7 @@
             <w:pPr>
               <w:keepNext w:val="0"/>
               <w:spacing w:line="240" w:lineRule="auto" w:before="0" w:after="0"/>
+              <w:jc w:val="left"/>
             </w:pPr>
             <w:r>
               <w:rPr>
@@ -5774,6 +5828,7 @@
             <w:pPr>
               <w:keepNext w:val="0"/>
               <w:spacing w:line="240" w:lineRule="auto" w:before="0" w:after="0"/>
+              <w:jc w:val="left"/>
             </w:pPr>
             <w:r>
               <w:rPr>
@@ -5799,6 +5854,7 @@
             <w:pPr>
               <w:keepNext w:val="0"/>
               <w:spacing w:line="240" w:lineRule="auto" w:before="0" w:after="0"/>
+              <w:jc w:val="left"/>
             </w:pPr>
             <w:r>
               <w:rPr>
@@ -5824,6 +5880,7 @@
             <w:pPr>
               <w:keepNext w:val="0"/>
               <w:spacing w:line="240" w:lineRule="auto" w:before="0" w:after="0"/>
+              <w:jc w:val="left"/>
             </w:pPr>
             <w:r>
               <w:rPr>
@@ -5849,6 +5906,7 @@
             <w:pPr>
               <w:keepNext w:val="0"/>
               <w:spacing w:line="240" w:lineRule="auto" w:before="0" w:after="0"/>
+              <w:jc w:val="left"/>
             </w:pPr>
             <w:r>
               <w:rPr>
@@ -5897,6 +5955,7 @@
             <w:pPr>
               <w:keepNext w:val="0"/>
               <w:spacing w:line="240" w:lineRule="auto" w:before="0" w:after="0"/>
+              <w:jc w:val="left"/>
             </w:pPr>
             <w:r>
               <w:rPr>
@@ -5922,6 +5981,7 @@
             <w:pPr>
               <w:keepNext w:val="0"/>
               <w:spacing w:line="240" w:lineRule="auto" w:before="0" w:after="0"/>
+              <w:jc w:val="left"/>
             </w:pPr>
             <w:r>
               <w:rPr>
@@ -5947,6 +6007,7 @@
             <w:pPr>
               <w:keepNext w:val="0"/>
               <w:spacing w:line="240" w:lineRule="auto" w:before="0" w:after="0"/>
+              <w:jc w:val="left"/>
             </w:pPr>
             <w:r>
               <w:rPr>
@@ -5972,6 +6033,7 @@
             <w:pPr>
               <w:keepNext w:val="0"/>
               <w:spacing w:line="240" w:lineRule="auto" w:before="0" w:after="0"/>
+              <w:jc w:val="left"/>
             </w:pPr>
             <w:r>
               <w:rPr>
@@ -5997,6 +6059,7 @@
             <w:pPr>
               <w:keepNext w:val="0"/>
               <w:spacing w:line="240" w:lineRule="auto" w:before="0" w:after="0"/>
+              <w:jc w:val="left"/>
             </w:pPr>
             <w:r>
               <w:rPr>
@@ -6022,6 +6085,7 @@
             <w:pPr>
               <w:keepNext w:val="0"/>
               <w:spacing w:line="240" w:lineRule="auto" w:before="0" w:after="0"/>
+              <w:jc w:val="left"/>
             </w:pPr>
             <w:r>
               <w:rPr>
@@ -6047,6 +6111,7 @@
             <w:pPr>
               <w:keepNext w:val="0"/>
               <w:spacing w:line="240" w:lineRule="auto" w:before="0" w:after="0"/>
+              <w:jc w:val="left"/>
             </w:pPr>
             <w:r>
               <w:rPr>
@@ -6072,6 +6137,7 @@
             <w:pPr>
               <w:keepNext w:val="0"/>
               <w:spacing w:line="240" w:lineRule="auto" w:before="0" w:after="0"/>
+              <w:jc w:val="left"/>
             </w:pPr>
             <w:r>
               <w:rPr>
@@ -6097,6 +6163,7 @@
             <w:pPr>
               <w:keepNext w:val="0"/>
               <w:spacing w:line="240" w:lineRule="auto" w:before="0" w:after="0"/>
+              <w:jc w:val="left"/>
             </w:pPr>
             <w:r>
               <w:rPr>
@@ -6122,6 +6189,7 @@
             <w:pPr>
               <w:keepNext w:val="0"/>
               <w:spacing w:line="240" w:lineRule="auto" w:before="0" w:after="0"/>
+              <w:jc w:val="left"/>
             </w:pPr>
             <w:r>
               <w:rPr>
@@ -6152,14 +6220,15 @@
             <w:pPr>
               <w:keepNext w:val="0"/>
               <w:spacing w:line="240" w:lineRule="auto" w:before="0" w:after="0"/>
-            </w:pPr>
-            <w:r>
-              <w:rPr>
+              <w:jc w:val="left"/>
+            </w:pPr>
+            <w:r>
+              <w:rPr>
+                <w:iCs/>
+                <w:i/>
+                <w:bCs/>
                 <w:rFonts w:ascii="Times New Roman" w:hAnsi="Times New Roman"/>
                 <w:b/>
-                <w:bCs/>
-                <w:i/>
-                <w:iCs/>
                 <w:sz w:val="19"/>
               </w:rPr>
               <w:t xml:space="preserve">IGF1R</w:t>
@@ -6181,6 +6250,7 @@
             <w:pPr>
               <w:keepNext w:val="0"/>
               <w:spacing w:line="240" w:lineRule="auto" w:before="0" w:after="0"/>
+              <w:jc w:val="left"/>
             </w:pPr>
             <w:r>
               <w:rPr>
@@ -6206,6 +6276,7 @@
             <w:pPr>
               <w:keepNext w:val="0"/>
               <w:spacing w:line="240" w:lineRule="auto" w:before="0" w:after="0"/>
+              <w:jc w:val="left"/>
             </w:pPr>
             <w:r>
               <w:rPr>
@@ -6231,6 +6302,7 @@
             <w:pPr>
               <w:keepNext w:val="0"/>
               <w:spacing w:line="240" w:lineRule="auto" w:before="0" w:after="0"/>
+              <w:jc w:val="left"/>
             </w:pPr>
             <w:r>
               <w:rPr>
@@ -6256,6 +6328,7 @@
             <w:pPr>
               <w:keepNext w:val="0"/>
               <w:spacing w:line="240" w:lineRule="auto" w:before="0" w:after="0"/>
+              <w:jc w:val="left"/>
             </w:pPr>
             <w:r>
               <w:rPr>
@@ -6281,6 +6354,7 @@
             <w:pPr>
               <w:keepNext w:val="0"/>
               <w:spacing w:line="240" w:lineRule="auto" w:before="0" w:after="0"/>
+              <w:jc w:val="left"/>
             </w:pPr>
             <w:r>
               <w:rPr>
@@ -6306,6 +6380,7 @@
             <w:pPr>
               <w:keepNext w:val="0"/>
               <w:spacing w:line="240" w:lineRule="auto" w:before="0" w:after="0"/>
+              <w:jc w:val="left"/>
             </w:pPr>
             <w:r>
               <w:rPr>
@@ -6331,6 +6406,7 @@
             <w:pPr>
               <w:keepNext w:val="0"/>
               <w:spacing w:line="240" w:lineRule="auto" w:before="0" w:after="0"/>
+              <w:jc w:val="left"/>
             </w:pPr>
             <w:r>
               <w:rPr>
@@ -6356,6 +6432,7 @@
             <w:pPr>
               <w:keepNext w:val="0"/>
               <w:spacing w:line="240" w:lineRule="auto" w:before="0" w:after="0"/>
+              <w:jc w:val="left"/>
             </w:pPr>
             <w:r>
               <w:rPr>
@@ -6381,6 +6458,7 @@
             <w:pPr>
               <w:keepNext w:val="0"/>
               <w:spacing w:line="240" w:lineRule="auto" w:before="0" w:after="0"/>
+              <w:jc w:val="left"/>
             </w:pPr>
             <w:r>
               <w:rPr>
@@ -6406,6 +6484,7 @@
             <w:pPr>
               <w:keepNext w:val="0"/>
               <w:spacing w:line="240" w:lineRule="auto" w:before="0" w:after="0"/>
+              <w:jc w:val="left"/>
             </w:pPr>
             <w:r>
               <w:rPr>
@@ -6454,6 +6533,7 @@
             <w:pPr>
               <w:keepNext w:val="0"/>
               <w:spacing w:line="240" w:lineRule="auto" w:before="0" w:after="0"/>
+              <w:jc w:val="left"/>
             </w:pPr>
             <w:r>
               <w:rPr>
@@ -6479,6 +6559,7 @@
             <w:pPr>
               <w:keepNext w:val="0"/>
               <w:spacing w:line="240" w:lineRule="auto" w:before="0" w:after="0"/>
+              <w:jc w:val="left"/>
             </w:pPr>
             <w:r>
               <w:rPr>
@@ -6504,6 +6585,7 @@
             <w:pPr>
               <w:keepNext w:val="0"/>
               <w:spacing w:line="240" w:lineRule="auto" w:before="0" w:after="0"/>
+              <w:jc w:val="left"/>
             </w:pPr>
             <w:r>
               <w:rPr>
@@ -6529,6 +6611,7 @@
             <w:pPr>
               <w:keepNext w:val="0"/>
               <w:spacing w:line="240" w:lineRule="auto" w:before="0" w:after="0"/>
+              <w:jc w:val="left"/>
             </w:pPr>
             <w:r>
               <w:rPr>
@@ -6554,6 +6637,7 @@
             <w:pPr>
               <w:keepNext w:val="0"/>
               <w:spacing w:line="240" w:lineRule="auto" w:before="0" w:after="0"/>
+              <w:jc w:val="left"/>
             </w:pPr>
             <w:r>
               <w:rPr>
@@ -6579,6 +6663,7 @@
             <w:pPr>
               <w:keepNext w:val="0"/>
               <w:spacing w:line="240" w:lineRule="auto" w:before="0" w:after="0"/>
+              <w:jc w:val="left"/>
             </w:pPr>
             <w:r>
               <w:rPr>
@@ -6604,6 +6689,7 @@
             <w:pPr>
               <w:keepNext w:val="0"/>
               <w:spacing w:line="240" w:lineRule="auto" w:before="0" w:after="0"/>
+              <w:jc w:val="left"/>
             </w:pPr>
             <w:r>
               <w:rPr>
@@ -6629,6 +6715,7 @@
             <w:pPr>
               <w:keepNext w:val="0"/>
               <w:spacing w:line="240" w:lineRule="auto" w:before="0" w:after="0"/>
+              <w:jc w:val="left"/>
             </w:pPr>
             <w:r>
               <w:rPr>
@@ -6654,6 +6741,7 @@
             <w:pPr>
               <w:keepNext w:val="0"/>
               <w:spacing w:line="240" w:lineRule="auto" w:before="0" w:after="0"/>
+              <w:jc w:val="left"/>
             </w:pPr>
             <w:r>
               <w:rPr>
@@ -6679,6 +6767,7 @@
             <w:pPr>
               <w:keepNext w:val="0"/>
               <w:spacing w:line="240" w:lineRule="auto" w:before="0" w:after="0"/>
+              <w:jc w:val="left"/>
             </w:pPr>
             <w:r>
               <w:rPr>
@@ -6727,6 +6816,7 @@
             <w:pPr>
               <w:keepNext w:val="0"/>
               <w:spacing w:line="240" w:lineRule="auto" w:before="0" w:after="0"/>
+              <w:jc w:val="left"/>
             </w:pPr>
             <w:r>
               <w:rPr>
@@ -6752,6 +6842,7 @@
             <w:pPr>
               <w:keepNext w:val="0"/>
               <w:spacing w:line="240" w:lineRule="auto" w:before="0" w:after="0"/>
+              <w:jc w:val="left"/>
             </w:pPr>
             <w:r>
               <w:rPr>
@@ -6777,6 +6868,7 @@
             <w:pPr>
               <w:keepNext w:val="0"/>
               <w:spacing w:line="240" w:lineRule="auto" w:before="0" w:after="0"/>
+              <w:jc w:val="left"/>
             </w:pPr>
             <w:r>
               <w:rPr>
@@ -6802,6 +6894,7 @@
             <w:pPr>
               <w:keepNext w:val="0"/>
               <w:spacing w:line="240" w:lineRule="auto" w:before="0" w:after="0"/>
+              <w:jc w:val="left"/>
             </w:pPr>
             <w:r>
               <w:rPr>
@@ -6827,6 +6920,7 @@
             <w:pPr>
               <w:keepNext w:val="0"/>
               <w:spacing w:line="240" w:lineRule="auto" w:before="0" w:after="0"/>
+              <w:jc w:val="left"/>
             </w:pPr>
             <w:r>
               <w:rPr>
@@ -6852,6 +6946,7 @@
             <w:pPr>
               <w:keepNext w:val="0"/>
               <w:spacing w:line="240" w:lineRule="auto" w:before="0" w:after="0"/>
+              <w:jc w:val="left"/>
             </w:pPr>
             <w:r>
               <w:rPr>
@@ -6877,6 +6972,7 @@
             <w:pPr>
               <w:keepNext w:val="0"/>
               <w:spacing w:line="240" w:lineRule="auto" w:before="0" w:after="0"/>
+              <w:jc w:val="left"/>
             </w:pPr>
             <w:r>
               <w:rPr>
@@ -6902,6 +6998,7 @@
             <w:pPr>
               <w:keepNext w:val="0"/>
               <w:spacing w:line="240" w:lineRule="auto" w:before="0" w:after="0"/>
+              <w:jc w:val="left"/>
             </w:pPr>
             <w:r>
               <w:rPr>
@@ -6927,6 +7024,7 @@
             <w:pPr>
               <w:keepNext w:val="0"/>
               <w:spacing w:line="240" w:lineRule="auto" w:before="0" w:after="0"/>
+              <w:jc w:val="left"/>
             </w:pPr>
             <w:r>
               <w:rPr>
@@ -6952,6 +7050,7 @@
             <w:pPr>
               <w:keepNext w:val="0"/>
               <w:spacing w:line="240" w:lineRule="auto" w:before="0" w:after="0"/>
+              <w:jc w:val="left"/>
             </w:pPr>
             <w:r>
               <w:rPr>
@@ -6982,14 +7081,15 @@
             <w:pPr>
               <w:keepNext w:val="0"/>
               <w:spacing w:line="240" w:lineRule="auto" w:before="0" w:after="0"/>
-            </w:pPr>
-            <w:r>
-              <w:rPr>
+              <w:jc w:val="left"/>
+            </w:pPr>
+            <w:r>
+              <w:rPr>
+                <w:iCs/>
+                <w:i/>
+                <w:bCs/>
                 <w:rFonts w:ascii="Times New Roman" w:hAnsi="Times New Roman"/>
                 <w:b/>
-                <w:bCs/>
-                <w:i/>
-                <w:iCs/>
                 <w:sz w:val="19"/>
               </w:rPr>
               <w:t xml:space="preserve">CTLA4</w:t>
@@ -7011,6 +7111,7 @@
             <w:pPr>
               <w:keepNext w:val="0"/>
               <w:spacing w:line="240" w:lineRule="auto" w:before="0" w:after="0"/>
+              <w:jc w:val="left"/>
             </w:pPr>
             <w:r>
               <w:rPr>
@@ -7036,6 +7137,7 @@
             <w:pPr>
               <w:keepNext w:val="0"/>
               <w:spacing w:line="240" w:lineRule="auto" w:before="0" w:after="0"/>
+              <w:jc w:val="left"/>
             </w:pPr>
             <w:r>
               <w:rPr>
@@ -7061,6 +7163,7 @@
             <w:pPr>
               <w:keepNext w:val="0"/>
               <w:spacing w:line="240" w:lineRule="auto" w:before="0" w:after="0"/>
+              <w:jc w:val="left"/>
             </w:pPr>
             <w:r>
               <w:rPr>
@@ -7086,6 +7189,7 @@
             <w:pPr>
               <w:keepNext w:val="0"/>
               <w:spacing w:line="240" w:lineRule="auto" w:before="0" w:after="0"/>
+              <w:jc w:val="left"/>
             </w:pPr>
             <w:r>
               <w:rPr>
@@ -7111,6 +7215,7 @@
             <w:pPr>
               <w:keepNext w:val="0"/>
               <w:spacing w:line="240" w:lineRule="auto" w:before="0" w:after="0"/>
+              <w:jc w:val="left"/>
             </w:pPr>
             <w:r>
               <w:rPr>
@@ -7136,6 +7241,7 @@
             <w:pPr>
               <w:keepNext w:val="0"/>
               <w:spacing w:line="240" w:lineRule="auto" w:before="0" w:after="0"/>
+              <w:jc w:val="left"/>
             </w:pPr>
             <w:r>
               <w:rPr>
@@ -7161,6 +7267,7 @@
             <w:pPr>
               <w:keepNext w:val="0"/>
               <w:spacing w:line="240" w:lineRule="auto" w:before="0" w:after="0"/>
+              <w:jc w:val="left"/>
             </w:pPr>
             <w:r>
               <w:rPr>
@@ -7186,6 +7293,7 @@
             <w:pPr>
               <w:keepNext w:val="0"/>
               <w:spacing w:line="240" w:lineRule="auto" w:before="0" w:after="0"/>
+              <w:jc w:val="left"/>
             </w:pPr>
             <w:r>
               <w:rPr>
@@ -7211,6 +7319,7 @@
             <w:pPr>
               <w:keepNext w:val="0"/>
               <w:spacing w:line="240" w:lineRule="auto" w:before="0" w:after="0"/>
+              <w:jc w:val="left"/>
             </w:pPr>
             <w:r>
               <w:rPr>
@@ -7236,6 +7345,7 @@
             <w:pPr>
               <w:keepNext w:val="0"/>
               <w:spacing w:line="240" w:lineRule="auto" w:before="0" w:after="0"/>
+              <w:jc w:val="left"/>
             </w:pPr>
             <w:r>
               <w:rPr>
@@ -7284,6 +7394,7 @@
             <w:pPr>
               <w:keepNext w:val="0"/>
               <w:spacing w:line="240" w:lineRule="auto" w:before="0" w:after="0"/>
+              <w:jc w:val="left"/>
             </w:pPr>
             <w:r>
               <w:rPr>
@@ -7309,6 +7420,7 @@
             <w:pPr>
               <w:keepNext w:val="0"/>
               <w:spacing w:line="240" w:lineRule="auto" w:before="0" w:after="0"/>
+              <w:jc w:val="left"/>
             </w:pPr>
             <w:r>
               <w:rPr>
@@ -7334,6 +7446,7 @@
             <w:pPr>
               <w:keepNext w:val="0"/>
               <w:spacing w:line="240" w:lineRule="auto" w:before="0" w:after="0"/>
+              <w:jc w:val="left"/>
             </w:pPr>
             <w:r>
               <w:rPr>
@@ -7359,6 +7472,7 @@
             <w:pPr>
               <w:keepNext w:val="0"/>
               <w:spacing w:line="240" w:lineRule="auto" w:before="0" w:after="0"/>
+              <w:jc w:val="left"/>
             </w:pPr>
             <w:r>
               <w:rPr>
@@ -7384,6 +7498,7 @@
             <w:pPr>
               <w:keepNext w:val="0"/>
               <w:spacing w:line="240" w:lineRule="auto" w:before="0" w:after="0"/>
+              <w:jc w:val="left"/>
             </w:pPr>
             <w:r>
               <w:rPr>
@@ -7409,6 +7524,7 @@
             <w:pPr>
               <w:keepNext w:val="0"/>
               <w:spacing w:line="240" w:lineRule="auto" w:before="0" w:after="0"/>
+              <w:jc w:val="left"/>
             </w:pPr>
             <w:r>
               <w:rPr>
@@ -7434,6 +7550,7 @@
             <w:pPr>
               <w:keepNext w:val="0"/>
               <w:spacing w:line="240" w:lineRule="auto" w:before="0" w:after="0"/>
+              <w:jc w:val="left"/>
             </w:pPr>
             <w:r>
               <w:rPr>
@@ -7459,6 +7576,7 @@
             <w:pPr>
               <w:keepNext w:val="0"/>
               <w:spacing w:line="240" w:lineRule="auto" w:before="0" w:after="0"/>
+              <w:jc w:val="left"/>
             </w:pPr>
             <w:r>
               <w:rPr>
@@ -7484,6 +7602,7 @@
             <w:pPr>
               <w:keepNext w:val="0"/>
               <w:spacing w:line="240" w:lineRule="auto" w:before="0" w:after="0"/>
+              <w:jc w:val="left"/>
             </w:pPr>
             <w:r>
               <w:rPr>
@@ -7509,6 +7628,7 @@
             <w:pPr>
               <w:keepNext w:val="0"/>
               <w:spacing w:line="240" w:lineRule="auto" w:before="0" w:after="0"/>
+              <w:jc w:val="left"/>
             </w:pPr>
             <w:r>
               <w:rPr>
@@ -7557,6 +7677,7 @@
             <w:pPr>
               <w:keepNext w:val="0"/>
               <w:spacing w:line="240" w:lineRule="auto" w:before="0" w:after="0"/>
+              <w:jc w:val="left"/>
             </w:pPr>
             <w:r>
               <w:rPr>
@@ -7582,6 +7703,7 @@
             <w:pPr>
               <w:keepNext w:val="0"/>
               <w:spacing w:line="240" w:lineRule="auto" w:before="0" w:after="0"/>
+              <w:jc w:val="left"/>
             </w:pPr>
             <w:r>
               <w:rPr>
@@ -7607,6 +7729,7 @@
             <w:pPr>
               <w:keepNext w:val="0"/>
               <w:spacing w:line="240" w:lineRule="auto" w:before="0" w:after="0"/>
+              <w:jc w:val="left"/>
             </w:pPr>
             <w:r>
               <w:rPr>
@@ -7632,6 +7755,7 @@
             <w:pPr>
               <w:keepNext w:val="0"/>
               <w:spacing w:line="240" w:lineRule="auto" w:before="0" w:after="0"/>
+              <w:jc w:val="left"/>
             </w:pPr>
             <w:r>
               <w:rPr>
@@ -7657,6 +7781,7 @@
             <w:pPr>
               <w:keepNext w:val="0"/>
               <w:spacing w:line="240" w:lineRule="auto" w:before="0" w:after="0"/>
+              <w:jc w:val="left"/>
             </w:pPr>
             <w:r>
               <w:rPr>
@@ -7682,6 +7807,7 @@
             <w:pPr>
               <w:keepNext w:val="0"/>
               <w:spacing w:line="240" w:lineRule="auto" w:before="0" w:after="0"/>
+              <w:jc w:val="left"/>
             </w:pPr>
             <w:r>
               <w:rPr>
@@ -7707,6 +7833,7 @@
             <w:pPr>
               <w:keepNext w:val="0"/>
               <w:spacing w:line="240" w:lineRule="auto" w:before="0" w:after="0"/>
+              <w:jc w:val="left"/>
             </w:pPr>
             <w:r>
               <w:rPr>
@@ -7732,6 +7859,7 @@
             <w:pPr>
               <w:keepNext w:val="0"/>
               <w:spacing w:line="240" w:lineRule="auto" w:before="0" w:after="0"/>
+              <w:jc w:val="left"/>
             </w:pPr>
             <w:r>
               <w:rPr>
@@ -7757,6 +7885,7 @@
             <w:pPr>
               <w:keepNext w:val="0"/>
               <w:spacing w:line="240" w:lineRule="auto" w:before="0" w:after="0"/>
+              <w:jc w:val="left"/>
             </w:pPr>
             <w:r>
               <w:rPr>
@@ -7782,6 +7911,7 @@
             <w:pPr>
               <w:keepNext w:val="0"/>
               <w:spacing w:line="240" w:lineRule="auto" w:before="0" w:after="0"/>
+              <w:jc w:val="left"/>
             </w:pPr>
             <w:r>
               <w:rPr>
@@ -7817,8 +7947,8 @@
       </w:pPr>
       <w:r>
         <w:rPr>
+          <w:bCs/>
           <w:b/>
-          <w:bCs/>
           <w:sz w:val="20"/>
         </w:rPr>
         <w:t xml:space="preserve">Table 3. All thirteen Bonferroni-significant druggable-gene-wide BBJ discovery hits, with cross-outcome colocalization and classification.</w:t>
@@ -7862,6 +7992,7 @@
             <w:pPr>
               <w:keepNext w:val="0"/>
               <w:spacing w:line="240" w:lineRule="auto" w:before="0" w:after="0"/>
+              <w:jc w:val="left"/>
             </w:pPr>
             <w:r>
               <w:rPr>
@@ -7889,6 +8020,7 @@
             <w:pPr>
               <w:keepNext w:val="0"/>
               <w:spacing w:line="240" w:lineRule="auto" w:before="0" w:after="0"/>
+              <w:jc w:val="left"/>
             </w:pPr>
             <w:r>
               <w:rPr>
@@ -7916,6 +8048,7 @@
             <w:pPr>
               <w:keepNext w:val="0"/>
               <w:spacing w:line="240" w:lineRule="auto" w:before="0" w:after="0"/>
+              <w:jc w:val="left"/>
             </w:pPr>
             <w:r>
               <w:rPr>
@@ -7943,6 +8076,7 @@
             <w:pPr>
               <w:keepNext w:val="0"/>
               <w:spacing w:line="240" w:lineRule="auto" w:before="0" w:after="0"/>
+              <w:jc w:val="left"/>
             </w:pPr>
             <w:r>
               <w:rPr>
@@ -7962,10 +8096,10 @@
             </w:r>
             <w:r>
               <w:rPr>
+                <w:iCs/>
                 <w:rFonts w:ascii="Times New Roman" w:hAnsi="Times New Roman"/>
                 <w:b/>
                 <w:i/>
-                <w:iCs/>
                 <w:sz w:val="19"/>
               </w:rPr>
               <w:t xml:space="preserve">P</w:t>
@@ -7988,6 +8122,7 @@
             <w:pPr>
               <w:keepNext w:val="0"/>
               <w:spacing w:line="240" w:lineRule="auto" w:before="0" w:after="0"/>
+              <w:jc w:val="left"/>
             </w:pPr>
             <w:r>
               <w:rPr>
@@ -8015,6 +8150,7 @@
             <w:pPr>
               <w:keepNext w:val="0"/>
               <w:spacing w:line="240" w:lineRule="auto" w:before="0" w:after="0"/>
+              <w:jc w:val="left"/>
             </w:pPr>
             <w:r>
               <w:rPr>
@@ -8042,6 +8178,7 @@
             <w:pPr>
               <w:keepNext w:val="0"/>
               <w:spacing w:line="240" w:lineRule="auto" w:before="0" w:after="0"/>
+              <w:jc w:val="left"/>
             </w:pPr>
             <w:r>
               <w:rPr>
@@ -8069,6 +8206,7 @@
             <w:pPr>
               <w:keepNext w:val="0"/>
               <w:spacing w:line="240" w:lineRule="auto" w:before="0" w:after="0"/>
+              <w:jc w:val="left"/>
             </w:pPr>
             <w:r>
               <w:rPr>
@@ -8100,12 +8238,13 @@
             <w:pPr>
               <w:keepNext w:val="0"/>
               <w:spacing w:line="240" w:lineRule="auto" w:before="0" w:after="0"/>
-            </w:pPr>
-            <w:r>
-              <w:rPr>
+              <w:jc w:val="left"/>
+            </w:pPr>
+            <w:r>
+              <w:rPr>
+                <w:iCs/>
                 <w:rFonts w:ascii="Times New Roman" w:hAnsi="Times New Roman"/>
                 <w:i/>
-                <w:iCs/>
                 <w:sz w:val="19"/>
               </w:rPr>
               <w:t xml:space="preserve">HLA-A</w:t>
@@ -8127,6 +8266,7 @@
             <w:pPr>
               <w:keepNext w:val="0"/>
               <w:spacing w:line="240" w:lineRule="auto" w:before="0" w:after="0"/>
+              <w:jc w:val="left"/>
             </w:pPr>
             <w:r>
               <w:rPr>
@@ -8152,6 +8292,7 @@
             <w:pPr>
               <w:keepNext w:val="0"/>
               <w:spacing w:line="240" w:lineRule="auto" w:before="0" w:after="0"/>
+              <w:jc w:val="left"/>
             </w:pPr>
             <w:r>
               <w:rPr>
@@ -8177,6 +8318,7 @@
             <w:pPr>
               <w:keepNext w:val="0"/>
               <w:spacing w:line="240" w:lineRule="auto" w:before="0" w:after="0"/>
+              <w:jc w:val="left"/>
             </w:pPr>
             <w:r>
               <w:rPr>
@@ -8202,6 +8344,7 @@
             <w:pPr>
               <w:keepNext w:val="0"/>
               <w:spacing w:line="240" w:lineRule="auto" w:before="0" w:after="0"/>
+              <w:jc w:val="left"/>
             </w:pPr>
             <w:r>
               <w:rPr>
@@ -8227,6 +8370,7 @@
             <w:pPr>
               <w:keepNext w:val="0"/>
               <w:spacing w:line="240" w:lineRule="auto" w:before="0" w:after="0"/>
+              <w:jc w:val="left"/>
             </w:pPr>
             <w:r>
               <w:rPr>
@@ -8252,6 +8396,7 @@
             <w:pPr>
               <w:keepNext w:val="0"/>
               <w:spacing w:line="240" w:lineRule="auto" w:before="0" w:after="0"/>
+              <w:jc w:val="left"/>
             </w:pPr>
             <w:r>
               <w:rPr>
@@ -8277,6 +8422,7 @@
             <w:pPr>
               <w:keepNext w:val="0"/>
               <w:spacing w:line="240" w:lineRule="auto" w:before="0" w:after="0"/>
+              <w:jc w:val="left"/>
             </w:pPr>
             <w:r>
               <w:rPr>
@@ -8307,12 +8453,13 @@
             <w:pPr>
               <w:keepNext w:val="0"/>
               <w:spacing w:line="240" w:lineRule="auto" w:before="0" w:after="0"/>
-            </w:pPr>
-            <w:r>
-              <w:rPr>
+              <w:jc w:val="left"/>
+            </w:pPr>
+            <w:r>
+              <w:rPr>
+                <w:iCs/>
                 <w:rFonts w:ascii="Times New Roman" w:hAnsi="Times New Roman"/>
                 <w:i/>
-                <w:iCs/>
                 <w:sz w:val="19"/>
               </w:rPr>
               <w:t xml:space="preserve">HLA-DQA2</w:t>
@@ -8334,6 +8481,7 @@
             <w:pPr>
               <w:keepNext w:val="0"/>
               <w:spacing w:line="240" w:lineRule="auto" w:before="0" w:after="0"/>
+              <w:jc w:val="left"/>
             </w:pPr>
             <w:r>
               <w:rPr>
@@ -8359,6 +8507,7 @@
             <w:pPr>
               <w:keepNext w:val="0"/>
               <w:spacing w:line="240" w:lineRule="auto" w:before="0" w:after="0"/>
+              <w:jc w:val="left"/>
             </w:pPr>
             <w:r>
               <w:rPr>
@@ -8384,6 +8533,7 @@
             <w:pPr>
               <w:keepNext w:val="0"/>
               <w:spacing w:line="240" w:lineRule="auto" w:before="0" w:after="0"/>
+              <w:jc w:val="left"/>
             </w:pPr>
             <w:r>
               <w:rPr>
@@ -8409,6 +8559,7 @@
             <w:pPr>
               <w:keepNext w:val="0"/>
               <w:spacing w:line="240" w:lineRule="auto" w:before="0" w:after="0"/>
+              <w:jc w:val="left"/>
             </w:pPr>
             <w:r>
               <w:rPr>
@@ -8434,6 +8585,7 @@
             <w:pPr>
               <w:keepNext w:val="0"/>
               <w:spacing w:line="240" w:lineRule="auto" w:before="0" w:after="0"/>
+              <w:jc w:val="left"/>
             </w:pPr>
             <w:r>
               <w:rPr>
@@ -8459,6 +8611,7 @@
             <w:pPr>
               <w:keepNext w:val="0"/>
               <w:spacing w:line="240" w:lineRule="auto" w:before="0" w:after="0"/>
+              <w:jc w:val="left"/>
             </w:pPr>
             <w:r>
               <w:rPr>
@@ -8484,6 +8637,7 @@
             <w:pPr>
               <w:keepNext w:val="0"/>
               <w:spacing w:line="240" w:lineRule="auto" w:before="0" w:after="0"/>
+              <w:jc w:val="left"/>
             </w:pPr>
             <w:r>
               <w:rPr>
@@ -8514,14 +8668,15 @@
             <w:pPr>
               <w:keepNext w:val="0"/>
               <w:spacing w:line="240" w:lineRule="auto" w:before="0" w:after="0"/>
-            </w:pPr>
-            <w:r>
-              <w:rPr>
+              <w:jc w:val="left"/>
+            </w:pPr>
+            <w:r>
+              <w:rPr>
+                <w:iCs/>
+                <w:i/>
+                <w:bCs/>
                 <w:rFonts w:ascii="Times New Roman" w:hAnsi="Times New Roman"/>
                 <w:b/>
-                <w:bCs/>
-                <w:i/>
-                <w:iCs/>
                 <w:sz w:val="19"/>
               </w:rPr>
               <w:t xml:space="preserve">CTLA4</w:t>
@@ -8543,6 +8698,7 @@
             <w:pPr>
               <w:keepNext w:val="0"/>
               <w:spacing w:line="240" w:lineRule="auto" w:before="0" w:after="0"/>
+              <w:jc w:val="left"/>
             </w:pPr>
             <w:r>
               <w:rPr>
@@ -8568,6 +8724,7 @@
             <w:pPr>
               <w:keepNext w:val="0"/>
               <w:spacing w:line="240" w:lineRule="auto" w:before="0" w:after="0"/>
+              <w:jc w:val="left"/>
             </w:pPr>
             <w:r>
               <w:rPr>
@@ -8593,6 +8750,7 @@
             <w:pPr>
               <w:keepNext w:val="0"/>
               <w:spacing w:line="240" w:lineRule="auto" w:before="0" w:after="0"/>
+              <w:jc w:val="left"/>
             </w:pPr>
             <w:r>
               <w:rPr>
@@ -8618,6 +8776,7 @@
             <w:pPr>
               <w:keepNext w:val="0"/>
               <w:spacing w:line="240" w:lineRule="auto" w:before="0" w:after="0"/>
+              <w:jc w:val="left"/>
             </w:pPr>
             <w:r>
               <w:rPr>
@@ -8643,6 +8802,7 @@
             <w:pPr>
               <w:keepNext w:val="0"/>
               <w:spacing w:line="240" w:lineRule="auto" w:before="0" w:after="0"/>
+              <w:jc w:val="left"/>
             </w:pPr>
             <w:r>
               <w:rPr>
@@ -8668,6 +8828,7 @@
             <w:pPr>
               <w:keepNext w:val="0"/>
               <w:spacing w:line="240" w:lineRule="auto" w:before="0" w:after="0"/>
+              <w:jc w:val="left"/>
             </w:pPr>
             <w:r>
               <w:rPr>
@@ -8693,6 +8854,7 @@
             <w:pPr>
               <w:keepNext w:val="0"/>
               <w:spacing w:line="240" w:lineRule="auto" w:before="0" w:after="0"/>
+              <w:jc w:val="left"/>
             </w:pPr>
             <w:r>
               <w:rPr>
@@ -8723,14 +8885,15 @@
             <w:pPr>
               <w:keepNext w:val="0"/>
               <w:spacing w:line="240" w:lineRule="auto" w:before="0" w:after="0"/>
-            </w:pPr>
-            <w:r>
-              <w:rPr>
+              <w:jc w:val="left"/>
+            </w:pPr>
+            <w:r>
+              <w:rPr>
+                <w:iCs/>
+                <w:i/>
+                <w:bCs/>
                 <w:rFonts w:ascii="Times New Roman" w:hAnsi="Times New Roman"/>
                 <w:b/>
-                <w:bCs/>
-                <w:i/>
-                <w:iCs/>
                 <w:sz w:val="19"/>
               </w:rPr>
               <w:t xml:space="preserve">TSHR</w:t>
@@ -8752,6 +8915,7 @@
             <w:pPr>
               <w:keepNext w:val="0"/>
               <w:spacing w:line="240" w:lineRule="auto" w:before="0" w:after="0"/>
+              <w:jc w:val="left"/>
             </w:pPr>
             <w:r>
               <w:rPr>
@@ -8777,6 +8941,7 @@
             <w:pPr>
               <w:keepNext w:val="0"/>
               <w:spacing w:line="240" w:lineRule="auto" w:before="0" w:after="0"/>
+              <w:jc w:val="left"/>
             </w:pPr>
             <w:r>
               <w:rPr>
@@ -8802,6 +8967,7 @@
             <w:pPr>
               <w:keepNext w:val="0"/>
               <w:spacing w:line="240" w:lineRule="auto" w:before="0" w:after="0"/>
+              <w:jc w:val="left"/>
             </w:pPr>
             <w:r>
               <w:rPr>
@@ -8827,6 +8993,7 @@
             <w:pPr>
               <w:keepNext w:val="0"/>
               <w:spacing w:line="240" w:lineRule="auto" w:before="0" w:after="0"/>
+              <w:jc w:val="left"/>
             </w:pPr>
             <w:r>
               <w:rPr>
@@ -8852,6 +9019,7 @@
             <w:pPr>
               <w:keepNext w:val="0"/>
               <w:spacing w:line="240" w:lineRule="auto" w:before="0" w:after="0"/>
+              <w:jc w:val="left"/>
             </w:pPr>
             <w:r>
               <w:rPr>
@@ -8877,6 +9045,7 @@
             <w:pPr>
               <w:keepNext w:val="0"/>
               <w:spacing w:line="240" w:lineRule="auto" w:before="0" w:after="0"/>
+              <w:jc w:val="left"/>
             </w:pPr>
             <w:r>
               <w:rPr>
@@ -8902,6 +9071,7 @@
             <w:pPr>
               <w:keepNext w:val="0"/>
               <w:spacing w:line="240" w:lineRule="auto" w:before="0" w:after="0"/>
+              <w:jc w:val="left"/>
             </w:pPr>
             <w:r>
               <w:rPr>
@@ -8932,12 +9102,13 @@
             <w:pPr>
               <w:keepNext w:val="0"/>
               <w:spacing w:line="240" w:lineRule="auto" w:before="0" w:after="0"/>
-            </w:pPr>
-            <w:r>
-              <w:rPr>
+              <w:jc w:val="left"/>
+            </w:pPr>
+            <w:r>
+              <w:rPr>
+                <w:iCs/>
                 <w:rFonts w:ascii="Times New Roman" w:hAnsi="Times New Roman"/>
                 <w:i/>
-                <w:iCs/>
                 <w:sz w:val="19"/>
               </w:rPr>
               <w:t xml:space="preserve">C4A</w:t>
@@ -8959,6 +9130,7 @@
             <w:pPr>
               <w:keepNext w:val="0"/>
               <w:spacing w:line="240" w:lineRule="auto" w:before="0" w:after="0"/>
+              <w:jc w:val="left"/>
             </w:pPr>
             <w:r>
               <w:rPr>
@@ -8984,6 +9156,7 @@
             <w:pPr>
               <w:keepNext w:val="0"/>
               <w:spacing w:line="240" w:lineRule="auto" w:before="0" w:after="0"/>
+              <w:jc w:val="left"/>
             </w:pPr>
             <w:r>
               <w:rPr>
@@ -9009,6 +9182,7 @@
             <w:pPr>
               <w:keepNext w:val="0"/>
               <w:spacing w:line="240" w:lineRule="auto" w:before="0" w:after="0"/>
+              <w:jc w:val="left"/>
             </w:pPr>
             <w:r>
               <w:rPr>
@@ -9034,6 +9208,7 @@
             <w:pPr>
               <w:keepNext w:val="0"/>
               <w:spacing w:line="240" w:lineRule="auto" w:before="0" w:after="0"/>
+              <w:jc w:val="left"/>
             </w:pPr>
             <w:r>
               <w:rPr>
@@ -9059,6 +9234,7 @@
             <w:pPr>
               <w:keepNext w:val="0"/>
               <w:spacing w:line="240" w:lineRule="auto" w:before="0" w:after="0"/>
+              <w:jc w:val="left"/>
             </w:pPr>
             <w:r>
               <w:rPr>
@@ -9084,6 +9260,7 @@
             <w:pPr>
               <w:keepNext w:val="0"/>
               <w:spacing w:line="240" w:lineRule="auto" w:before="0" w:after="0"/>
+              <w:jc w:val="left"/>
             </w:pPr>
             <w:r>
               <w:rPr>
@@ -9109,6 +9286,7 @@
             <w:pPr>
               <w:keepNext w:val="0"/>
               <w:spacing w:line="240" w:lineRule="auto" w:before="0" w:after="0"/>
+              <w:jc w:val="left"/>
             </w:pPr>
             <w:r>
               <w:rPr>
@@ -9139,12 +9317,13 @@
             <w:pPr>
               <w:keepNext w:val="0"/>
               <w:spacing w:line="240" w:lineRule="auto" w:before="0" w:after="0"/>
-            </w:pPr>
-            <w:r>
-              <w:rPr>
+              <w:jc w:val="left"/>
+            </w:pPr>
+            <w:r>
+              <w:rPr>
+                <w:iCs/>
                 <w:rFonts w:ascii="Times New Roman" w:hAnsi="Times New Roman"/>
                 <w:i/>
-                <w:iCs/>
                 <w:sz w:val="19"/>
               </w:rPr>
               <w:t xml:space="preserve">HSD3B7</w:t>
@@ -9166,6 +9345,7 @@
             <w:pPr>
               <w:keepNext w:val="0"/>
               <w:spacing w:line="240" w:lineRule="auto" w:before="0" w:after="0"/>
+              <w:jc w:val="left"/>
             </w:pPr>
             <w:r>
               <w:rPr>
@@ -9191,6 +9371,7 @@
             <w:pPr>
               <w:keepNext w:val="0"/>
               <w:spacing w:line="240" w:lineRule="auto" w:before="0" w:after="0"/>
+              <w:jc w:val="left"/>
             </w:pPr>
             <w:r>
               <w:rPr>
@@ -9216,6 +9397,7 @@
             <w:pPr>
               <w:keepNext w:val="0"/>
               <w:spacing w:line="240" w:lineRule="auto" w:before="0" w:after="0"/>
+              <w:jc w:val="left"/>
             </w:pPr>
             <w:r>
               <w:rPr>
@@ -9241,6 +9423,7 @@
             <w:pPr>
               <w:keepNext w:val="0"/>
               <w:spacing w:line="240" w:lineRule="auto" w:before="0" w:after="0"/>
+              <w:jc w:val="left"/>
             </w:pPr>
             <w:r>
               <w:rPr>
@@ -9266,6 +9449,7 @@
             <w:pPr>
               <w:keepNext w:val="0"/>
               <w:spacing w:line="240" w:lineRule="auto" w:before="0" w:after="0"/>
+              <w:jc w:val="left"/>
             </w:pPr>
             <w:r>
               <w:rPr>
@@ -9291,6 +9475,7 @@
             <w:pPr>
               <w:keepNext w:val="0"/>
               <w:spacing w:line="240" w:lineRule="auto" w:before="0" w:after="0"/>
+              <w:jc w:val="left"/>
             </w:pPr>
             <w:r>
               <w:rPr>
@@ -9316,6 +9501,7 @@
             <w:pPr>
               <w:keepNext w:val="0"/>
               <w:spacing w:line="240" w:lineRule="auto" w:before="0" w:after="0"/>
+              <w:jc w:val="left"/>
             </w:pPr>
             <w:r>
               <w:rPr>
@@ -9346,12 +9532,13 @@
             <w:pPr>
               <w:keepNext w:val="0"/>
               <w:spacing w:line="240" w:lineRule="auto" w:before="0" w:after="0"/>
-            </w:pPr>
-            <w:r>
-              <w:rPr>
+              <w:jc w:val="left"/>
+            </w:pPr>
+            <w:r>
+              <w:rPr>
+                <w:iCs/>
                 <w:rFonts w:ascii="Times New Roman" w:hAnsi="Times New Roman"/>
                 <w:i/>
-                <w:iCs/>
                 <w:sz w:val="19"/>
               </w:rPr>
               <w:t xml:space="preserve">TUBB</w:t>
@@ -9373,6 +9560,7 @@
             <w:pPr>
               <w:keepNext w:val="0"/>
               <w:spacing w:line="240" w:lineRule="auto" w:before="0" w:after="0"/>
+              <w:jc w:val="left"/>
             </w:pPr>
             <w:r>
               <w:rPr>
@@ -9398,6 +9586,7 @@
             <w:pPr>
               <w:keepNext w:val="0"/>
               <w:spacing w:line="240" w:lineRule="auto" w:before="0" w:after="0"/>
+              <w:jc w:val="left"/>
             </w:pPr>
             <w:r>
               <w:rPr>
@@ -9423,6 +9612,7 @@
             <w:pPr>
               <w:keepNext w:val="0"/>
               <w:spacing w:line="240" w:lineRule="auto" w:before="0" w:after="0"/>
+              <w:jc w:val="left"/>
             </w:pPr>
             <w:r>
               <w:rPr>
@@ -9448,6 +9638,7 @@
             <w:pPr>
               <w:keepNext w:val="0"/>
               <w:spacing w:line="240" w:lineRule="auto" w:before="0" w:after="0"/>
+              <w:jc w:val="left"/>
             </w:pPr>
             <w:r>
               <w:rPr>
@@ -9473,6 +9664,7 @@
             <w:pPr>
               <w:keepNext w:val="0"/>
               <w:spacing w:line="240" w:lineRule="auto" w:before="0" w:after="0"/>
+              <w:jc w:val="left"/>
             </w:pPr>
             <w:r>
               <w:rPr>
@@ -9498,6 +9690,7 @@
             <w:pPr>
               <w:keepNext w:val="0"/>
               <w:spacing w:line="240" w:lineRule="auto" w:before="0" w:after="0"/>
+              <w:jc w:val="left"/>
             </w:pPr>
             <w:r>
               <w:rPr>
@@ -9523,6 +9716,7 @@
             <w:pPr>
               <w:keepNext w:val="0"/>
               <w:spacing w:line="240" w:lineRule="auto" w:before="0" w:after="0"/>
+              <w:jc w:val="left"/>
             </w:pPr>
             <w:r>
               <w:rPr>
@@ -9553,12 +9747,13 @@
             <w:pPr>
               <w:keepNext w:val="0"/>
               <w:spacing w:line="240" w:lineRule="auto" w:before="0" w:after="0"/>
-            </w:pPr>
-            <w:r>
-              <w:rPr>
+              <w:jc w:val="left"/>
+            </w:pPr>
+            <w:r>
+              <w:rPr>
+                <w:iCs/>
                 <w:rFonts w:ascii="Times New Roman" w:hAnsi="Times New Roman"/>
                 <w:i/>
-                <w:iCs/>
                 <w:sz w:val="19"/>
               </w:rPr>
               <w:t xml:space="preserve">VKORC1</w:t>
@@ -9580,6 +9775,7 @@
             <w:pPr>
               <w:keepNext w:val="0"/>
               <w:spacing w:line="240" w:lineRule="auto" w:before="0" w:after="0"/>
+              <w:jc w:val="left"/>
             </w:pPr>
             <w:r>
               <w:rPr>
@@ -9605,6 +9801,7 @@
             <w:pPr>
               <w:keepNext w:val="0"/>
               <w:spacing w:line="240" w:lineRule="auto" w:before="0" w:after="0"/>
+              <w:jc w:val="left"/>
             </w:pPr>
             <w:r>
               <w:rPr>
@@ -9630,6 +9827,7 @@
             <w:pPr>
               <w:keepNext w:val="0"/>
               <w:spacing w:line="240" w:lineRule="auto" w:before="0" w:after="0"/>
+              <w:jc w:val="left"/>
             </w:pPr>
             <w:r>
               <w:rPr>
@@ -9655,6 +9853,7 @@
             <w:pPr>
               <w:keepNext w:val="0"/>
               <w:spacing w:line="240" w:lineRule="auto" w:before="0" w:after="0"/>
+              <w:jc w:val="left"/>
             </w:pPr>
             <w:r>
               <w:rPr>
@@ -9680,6 +9879,7 @@
             <w:pPr>
               <w:keepNext w:val="0"/>
               <w:spacing w:line="240" w:lineRule="auto" w:before="0" w:after="0"/>
+              <w:jc w:val="left"/>
             </w:pPr>
             <w:r>
               <w:rPr>
@@ -9705,6 +9905,7 @@
             <w:pPr>
               <w:keepNext w:val="0"/>
               <w:spacing w:line="240" w:lineRule="auto" w:before="0" w:after="0"/>
+              <w:jc w:val="left"/>
             </w:pPr>
             <w:r>
               <w:rPr>
@@ -9730,6 +9931,7 @@
             <w:pPr>
               <w:keepNext w:val="0"/>
               <w:spacing w:line="240" w:lineRule="auto" w:before="0" w:after="0"/>
+              <w:jc w:val="left"/>
             </w:pPr>
             <w:r>
               <w:rPr>
@@ -9760,12 +9962,13 @@
             <w:pPr>
               <w:keepNext w:val="0"/>
               <w:spacing w:line="240" w:lineRule="auto" w:before="0" w:after="0"/>
-            </w:pPr>
-            <w:r>
-              <w:rPr>
+              <w:jc w:val="left"/>
+            </w:pPr>
+            <w:r>
+              <w:rPr>
+                <w:iCs/>
                 <w:rFonts w:ascii="Times New Roman" w:hAnsi="Times New Roman"/>
                 <w:i/>
-                <w:iCs/>
                 <w:sz w:val="19"/>
               </w:rPr>
               <w:t xml:space="preserve">TNFSF14</w:t>
@@ -9787,6 +9990,7 @@
             <w:pPr>
               <w:keepNext w:val="0"/>
               <w:spacing w:line="240" w:lineRule="auto" w:before="0" w:after="0"/>
+              <w:jc w:val="left"/>
             </w:pPr>
             <w:r>
               <w:rPr>
@@ -9812,6 +10016,7 @@
             <w:pPr>
               <w:keepNext w:val="0"/>
               <w:spacing w:line="240" w:lineRule="auto" w:before="0" w:after="0"/>
+              <w:jc w:val="left"/>
             </w:pPr>
             <w:r>
               <w:rPr>
@@ -9837,6 +10042,7 @@
             <w:pPr>
               <w:keepNext w:val="0"/>
               <w:spacing w:line="240" w:lineRule="auto" w:before="0" w:after="0"/>
+              <w:jc w:val="left"/>
             </w:pPr>
             <w:r>
               <w:rPr>
@@ -9862,6 +10068,7 @@
             <w:pPr>
               <w:keepNext w:val="0"/>
               <w:spacing w:line="240" w:lineRule="auto" w:before="0" w:after="0"/>
+              <w:jc w:val="left"/>
             </w:pPr>
             <w:r>
               <w:rPr>
@@ -9887,6 +10094,7 @@
             <w:pPr>
               <w:keepNext w:val="0"/>
               <w:spacing w:line="240" w:lineRule="auto" w:before="0" w:after="0"/>
+              <w:jc w:val="left"/>
             </w:pPr>
             <w:r>
               <w:rPr>
@@ -9912,6 +10120,7 @@
             <w:pPr>
               <w:keepNext w:val="0"/>
               <w:spacing w:line="240" w:lineRule="auto" w:before="0" w:after="0"/>
+              <w:jc w:val="left"/>
             </w:pPr>
             <w:r>
               <w:rPr>
@@ -9937,6 +10146,7 @@
             <w:pPr>
               <w:keepNext w:val="0"/>
               <w:spacing w:line="240" w:lineRule="auto" w:before="0" w:after="0"/>
+              <w:jc w:val="left"/>
             </w:pPr>
             <w:r>
               <w:rPr>
@@ -9967,12 +10177,13 @@
             <w:pPr>
               <w:keepNext w:val="0"/>
               <w:spacing w:line="240" w:lineRule="auto" w:before="0" w:after="0"/>
-            </w:pPr>
-            <w:r>
-              <w:rPr>
+              <w:jc w:val="left"/>
+            </w:pPr>
+            <w:r>
+              <w:rPr>
+                <w:iCs/>
                 <w:rFonts w:ascii="Times New Roman" w:hAnsi="Times New Roman"/>
                 <w:i/>
-                <w:iCs/>
                 <w:sz w:val="19"/>
               </w:rPr>
               <w:t xml:space="preserve">PRSS36</w:t>
@@ -9994,6 +10205,7 @@
             <w:pPr>
               <w:keepNext w:val="0"/>
               <w:spacing w:line="240" w:lineRule="auto" w:before="0" w:after="0"/>
+              <w:jc w:val="left"/>
             </w:pPr>
             <w:r>
               <w:rPr>
@@ -10019,6 +10231,7 @@
             <w:pPr>
               <w:keepNext w:val="0"/>
               <w:spacing w:line="240" w:lineRule="auto" w:before="0" w:after="0"/>
+              <w:jc w:val="left"/>
             </w:pPr>
             <w:r>
               <w:rPr>
@@ -10044,6 +10257,7 @@
             <w:pPr>
               <w:keepNext w:val="0"/>
               <w:spacing w:line="240" w:lineRule="auto" w:before="0" w:after="0"/>
+              <w:jc w:val="left"/>
             </w:pPr>
             <w:r>
               <w:rPr>
@@ -10069,6 +10283,7 @@
             <w:pPr>
               <w:keepNext w:val="0"/>
               <w:spacing w:line="240" w:lineRule="auto" w:before="0" w:after="0"/>
+              <w:jc w:val="left"/>
             </w:pPr>
             <w:r>
               <w:rPr>
@@ -10094,6 +10309,7 @@
             <w:pPr>
               <w:keepNext w:val="0"/>
               <w:spacing w:line="240" w:lineRule="auto" w:before="0" w:after="0"/>
+              <w:jc w:val="left"/>
             </w:pPr>
             <w:r>
               <w:rPr>
@@ -10119,6 +10335,7 @@
             <w:pPr>
               <w:keepNext w:val="0"/>
               <w:spacing w:line="240" w:lineRule="auto" w:before="0" w:after="0"/>
+              <w:jc w:val="left"/>
             </w:pPr>
             <w:r>
               <w:rPr>
@@ -10144,6 +10361,7 @@
             <w:pPr>
               <w:keepNext w:val="0"/>
               <w:spacing w:line="240" w:lineRule="auto" w:before="0" w:after="0"/>
+              <w:jc w:val="left"/>
             </w:pPr>
             <w:r>
               <w:rPr>
@@ -10174,12 +10392,13 @@
             <w:pPr>
               <w:keepNext w:val="0"/>
               <w:spacing w:line="240" w:lineRule="auto" w:before="0" w:after="0"/>
-            </w:pPr>
-            <w:r>
-              <w:rPr>
+              <w:jc w:val="left"/>
+            </w:pPr>
+            <w:r>
+              <w:rPr>
+                <w:iCs/>
                 <w:rFonts w:ascii="Times New Roman" w:hAnsi="Times New Roman"/>
                 <w:i/>
-                <w:iCs/>
                 <w:sz w:val="19"/>
               </w:rPr>
               <w:t xml:space="preserve">MAPKAPK5</w:t>
@@ -10201,6 +10420,7 @@
             <w:pPr>
               <w:keepNext w:val="0"/>
               <w:spacing w:line="240" w:lineRule="auto" w:before="0" w:after="0"/>
+              <w:jc w:val="left"/>
             </w:pPr>
             <w:r>
               <w:rPr>
@@ -10226,6 +10446,7 @@
             <w:pPr>
               <w:keepNext w:val="0"/>
               <w:spacing w:line="240" w:lineRule="auto" w:before="0" w:after="0"/>
+              <w:jc w:val="left"/>
             </w:pPr>
             <w:r>
               <w:rPr>
@@ -10251,6 +10472,7 @@
             <w:pPr>
               <w:keepNext w:val="0"/>
               <w:spacing w:line="240" w:lineRule="auto" w:before="0" w:after="0"/>
+              <w:jc w:val="left"/>
             </w:pPr>
             <w:r>
               <w:rPr>
@@ -10276,6 +10498,7 @@
             <w:pPr>
               <w:keepNext w:val="0"/>
               <w:spacing w:line="240" w:lineRule="auto" w:before="0" w:after="0"/>
+              <w:jc w:val="left"/>
             </w:pPr>
             <w:r>
               <w:rPr>
@@ -10301,6 +10524,7 @@
             <w:pPr>
               <w:keepNext w:val="0"/>
               <w:spacing w:line="240" w:lineRule="auto" w:before="0" w:after="0"/>
+              <w:jc w:val="left"/>
             </w:pPr>
             <w:r>
               <w:rPr>
@@ -10326,6 +10550,7 @@
             <w:pPr>
               <w:keepNext w:val="0"/>
               <w:spacing w:line="240" w:lineRule="auto" w:before="0" w:after="0"/>
+              <w:jc w:val="left"/>
             </w:pPr>
             <w:r>
               <w:rPr>
@@ -10351,6 +10576,7 @@
             <w:pPr>
               <w:keepNext w:val="0"/>
               <w:spacing w:line="240" w:lineRule="auto" w:before="0" w:after="0"/>
+              <w:jc w:val="left"/>
             </w:pPr>
             <w:r>
               <w:rPr>
@@ -10381,12 +10607,13 @@
             <w:pPr>
               <w:keepNext w:val="0"/>
               <w:spacing w:line="240" w:lineRule="auto" w:before="0" w:after="0"/>
-            </w:pPr>
-            <w:r>
-              <w:rPr>
+              <w:jc w:val="left"/>
+            </w:pPr>
+            <w:r>
+              <w:rPr>
+                <w:iCs/>
                 <w:rFonts w:ascii="Times New Roman" w:hAnsi="Times New Roman"/>
                 <w:i/>
-                <w:iCs/>
                 <w:sz w:val="19"/>
               </w:rPr>
               <w:t xml:space="preserve">PSMB8</w:t>
@@ -10408,6 +10635,7 @@
             <w:pPr>
               <w:keepNext w:val="0"/>
               <w:spacing w:line="240" w:lineRule="auto" w:before="0" w:after="0"/>
+              <w:jc w:val="left"/>
             </w:pPr>
             <w:r>
               <w:rPr>
@@ -10433,6 +10661,7 @@
             <w:pPr>
               <w:keepNext w:val="0"/>
               <w:spacing w:line="240" w:lineRule="auto" w:before="0" w:after="0"/>
+              <w:jc w:val="left"/>
             </w:pPr>
             <w:r>
               <w:rPr>
@@ -10458,6 +10687,7 @@
             <w:pPr>
               <w:keepNext w:val="0"/>
               <w:spacing w:line="240" w:lineRule="auto" w:before="0" w:after="0"/>
+              <w:jc w:val="left"/>
             </w:pPr>
             <w:r>
               <w:rPr>
@@ -10483,6 +10713,7 @@
             <w:pPr>
               <w:keepNext w:val="0"/>
               <w:spacing w:line="240" w:lineRule="auto" w:before="0" w:after="0"/>
+              <w:jc w:val="left"/>
             </w:pPr>
             <w:r>
               <w:rPr>
@@ -10508,6 +10739,7 @@
             <w:pPr>
               <w:keepNext w:val="0"/>
               <w:spacing w:line="240" w:lineRule="auto" w:before="0" w:after="0"/>
+              <w:jc w:val="left"/>
             </w:pPr>
             <w:r>
               <w:rPr>
@@ -10533,6 +10765,7 @@
             <w:pPr>
               <w:keepNext w:val="0"/>
               <w:spacing w:line="240" w:lineRule="auto" w:before="0" w:after="0"/>
+              <w:jc w:val="left"/>
             </w:pPr>
             <w:r>
               <w:rPr>
@@ -10558,6 +10791,7 @@
             <w:pPr>
               <w:keepNext w:val="0"/>
               <w:spacing w:line="240" w:lineRule="auto" w:before="0" w:after="0"/>
+              <w:jc w:val="left"/>
             </w:pPr>
             <w:r>
               <w:rPr>
@@ -10588,12 +10822,13 @@
             <w:pPr>
               <w:keepNext w:val="0"/>
               <w:spacing w:line="240" w:lineRule="auto" w:before="0" w:after="0"/>
-            </w:pPr>
-            <w:r>
-              <w:rPr>
+              <w:jc w:val="left"/>
+            </w:pPr>
+            <w:r>
+              <w:rPr>
+                <w:iCs/>
                 <w:rFonts w:ascii="Times New Roman" w:hAnsi="Times New Roman"/>
                 <w:i/>
-                <w:iCs/>
                 <w:sz w:val="19"/>
               </w:rPr>
               <w:t xml:space="preserve">IFNGR1</w:t>
@@ -10615,6 +10850,7 @@
             <w:pPr>
               <w:keepNext w:val="0"/>
               <w:spacing w:line="240" w:lineRule="auto" w:before="0" w:after="0"/>
+              <w:jc w:val="left"/>
             </w:pPr>
             <w:r>
               <w:rPr>
@@ -10640,6 +10876,7 @@
             <w:pPr>
               <w:keepNext w:val="0"/>
               <w:spacing w:line="240" w:lineRule="auto" w:before="0" w:after="0"/>
+              <w:jc w:val="left"/>
             </w:pPr>
             <w:r>
               <w:rPr>
@@ -10665,6 +10902,7 @@
             <w:pPr>
               <w:keepNext w:val="0"/>
               <w:spacing w:line="240" w:lineRule="auto" w:before="0" w:after="0"/>
+              <w:jc w:val="left"/>
             </w:pPr>
             <w:r>
               <w:rPr>
@@ -10690,6 +10928,7 @@
             <w:pPr>
               <w:keepNext w:val="0"/>
               <w:spacing w:line="240" w:lineRule="auto" w:before="0" w:after="0"/>
+              <w:jc w:val="left"/>
             </w:pPr>
             <w:r>
               <w:rPr>
@@ -10715,6 +10954,7 @@
             <w:pPr>
               <w:keepNext w:val="0"/>
               <w:spacing w:line="240" w:lineRule="auto" w:before="0" w:after="0"/>
+              <w:jc w:val="left"/>
             </w:pPr>
             <w:r>
               <w:rPr>
@@ -10740,6 +10980,7 @@
             <w:pPr>
               <w:keepNext w:val="0"/>
               <w:spacing w:line="240" w:lineRule="auto" w:before="0" w:after="0"/>
+              <w:jc w:val="left"/>
             </w:pPr>
             <w:r>
               <w:rPr>
@@ -10765,6 +11006,7 @@
             <w:pPr>
               <w:keepNext w:val="0"/>
               <w:spacing w:line="240" w:lineRule="auto" w:before="0" w:after="0"/>
+              <w:jc w:val="left"/>
             </w:pPr>
             <w:r>
               <w:rPr>
@@ -10799,27 +11041,36 @@
         <w:rPr>
           <w:sz w:val="20"/>
         </w:rPr>
-        <w:t xml:space="preserve">“—”</w:t>
+        <w:t xml:space="preserve">“</w:t>
       </w:r>
       <w:r>
         <w:rPr>
           <w:sz w:val="20"/>
         </w:rPr>
-        <w:t xml:space="preserve"> </w:t>
+        <w:t xml:space="preserve">—</w:t>
       </w:r>
       <w:r>
         <w:rPr>
           <w:sz w:val="20"/>
         </w:rPr>
+        <w:t xml:space="preserve">”</w:t>
+      </w:r>
+      <w:r>
+        <w:rPr>
+          <w:sz w:val="20"/>
+        </w:rPr>
+        <w:t xml:space="preserve"> </w:t>
+      </w:r>
+      <w:r>
+        <w:rPr>
+          <w:sz w:val="20"/>
+        </w:rPr>
         <w:t xml:space="preserve">denotes loci in the MHC region or otherwise not carried into formal colocalization. The two established loci (TSHR, CTLA4) and MHC-region signals are classified by prior biological knowledge. Among non-known candidates, TNFSF14 and IFNGR1 colocalized strongly in BBJ (PP.H4 = 0.994 and 0.989) but in neither secondary outcome, and the chr16p11.2 cluster resolves to a single conditional signal (Supplementary Table S5); no non-known candidate showed shared-variant colocalization in more than one outcome.</w:t>
       </w:r>
     </w:p>
-    <w:bookmarkEnd w:id="30"/>
-    <w:bookmarkEnd w:id="31"/>
+    <w:bookmarkEnd w:id="41"/>
+    <w:bookmarkEnd w:id="42"/>
     <w:sectPr>
-      <w:footnotePr>
-        <w:numRestart w:val="eachSect"/>
-      </w:footnotePr>
       <w:pgSz w:w="16834" w:h="11909" w:orient="landscape"/>
       <w:pgMar w:left="1008" w:right="1008" w:top="936" w:bottom="936" w:header="432" w:footer="432"/>
     </w:sectPr>
@@ -10836,7 +11087,6 @@
   <w:p>
     <w:pPr>
       <w:jc w:val="center"/>
-      <w:suppressLineNumbers/>
       <w:suppressLineNumbers/>
     </w:pPr>
     <w:r>
@@ -10858,7 +11108,6 @@
     <w:pPr>
       <w:jc w:val="center"/>
       <w:suppressLineNumbers/>
-      <w:suppressLineNumbers/>
     </w:pPr>
     <w:r>
       <w:fldChar w:fldCharType="begin"/>
@@ -10879,7 +11128,6 @@
     <w:pPr>
       <w:jc w:val="center"/>
       <w:suppressLineNumbers/>
-      <w:suppressLineNumbers/>
     </w:pPr>
     <w:r>
       <w:fldChar w:fldCharType="begin"/>
@@ -10916,14 +11164,14 @@
 <file path=word/numbering.xml><?xml version="1.0" encoding="utf-8"?>
 <w:numbering xmlns:w="http://schemas.openxmlformats.org/wordprocessingml/2006/main">
   <w:abstractNum w:abstractNumId="990">
-    <w:nsid w:val="0000A990"/>
+    <w:nsid w:val="A990"/>
     <w:multiLevelType w:val="multilevel"/>
     <w:lvl w:ilvl="0">
       <w:numFmt w:val="bullet"/>
       <w:lvlText w:val=" "/>
       <w:lvlJc w:val="left"/>
       <w:pPr>
-        <w:ind w:left="720" w:hanging="360"/>
+        <w:ind w:left="720" w:hanging="480"/>
       </w:pPr>
     </w:lvl>
     <w:lvl w:ilvl="1">
@@ -10931,7 +11179,7 @@
       <w:lvlText w:val=" "/>
       <w:lvlJc w:val="left"/>
       <w:pPr>
-        <w:ind w:left="1440" w:hanging="360"/>
+        <w:ind w:left="1440" w:hanging="480"/>
       </w:pPr>
     </w:lvl>
     <w:lvl w:ilvl="2">
@@ -10939,7 +11187,7 @@
       <w:lvlText w:val=" "/>
       <w:lvlJc w:val="left"/>
       <w:pPr>
-        <w:ind w:left="2160" w:hanging="360"/>
+        <w:ind w:left="2160" w:hanging="480"/>
       </w:pPr>
     </w:lvl>
     <w:lvl w:ilvl="3">
@@ -10947,7 +11195,7 @@
       <w:lvlText w:val=" "/>
       <w:lvlJc w:val="left"/>
       <w:pPr>
-        <w:ind w:left="2880" w:hanging="360"/>
+        <w:ind w:left="2880" w:hanging="480"/>
       </w:pPr>
     </w:lvl>
     <w:lvl w:ilvl="4">
@@ -10955,7 +11203,7 @@
       <w:lvlText w:val=" "/>
       <w:lvlJc w:val="left"/>
       <w:pPr>
-        <w:ind w:left="3600" w:hanging="360"/>
+        <w:ind w:left="3600" w:hanging="480"/>
       </w:pPr>
     </w:lvl>
     <w:lvl w:ilvl="5">
@@ -10963,7 +11211,7 @@
       <w:lvlText w:val=" "/>
       <w:lvlJc w:val="left"/>
       <w:pPr>
-        <w:ind w:left="4320" w:hanging="360"/>
+        <w:ind w:left="4320" w:hanging="480"/>
       </w:pPr>
     </w:lvl>
     <w:lvl w:ilvl="6">
@@ -10971,7 +11219,7 @@
       <w:lvlText w:val=" "/>
       <w:lvlJc w:val="left"/>
       <w:pPr>
-        <w:ind w:left="5040" w:hanging="360"/>
+        <w:ind w:left="5040" w:hanging="480"/>
       </w:pPr>
     </w:lvl>
     <w:lvl w:ilvl="7">
@@ -10979,7 +11227,7 @@
       <w:lvlText w:val=" "/>
       <w:lvlJc w:val="left"/>
       <w:pPr>
-        <w:ind w:left="5760" w:hanging="360"/>
+        <w:ind w:left="5760" w:hanging="480"/>
       </w:pPr>
     </w:lvl>
     <w:lvl w:ilvl="8">
@@ -10987,12 +11235,12 @@
       <w:lvlText w:val=" "/>
       <w:lvlJc w:val="left"/>
       <w:pPr>
-        <w:ind w:left="6480" w:hanging="360"/>
+        <w:ind w:left="6480" w:hanging="480"/>
       </w:pPr>
     </w:lvl>
   </w:abstractNum>
   <w:abstractNum w:abstractNumId="99411">
-    <w:nsid w:val="00A99411"/>
+    <w:nsid w:val="A99411"/>
     <w:multiLevelType w:val="multilevel"/>
     <w:lvl w:ilvl="0">
       <w:start w:val="1"/>
@@ -11000,7 +11248,7 @@
       <w:lvlText w:val="%1."/>
       <w:lvlJc w:val="left"/>
       <w:pPr>
-        <w:ind w:left="720" w:hanging="360"/>
+        <w:ind w:left="720" w:hanging="480"/>
       </w:pPr>
     </w:lvl>
     <w:lvl w:ilvl="1">
@@ -11009,7 +11257,7 @@
       <w:lvlText w:val="%2."/>
       <w:lvlJc w:val="left"/>
       <w:pPr>
-        <w:ind w:left="1440" w:hanging="360"/>
+        <w:ind w:left="1440" w:hanging="480"/>
       </w:pPr>
     </w:lvl>
     <w:lvl w:ilvl="2">
@@ -11018,7 +11266,7 @@
       <w:lvlText w:val="%3."/>
       <w:lvlJc w:val="left"/>
       <w:pPr>
-        <w:ind w:left="2160" w:hanging="360"/>
+        <w:ind w:left="2160" w:hanging="480"/>
       </w:pPr>
     </w:lvl>
     <w:lvl w:ilvl="3">
@@ -11027,7 +11275,7 @@
       <w:lvlText w:val="%4."/>
       <w:lvlJc w:val="left"/>
       <w:pPr>
-        <w:ind w:left="2880" w:hanging="360"/>
+        <w:ind w:left="2880" w:hanging="480"/>
       </w:pPr>
     </w:lvl>
     <w:lvl w:ilvl="4">
@@ -11036,7 +11284,7 @@
       <w:lvlText w:val="%5."/>
       <w:lvlJc w:val="left"/>
       <w:pPr>
-        <w:ind w:left="3600" w:hanging="360"/>
+        <w:ind w:left="3600" w:hanging="480"/>
       </w:pPr>
     </w:lvl>
     <w:lvl w:ilvl="5">
@@ -11045,7 +11293,7 @@
       <w:lvlText w:val="%6."/>
       <w:lvlJc w:val="left"/>
       <w:pPr>
-        <w:ind w:left="4320" w:hanging="360"/>
+        <w:ind w:left="4320" w:hanging="480"/>
       </w:pPr>
     </w:lvl>
     <w:lvl w:ilvl="6">
@@ -11054,7 +11302,7 @@
       <w:lvlText w:val="%7."/>
       <w:lvlJc w:val="left"/>
       <w:pPr>
-        <w:ind w:left="5040" w:hanging="360"/>
+        <w:ind w:left="5040" w:hanging="480"/>
       </w:pPr>
     </w:lvl>
     <w:lvl w:ilvl="7">
@@ -11063,7 +11311,7 @@
       <w:lvlText w:val="%8."/>
       <w:lvlJc w:val="left"/>
       <w:pPr>
-        <w:ind w:left="5760" w:hanging="360"/>
+        <w:ind w:left="5760" w:hanging="480"/>
       </w:pPr>
     </w:lvl>
     <w:lvl w:ilvl="8">
@@ -11072,7 +11320,7 @@
       <w:lvlText w:val="%9."/>
       <w:lvlJc w:val="left"/>
       <w:pPr>
-        <w:ind w:left="6480" w:hanging="360"/>
+        <w:ind w:left="6480" w:hanging="480"/>
       </w:pPr>
     </w:lvl>
   </w:abstractNum>
@@ -11117,10 +11365,10 @@
   <w:docDefaults>
     <w:rPrDefault>
       <w:rPr>
-        <w:rFonts w:asciiTheme="minorHAnsi" w:cstheme="minorBidi" w:eastAsiaTheme="minorEastAsia" w:hAnsiTheme="minorHAnsi"/>
+        <w:rFonts w:asciiTheme="minorHAnsi" w:cstheme="minorBidi" w:eastAsiaTheme="minorHAnsi" w:hAnsiTheme="minorHAnsi"/>
         <w:sz w:val="24"/>
         <w:szCs w:val="24"/>
-        <w:lang w:bidi="ar-SA" w:eastAsia="zh-CN" w:val="en-US"/>
+        <w:lang w:bidi="ar-SA" w:eastAsia="en-US" w:val="en-US"/>
       </w:rPr>
     </w:rPrDefault>
     <w:pPrDefault>
@@ -11145,10 +11393,10 @@
     <w:name w:val="Body Text"/>
     <w:basedOn w:val="Normal"/>
     <w:link w:val="BodyTextChar"/>
-    <w:qFormat/>
     <w:pPr>
       <w:spacing w:after="0" w:before="180" w:line="480" w:lineRule="auto"/>
     </w:pPr>
+    <w:qFormat/>
     <w:rPr>
       <w:rFonts w:ascii="Times New Roman" w:hAnsi="Times New Roman"/>
       <w:sz w:val="24"/>
@@ -11183,97 +11431,57 @@
     <w:name w:val="Title"/>
     <w:basedOn w:val="Normal"/>
     <w:next w:val="BodyText"/>
-    <w:link w:val="TitleChar"/>
-    <w:uiPriority w:val="10"/>
     <w:qFormat/>
-    <w:rsid w:val="00A10FD9"/>
     <w:pPr>
       <w:keepNext/>
-      <w:spacing w:after="120" w:line="276" w:lineRule="auto" w:before="240"/>
-      <w:contextualSpacing/>
+      <w:keepLines/>
+      <w:spacing w:after="120" w:before="240" w:line="276" w:lineRule="auto"/>
       <w:jc w:val="center"/>
     </w:pPr>
     <w:rPr>
       <w:rFonts w:asciiTheme="majorHAnsi" w:cstheme="majorBidi" w:eastAsiaTheme="majorEastAsia" w:hAnsiTheme="majorHAnsi" w:ascii="Times New Roman" w:hAnsi="Times New Roman"/>
       <w:b/>
+      <w:bCs/>
       <w:color w:val="000000"/>
       <w:sz w:val="30"/>
-      <w:szCs w:val="56"/>
-    </w:rPr>
-  </w:style>
-  <w:style w:customStyle="1" w:styleId="TitleChar" w:type="character">
-    <w:name w:val="Title Char"/>
-    <w:basedOn w:val="DefaultParagraphFont"/>
-    <w:link w:val="Title"/>
-    <w:uiPriority w:val="10"/>
-    <w:rsid w:val="00A10FD9"/>
-    <w:rPr>
-      <w:rFonts w:asciiTheme="majorHAnsi" w:cstheme="majorBidi" w:eastAsiaTheme="majorEastAsia" w:hAnsiTheme="majorHAnsi"/>
-      <w:sz w:val="56"/>
-      <w:szCs w:val="56"/>
+      <w:szCs w:val="36"/>
     </w:rPr>
   </w:style>
   <w:style w:styleId="Subtitle" w:type="paragraph">
     <w:name w:val="Subtitle"/>
     <w:basedOn w:val="Title"/>
     <w:next w:val="BodyText"/>
-    <w:link w:val="SubtitleChar"/>
-    <w:uiPriority w:val="11"/>
     <w:qFormat/>
-    <w:rsid w:val="00A10FD9"/>
     <w:pPr>
-      <w:numPr>
-        <w:ilvl w:val="1"/>
-      </w:numPr>
+      <w:keepNext/>
+      <w:keepLines/>
+      <w:spacing w:after="240" w:before="240"/>
+      <w:jc w:val="center"/>
     </w:pPr>
     <w:rPr>
-      <w:rFonts w:cstheme="majorBidi" w:eastAsiaTheme="majorEastAsia"/>
-      <w:spacing w:val="15"/>
-      <w:sz w:val="28"/>
-      <w:szCs w:val="28"/>
-    </w:rPr>
-  </w:style>
-  <w:style w:customStyle="1" w:styleId="SubtitleChar" w:type="character">
-    <w:name w:val="Subtitle Char"/>
-    <w:basedOn w:val="DefaultParagraphFont"/>
-    <w:link w:val="Subtitle"/>
-    <w:uiPriority w:val="11"/>
-    <w:rsid w:val="00A10FD9"/>
-    <w:rPr>
-      <w:rFonts w:cstheme="majorBidi" w:eastAsiaTheme="majorEastAsia"/>
-      <w:color w:themeColor="text1" w:themeTint="A6" w:val="595959"/>
-      <w:spacing w:val="15"/>
-      <w:sz w:val="28"/>
-      <w:szCs w:val="28"/>
+      <w:sz w:val="30"/>
+      <w:szCs w:val="30"/>
     </w:rPr>
   </w:style>
   <w:style w:customStyle="1" w:styleId="Author" w:type="paragraph">
     <w:name w:val="Author"/>
-    <w:basedOn w:val="Title"/>
     <w:next w:val="BodyText"/>
     <w:qFormat/>
     <w:pPr>
       <w:keepNext/>
       <w:keepLines/>
+      <w:jc w:val="center"/>
     </w:pPr>
-    <w:rPr>
-      <w:sz w:val="24"/>
-      <w:szCs w:val="24"/>
-    </w:rPr>
   </w:style>
   <w:style w:styleId="Date" w:type="paragraph">
     <w:name w:val="Date"/>
-    <w:basedOn w:val="Title"/>
     <w:next w:val="BodyText"/>
     <w:qFormat/>
     <w:pPr>
       <w:keepNext/>
       <w:keepLines/>
+      <w:jc w:val="center"/>
     </w:pPr>
-    <w:rPr>
-      <w:sz w:val="24"/>
-      <w:szCs w:val="24"/>
-    </w:rPr>
   </w:style>
   <w:style w:customStyle="1" w:styleId="AbstractTitle" w:type="paragraph">
     <w:name w:val="Abstract Title"/>
@@ -11283,13 +11491,15 @@
     <w:pPr>
       <w:keepNext/>
       <w:keepLines/>
+      <w:jc w:val="center"/>
       <w:spacing w:after="0" w:before="300"/>
-      <w:jc w:val="center"/>
     </w:pPr>
     <w:rPr>
-      <w:b/>
       <w:sz w:val="20"/>
       <w:szCs w:val="20"/>
+      <w:b/>
+      <w:color w:val="345A8A"/>
+      &gt;
     </w:rPr>
   </w:style>
   <w:style w:customStyle="1" w:styleId="Abstract" w:type="paragraph">
@@ -11316,326 +11526,191 @@
     <w:rPr/>
   </w:style>
   <w:style w:styleId="Heading1" w:type="paragraph">
-    <w:name w:val="heading 1"/>
+    <w:name w:val="Heading 1"/>
     <w:basedOn w:val="Normal"/>
     <w:next w:val="BodyText"/>
-    <w:link w:val="Heading1Char"/>
     <w:uiPriority w:val="9"/>
     <w:qFormat/>
-    <w:rsid w:val="00A10FD9"/>
     <w:pPr>
       <w:keepNext/>
       <w:keepLines/>
-      <w:spacing w:after="120" w:before="240" w:line="276" w:lineRule="auto"/>
+      <w:spacing w:after="0" w:before="480"/>
       <w:outlineLvl w:val="0"/>
     </w:pPr>
     <w:rPr>
-      <w:rFonts w:asciiTheme="majorHAnsi" w:cstheme="majorBidi" w:eastAsiaTheme="majorEastAsia" w:hAnsiTheme="majorHAnsi" w:ascii="Times New Roman" w:hAnsi="Times New Roman"/>
+      <w:rFonts w:asciiTheme="majorHAnsi" w:cstheme="majorBidi" w:eastAsiaTheme="majorEastAsia" w:hAnsiTheme="majorHAnsi"/>
       <w:b/>
-      <w:color w:val="000000"/>
-      <w:sz w:val="24"/>
-      <w:szCs w:val="40"/>
-    </w:rPr>
-  </w:style>
-  <w:style w:styleId="Heading2" w:type="paragraph">
-    <w:name w:val="heading 2"/>
-    <w:basedOn w:val="Normal"/>
-    <w:next w:val="BodyText"/>
-    <w:link w:val="Heading2Char"/>
-    <w:uiPriority w:val="9"/>
-    <w:semiHidden/>
-    <w:unhideWhenUsed/>
-    <w:qFormat/>
-    <w:rsid w:val="00A10FD9"/>
-    <w:pPr>
-      <w:keepNext/>
-      <w:keepLines/>
-      <w:spacing w:after="120" w:before="240" w:line="276" w:lineRule="auto"/>
-      <w:outlineLvl w:val="1"/>
-    </w:pPr>
-    <w:rPr>
-      <w:rFonts w:asciiTheme="majorHAnsi" w:cstheme="majorBidi" w:eastAsiaTheme="majorEastAsia" w:hAnsiTheme="majorHAnsi" w:ascii="Times New Roman" w:hAnsi="Times New Roman"/>
-      <w:b/>
-      <w:color w:val="000000"/>
-      <w:sz w:val="24"/>
-      <w:szCs w:val="32"/>
-    </w:rPr>
-  </w:style>
-  <w:style w:styleId="Heading3" w:type="paragraph">
-    <w:name w:val="heading 3"/>
-    <w:basedOn w:val="Normal"/>
-    <w:next w:val="BodyText"/>
-    <w:link w:val="Heading3Char"/>
-    <w:uiPriority w:val="9"/>
-    <w:semiHidden/>
-    <w:unhideWhenUsed/>
-    <w:qFormat/>
-    <w:rsid w:val="00A10FD9"/>
-    <w:pPr>
-      <w:keepNext/>
-      <w:keepLines/>
-      <w:spacing w:after="120" w:before="240" w:line="276" w:lineRule="auto"/>
-      <w:outlineLvl w:val="2"/>
-    </w:pPr>
-    <w:rPr>
-      <w:rFonts w:cstheme="majorBidi" w:eastAsiaTheme="majorEastAsia" w:ascii="Times New Roman" w:hAnsi="Times New Roman"/>
-      <w:b/>
-      <w:color w:val="000000"/>
-      <w:sz w:val="24"/>
-      <w:szCs w:val="28"/>
-    </w:rPr>
-  </w:style>
-  <w:style w:styleId="Heading4" w:type="paragraph">
-    <w:name w:val="heading 4"/>
-    <w:basedOn w:val="Normal"/>
-    <w:next w:val="BodyText"/>
-    <w:link w:val="Heading4Char"/>
-    <w:uiPriority w:val="9"/>
-    <w:semiHidden/>
-    <w:unhideWhenUsed/>
-    <w:qFormat/>
-    <w:rsid w:val="00A10FD9"/>
-    <w:pPr>
-      <w:keepNext/>
-      <w:keepLines/>
-      <w:spacing w:after="120" w:before="240" w:line="276" w:lineRule="auto"/>
-      <w:outlineLvl w:val="3"/>
-    </w:pPr>
-    <w:rPr>
-      <w:rFonts w:cstheme="majorBidi" w:eastAsiaTheme="majorEastAsia" w:ascii="Times New Roman" w:hAnsi="Times New Roman"/>
-      <w:b/>
-      <w:i/>
-      <w:iCs/>
-      <w:color w:val="000000"/>
-      <w:sz w:val="24"/>
-    </w:rPr>
-  </w:style>
-  <w:style w:styleId="Heading5" w:type="paragraph">
-    <w:name w:val="heading 5"/>
-    <w:basedOn w:val="Normal"/>
-    <w:next w:val="BodyText"/>
-    <w:link w:val="Heading5Char"/>
-    <w:uiPriority w:val="9"/>
-    <w:semiHidden/>
-    <w:unhideWhenUsed/>
-    <w:qFormat/>
-    <w:rsid w:val="00A10FD9"/>
-    <w:pPr>
-      <w:keepNext/>
-      <w:keepLines/>
-      <w:spacing w:after="40" w:before="80"/>
-      <w:outlineLvl w:val="4"/>
-    </w:pPr>
-    <w:rPr>
-      <w:rFonts w:cstheme="majorBidi" w:eastAsiaTheme="majorEastAsia"/>
-      <w:color w:themeColor="accent1" w:themeShade="BF" w:val="0F4761"/>
-    </w:rPr>
-  </w:style>
-  <w:style w:styleId="Heading6" w:type="paragraph">
-    <w:name w:val="heading 6"/>
-    <w:basedOn w:val="Normal"/>
-    <w:next w:val="BodyText"/>
-    <w:link w:val="Heading6Char"/>
-    <w:uiPriority w:val="9"/>
-    <w:semiHidden/>
-    <w:unhideWhenUsed/>
-    <w:qFormat/>
-    <w:rsid w:val="00A10FD9"/>
-    <w:pPr>
-      <w:keepNext/>
-      <w:keepLines/>
-      <w:spacing w:after="0" w:before="40"/>
-      <w:outlineLvl w:val="5"/>
-    </w:pPr>
-    <w:rPr>
-      <w:rFonts w:cstheme="majorBidi" w:eastAsiaTheme="majorEastAsia"/>
-      <w:i/>
-      <w:iCs/>
-      <w:color w:themeColor="text1" w:themeTint="A6" w:val="595959"/>
-    </w:rPr>
-  </w:style>
-  <w:style w:styleId="Heading7" w:type="paragraph">
-    <w:name w:val="heading 7"/>
-    <w:basedOn w:val="Normal"/>
-    <w:next w:val="BodyText"/>
-    <w:link w:val="Heading7Char"/>
-    <w:uiPriority w:val="9"/>
-    <w:semiHidden/>
-    <w:unhideWhenUsed/>
-    <w:qFormat/>
-    <w:rsid w:val="00A10FD9"/>
-    <w:pPr>
-      <w:keepNext/>
-      <w:keepLines/>
-      <w:spacing w:after="0" w:before="40"/>
-      <w:outlineLvl w:val="6"/>
-    </w:pPr>
-    <w:rPr>
-      <w:rFonts w:cstheme="majorBidi" w:eastAsiaTheme="majorEastAsia"/>
-      <w:color w:themeColor="text1" w:themeTint="A6" w:val="595959"/>
-    </w:rPr>
-  </w:style>
-  <w:style w:styleId="Heading8" w:type="paragraph">
-    <w:name w:val="heading 8"/>
-    <w:basedOn w:val="Normal"/>
-    <w:next w:val="BodyText"/>
-    <w:link w:val="Heading8Char"/>
-    <w:uiPriority w:val="9"/>
-    <w:semiHidden/>
-    <w:unhideWhenUsed/>
-    <w:qFormat/>
-    <w:rsid w:val="00A10FD9"/>
-    <w:pPr>
-      <w:keepNext/>
-      <w:keepLines/>
-      <w:spacing w:after="0"/>
-      <w:outlineLvl w:val="7"/>
-    </w:pPr>
-    <w:rPr>
-      <w:rFonts w:cstheme="majorBidi" w:eastAsiaTheme="majorEastAsia"/>
-      <w:i/>
-      <w:iCs/>
-      <w:color w:themeColor="text1" w:themeTint="D8" w:val="272727"/>
-    </w:rPr>
-  </w:style>
-  <w:style w:styleId="Heading9" w:type="paragraph">
-    <w:name w:val="heading 9"/>
-    <w:basedOn w:val="Normal"/>
-    <w:next w:val="BodyText"/>
-    <w:link w:val="Heading9Char"/>
-    <w:uiPriority w:val="9"/>
-    <w:semiHidden/>
-    <w:unhideWhenUsed/>
-    <w:qFormat/>
-    <w:rsid w:val="00A10FD9"/>
-    <w:pPr>
-      <w:keepNext/>
-      <w:keepLines/>
-      <w:spacing w:after="0"/>
-      <w:outlineLvl w:val="8"/>
-    </w:pPr>
-    <w:rPr>
-      <w:rFonts w:cstheme="majorBidi" w:eastAsiaTheme="majorEastAsia"/>
-      <w:color w:themeColor="text1" w:themeTint="D8" w:val="272727"/>
-    </w:rPr>
-  </w:style>
-  <w:style w:customStyle="1" w:styleId="Heading1Char" w:type="character">
-    <w:name w:val="Heading 1 Char"/>
-    <w:basedOn w:val="DefaultParagraphFont"/>
-    <w:link w:val="Heading1"/>
-    <w:uiPriority w:val="9"/>
-    <w:rsid w:val="00A10FD9"/>
-    <w:rPr>
-      <w:rFonts w:asciiTheme="majorHAnsi" w:cstheme="majorBidi" w:eastAsiaTheme="majorEastAsia" w:hAnsiTheme="majorHAnsi"/>
-      <w:color w:themeColor="accent1" w:themeShade="BF" w:val="0F4761"/>
-      <w:sz w:val="40"/>
-      <w:szCs w:val="40"/>
-    </w:rPr>
-  </w:style>
-  <w:style w:customStyle="1" w:styleId="Heading2Char" w:type="character">
-    <w:name w:val="Heading 2 Char"/>
-    <w:basedOn w:val="DefaultParagraphFont"/>
-    <w:link w:val="Heading2"/>
-    <w:uiPriority w:val="9"/>
-    <w:semiHidden/>
-    <w:rsid w:val="00A10FD9"/>
-    <w:rPr>
-      <w:rFonts w:asciiTheme="majorHAnsi" w:cstheme="majorBidi" w:eastAsiaTheme="majorEastAsia" w:hAnsiTheme="majorHAnsi"/>
-      <w:color w:themeColor="accent1" w:themeShade="BF" w:val="0F4761"/>
+      <w:bCs/>
+      <w:color w:themeColor="accent1" w:val="4F81BD"/>
       <w:sz w:val="32"/>
       <w:szCs w:val="32"/>
     </w:rPr>
   </w:style>
-  <w:style w:customStyle="1" w:styleId="Heading3Char" w:type="character">
-    <w:name w:val="Heading 3 Char"/>
-    <w:basedOn w:val="DefaultParagraphFont"/>
-    <w:link w:val="Heading3"/>
+  <w:style w:styleId="Heading2" w:type="paragraph">
+    <w:name w:val="Heading 2"/>
+    <w:basedOn w:val="Normal"/>
+    <w:next w:val="BodyText"/>
     <w:uiPriority w:val="9"/>
-    <w:semiHidden/>
-    <w:rsid w:val="00A10FD9"/>
+    <w:unhideWhenUsed/>
+    <w:qFormat/>
+    <w:pPr>
+      <w:keepNext/>
+      <w:keepLines/>
+      <w:spacing w:after="0" w:before="200"/>
+      <w:outlineLvl w:val="1"/>
+    </w:pPr>
     <w:rPr>
-      <w:rFonts w:cstheme="majorBidi" w:eastAsiaTheme="majorEastAsia"/>
-      <w:color w:themeColor="accent1" w:themeShade="BF" w:val="0F4761"/>
+      <w:rFonts w:asciiTheme="majorHAnsi" w:cstheme="majorBidi" w:eastAsiaTheme="majorEastAsia" w:hAnsiTheme="majorHAnsi"/>
+      <w:b/>
+      <w:bCs/>
+      <w:color w:themeColor="accent1" w:val="4F81BD"/>
       <w:sz w:val="28"/>
       <w:szCs w:val="28"/>
     </w:rPr>
   </w:style>
-  <w:style w:customStyle="1" w:styleId="Heading4Char" w:type="character">
-    <w:name w:val="Heading 4 Char"/>
-    <w:basedOn w:val="DefaultParagraphFont"/>
-    <w:link w:val="Heading4"/>
+  <w:style w:styleId="Heading3" w:type="paragraph">
+    <w:name w:val="Heading 3"/>
+    <w:basedOn w:val="Normal"/>
+    <w:next w:val="BodyText"/>
     <w:uiPriority w:val="9"/>
-    <w:semiHidden/>
-    <w:rsid w:val="00A10FD9"/>
+    <w:unhideWhenUsed/>
+    <w:qFormat/>
+    <w:pPr>
+      <w:keepNext/>
+      <w:keepLines/>
+      <w:spacing w:after="0" w:before="200"/>
+      <w:outlineLvl w:val="2"/>
+    </w:pPr>
     <w:rPr>
-      <w:rFonts w:cstheme="majorBidi" w:eastAsiaTheme="majorEastAsia"/>
-      <w:i/>
-      <w:iCs/>
-      <w:color w:themeColor="accent1" w:themeShade="BF" w:val="0F4761"/>
+      <w:rFonts w:asciiTheme="majorHAnsi" w:cstheme="majorBidi" w:eastAsiaTheme="majorEastAsia" w:hAnsiTheme="majorHAnsi"/>
+      <w:b/>
+      <w:bCs/>
+      <w:color w:themeColor="accent1" w:val="4F81BD"/>
+      <w:sz w:val="24"/>
+      <w:szCs w:val="24"/>
     </w:rPr>
   </w:style>
-  <w:style w:customStyle="1" w:styleId="Heading5Char" w:type="character">
-    <w:name w:val="Heading 5 Char"/>
-    <w:basedOn w:val="DefaultParagraphFont"/>
-    <w:link w:val="Heading5"/>
+  <w:style w:styleId="Heading4" w:type="paragraph">
+    <w:name w:val="Heading 4"/>
+    <w:basedOn w:val="Normal"/>
+    <w:next w:val="BodyText"/>
     <w:uiPriority w:val="9"/>
-    <w:semiHidden/>
-    <w:rsid w:val="00A10FD9"/>
+    <w:unhideWhenUsed/>
+    <w:qFormat/>
+    <w:pPr>
+      <w:keepNext/>
+      <w:keepLines/>
+      <w:spacing w:after="0" w:before="200"/>
+      <w:outlineLvl w:val="3"/>
+    </w:pPr>
     <w:rPr>
-      <w:rFonts w:cstheme="majorBidi" w:eastAsiaTheme="majorEastAsia"/>
-      <w:color w:themeColor="accent1" w:themeShade="BF" w:val="0F4761"/>
+      <w:rFonts w:asciiTheme="majorHAnsi" w:cstheme="majorBidi" w:eastAsiaTheme="majorEastAsia" w:hAnsiTheme="majorHAnsi"/>
+      <w:i/>
+      <w:bCs/>
+      <w:color w:themeColor="accent1" w:val="4F81BD"/>
+      <w:sz w:val="24"/>
+      <w:szCs w:val="24"/>
     </w:rPr>
   </w:style>
-  <w:style w:customStyle="1" w:styleId="Heading6Char" w:type="character">
-    <w:name w:val="Heading 6 Char"/>
-    <w:basedOn w:val="DefaultParagraphFont"/>
-    <w:link w:val="Heading6"/>
+  <w:style w:styleId="Heading5" w:type="paragraph">
+    <w:name w:val="Heading 5"/>
+    <w:basedOn w:val="Normal"/>
+    <w:next w:val="BodyText"/>
     <w:uiPriority w:val="9"/>
-    <w:semiHidden/>
-    <w:rsid w:val="00A10FD9"/>
+    <w:unhideWhenUsed/>
+    <w:qFormat/>
+    <w:pPr>
+      <w:keepNext/>
+      <w:keepLines/>
+      <w:spacing w:after="0" w:before="200"/>
+      <w:outlineLvl w:val="4"/>
+    </w:pPr>
     <w:rPr>
-      <w:rFonts w:cstheme="majorBidi" w:eastAsiaTheme="majorEastAsia"/>
-      <w:i/>
+      <w:rFonts w:asciiTheme="majorHAnsi" w:cstheme="majorBidi" w:eastAsiaTheme="majorEastAsia" w:hAnsiTheme="majorHAnsi"/>
       <w:iCs/>
-      <w:color w:themeColor="text1" w:themeTint="A6" w:val="595959"/>
+      <w:color w:themeColor="accent1" w:val="4F81BD"/>
+      <w:sz w:val="24"/>
+      <w:szCs w:val="24"/>
     </w:rPr>
   </w:style>
-  <w:style w:customStyle="1" w:styleId="Heading7Char" w:type="character">
-    <w:name w:val="Heading 7 Char"/>
-    <w:basedOn w:val="DefaultParagraphFont"/>
-    <w:link w:val="Heading7"/>
+  <w:style w:styleId="Heading6" w:type="paragraph">
+    <w:name w:val="Heading 6"/>
+    <w:basedOn w:val="Normal"/>
+    <w:next w:val="BodyText"/>
     <w:uiPriority w:val="9"/>
-    <w:semiHidden/>
-    <w:rsid w:val="00A10FD9"/>
+    <w:unhideWhenUsed/>
+    <w:qFormat/>
+    <w:pPr>
+      <w:keepNext/>
+      <w:keepLines/>
+      <w:spacing w:after="0" w:before="200"/>
+      <w:outlineLvl w:val="5"/>
+    </w:pPr>
     <w:rPr>
-      <w:rFonts w:cstheme="majorBidi" w:eastAsiaTheme="majorEastAsia"/>
-      <w:color w:themeColor="text1" w:themeTint="A6" w:val="595959"/>
+      <w:rFonts w:asciiTheme="majorHAnsi" w:cstheme="majorBidi" w:eastAsiaTheme="majorEastAsia" w:hAnsiTheme="majorHAnsi"/>
+      <w:color w:themeColor="accent1" w:val="4F81BD"/>
+      <w:sz w:val="24"/>
+      <w:szCs w:val="24"/>
     </w:rPr>
   </w:style>
-  <w:style w:customStyle="1" w:styleId="Heading8Char" w:type="character">
-    <w:name w:val="Heading 8 Char"/>
-    <w:basedOn w:val="DefaultParagraphFont"/>
-    <w:link w:val="Heading8"/>
+  <w:style w:styleId="Heading7" w:type="paragraph">
+    <w:name w:val="Heading 7"/>
+    <w:basedOn w:val="Normal"/>
+    <w:next w:val="BodyText"/>
     <w:uiPriority w:val="9"/>
-    <w:semiHidden/>
-    <w:rsid w:val="00A10FD9"/>
+    <w:unhideWhenUsed/>
+    <w:qFormat/>
+    <w:pPr>
+      <w:keepNext/>
+      <w:keepLines/>
+      <w:spacing w:after="0" w:before="200"/>
+      <w:outlineLvl w:val="6"/>
+    </w:pPr>
     <w:rPr>
-      <w:rFonts w:cstheme="majorBidi" w:eastAsiaTheme="majorEastAsia"/>
-      <w:i/>
-      <w:iCs/>
-      <w:color w:themeColor="text1" w:themeTint="D8" w:val="272727"/>
+      <w:rFonts w:asciiTheme="majorHAnsi" w:cstheme="majorBidi" w:eastAsiaTheme="majorEastAsia" w:hAnsiTheme="majorHAnsi"/>
+      <w:color w:themeColor="accent1" w:val="4F81BD"/>
+      <w:sz w:val="24"/>
+      <w:szCs w:val="24"/>
     </w:rPr>
   </w:style>
-  <w:style w:customStyle="1" w:styleId="Heading9Char" w:type="character">
-    <w:name w:val="Heading 9 Char"/>
-    <w:basedOn w:val="DefaultParagraphFont"/>
-    <w:link w:val="Heading9"/>
+  <w:style w:styleId="Heading8" w:type="paragraph">
+    <w:name w:val="Heading 8"/>
+    <w:basedOn w:val="Normal"/>
+    <w:next w:val="BodyText"/>
     <w:uiPriority w:val="9"/>
-    <w:semiHidden/>
-    <w:rsid w:val="00A10FD9"/>
+    <w:unhideWhenUsed/>
+    <w:qFormat/>
+    <w:pPr>
+      <w:keepNext/>
+      <w:keepLines/>
+      <w:spacing w:after="0" w:before="200"/>
+      <w:outlineLvl w:val="7"/>
+    </w:pPr>
     <w:rPr>
-      <w:rFonts w:cstheme="majorBidi" w:eastAsiaTheme="majorEastAsia"/>
-      <w:color w:themeColor="text1" w:themeTint="D8" w:val="272727"/>
+      <w:rFonts w:asciiTheme="majorHAnsi" w:cstheme="majorBidi" w:eastAsiaTheme="majorEastAsia" w:hAnsiTheme="majorHAnsi"/>
+      <w:color w:themeColor="accent1" w:val="4F81BD"/>
+      <w:sz w:val="24"/>
+      <w:szCs w:val="24"/>
+    </w:rPr>
+  </w:style>
+  <w:style w:styleId="Heading9" w:type="paragraph">
+    <w:name w:val="Heading 9"/>
+    <w:basedOn w:val="Normal"/>
+    <w:next w:val="BodyText"/>
+    <w:uiPriority w:val="9"/>
+    <w:unhideWhenUsed/>
+    <w:qFormat/>
+    <w:pPr>
+      <w:keepNext/>
+      <w:keepLines/>
+      <w:spacing w:after="0" w:before="200"/>
+      <w:outlineLvl w:val="8"/>
+    </w:pPr>
+    <w:rPr>
+      <w:rFonts w:asciiTheme="majorHAnsi" w:cstheme="majorBidi" w:eastAsiaTheme="majorEastAsia" w:hAnsiTheme="majorHAnsi"/>
+      <w:color w:themeColor="accent1" w:val="4F81BD"/>
+      <w:sz w:val="24"/>
+      <w:szCs w:val="24"/>
     </w:rPr>
   </w:style>
   <w:style w:styleId="BlockText" w:type="paragraph">
@@ -11665,18 +11740,6 @@
       <w:sz w:val="24"/>
     </w:rPr>
   </w:style>
-  <w:style w:styleId="FootnoteBlockText" w:type="paragraph">
-    <w:name w:val="Footnote Block Text"/>
-    <w:basedOn w:val="FootnoteText"/>
-    <w:next w:val="FootnoteText"/>
-    <w:uiPriority w:val="9"/>
-    <w:unhideWhenUsed/>
-    <w:qFormat/>
-    <w:pPr>
-      <w:spacing w:after="100" w:before="100"/>
-      <w:ind w:firstLine="0" w:left="480" w:right="480"/>
-    </w:pPr>
-  </w:style>
   <w:style w:default="1" w:styleId="DefaultParagraphFont" w:type="character">
     <w:name w:val="Default Paragraph Font"/>
     <w:semiHidden/>
@@ -11705,11 +11768,18 @@
       </w:tblCellMar>
     </w:tblPr>
     <w:tblStylePr w:type="firstRow">
+      <w:tblPr>
+        <w:jc w:val="left"/>
+        <w:tblInd w:type="dxa" w:w="0"/>
+      </w:tblPr>
+      <w:trPr>
+        <w:jc w:val="left"/>
+      </w:trPr>
       <w:tcPr>
+        <w:vAlign w:val="bottom"/>
         <w:tcBorders>
           <w:bottom w:val="single"/>
         </w:tcBorders>
-        <w:vAlign w:val="bottom"/>
       </w:tcPr>
     </w:tblStylePr>
   </w:style>
@@ -11824,8 +11894,8 @@
     <w:name w:val="KeywordTok"/>
     <w:basedOn w:val="VerbatimChar"/>
     <w:rPr>
+      <w:color w:val="007020"/>
       <w:b/>
-      <w:color w:val="007020"/>
     </w:rPr>
   </w:style>
   <w:style w:type="character" w:customStyle="1" w:styleId="DataTypeTok">
@@ -11902,42 +11972,42 @@
     <w:name w:val="ImportTok"/>
     <w:basedOn w:val="VerbatimChar"/>
     <w:rPr>
+      <w:color w:val="008000"/>
       <w:b/>
-      <w:color w:val="008000"/>
     </w:rPr>
   </w:style>
   <w:style w:type="character" w:customStyle="1" w:styleId="CommentTok">
     <w:name w:val="CommentTok"/>
     <w:basedOn w:val="VerbatimChar"/>
     <w:rPr>
+      <w:color w:val="60a0b0"/>
       <w:i/>
-      <w:color w:val="60a0b0"/>
     </w:rPr>
   </w:style>
   <w:style w:type="character" w:customStyle="1" w:styleId="DocumentationTok">
     <w:name w:val="DocumentationTok"/>
     <w:basedOn w:val="VerbatimChar"/>
     <w:rPr>
+      <w:color w:val="ba2121"/>
       <w:i/>
-      <w:color w:val="ba2121"/>
     </w:rPr>
   </w:style>
   <w:style w:type="character" w:customStyle="1" w:styleId="AnnotationTok">
     <w:name w:val="AnnotationTok"/>
     <w:basedOn w:val="VerbatimChar"/>
     <w:rPr>
+      <w:color w:val="60a0b0"/>
       <w:b/>
       <w:i/>
-      <w:color w:val="60a0b0"/>
     </w:rPr>
   </w:style>
   <w:style w:type="character" w:customStyle="1" w:styleId="CommentVarTok">
     <w:name w:val="CommentVarTok"/>
     <w:basedOn w:val="VerbatimChar"/>
     <w:rPr>
+      <w:color w:val="60a0b0"/>
       <w:b/>
       <w:i/>
-      <w:color w:val="60a0b0"/>
     </w:rPr>
   </w:style>
   <w:style w:type="character" w:customStyle="1" w:styleId="OtherTok">
@@ -11965,8 +12035,8 @@
     <w:name w:val="ControlFlowTok"/>
     <w:basedOn w:val="VerbatimChar"/>
     <w:rPr>
+      <w:color w:val="007020"/>
       <w:b/>
-      <w:color w:val="007020"/>
     </w:rPr>
   </w:style>
   <w:style w:type="character" w:customStyle="1" w:styleId="OperatorTok">
@@ -12011,34 +12081,34 @@
     <w:name w:val="InformationTok"/>
     <w:basedOn w:val="VerbatimChar"/>
     <w:rPr>
+      <w:color w:val="60a0b0"/>
       <w:b/>
       <w:i/>
-      <w:color w:val="60a0b0"/>
     </w:rPr>
   </w:style>
   <w:style w:type="character" w:customStyle="1" w:styleId="WarningTok">
     <w:name w:val="WarningTok"/>
     <w:basedOn w:val="VerbatimChar"/>
     <w:rPr>
+      <w:color w:val="60a0b0"/>
       <w:b/>
       <w:i/>
-      <w:color w:val="60a0b0"/>
     </w:rPr>
   </w:style>
   <w:style w:type="character" w:customStyle="1" w:styleId="AlertTok">
     <w:name w:val="AlertTok"/>
     <w:basedOn w:val="VerbatimChar"/>
     <w:rPr>
+      <w:color w:val="ff0000"/>
       <w:b/>
-      <w:color w:val="ff0000"/>
     </w:rPr>
   </w:style>
   <w:style w:type="character" w:customStyle="1" w:styleId="ErrorTok">
     <w:name w:val="ErrorTok"/>
     <w:basedOn w:val="VerbatimChar"/>
     <w:rPr>
+      <w:color w:val="ff0000"/>
       <w:b/>
-      <w:color w:val="ff0000"/>
     </w:rPr>
   </w:style>
   <w:style w:type="character" w:customStyle="1" w:styleId="NormalTok">
@@ -12060,44 +12130,44 @@
         <a:sysClr val="window" lastClr="FFFFFF"/>
       </a:lt1>
       <a:dk2>
-        <a:srgbClr val="0E2841"/>
+        <a:srgbClr val="1F497D"/>
       </a:dk2>
       <a:lt2>
-        <a:srgbClr val="E8E8E8"/>
+        <a:srgbClr val="EEECE1"/>
       </a:lt2>
       <a:accent1>
-        <a:srgbClr val="156082"/>
+        <a:srgbClr val="4F81BD"/>
       </a:accent1>
       <a:accent2>
-        <a:srgbClr val="E97132"/>
+        <a:srgbClr val="C0504D"/>
       </a:accent2>
       <a:accent3>
-        <a:srgbClr val="196B24"/>
+        <a:srgbClr val="9BBB59"/>
       </a:accent3>
       <a:accent4>
-        <a:srgbClr val="0F9ED5"/>
+        <a:srgbClr val="8064A2"/>
       </a:accent4>
       <a:accent5>
-        <a:srgbClr val="A02B93"/>
+        <a:srgbClr val="4BACC6"/>
       </a:accent5>
       <a:accent6>
-        <a:srgbClr val="4EA72E"/>
+        <a:srgbClr val="F79646"/>
       </a:accent6>
       <a:hlink>
-        <a:srgbClr val="467886"/>
+        <a:srgbClr val="0000FF"/>
       </a:hlink>
       <a:folHlink>
-        <a:srgbClr val="96607D"/>
+        <a:srgbClr val="800080"/>
       </a:folHlink>
     </a:clrScheme>
     <a:fontScheme name="Office">
       <a:majorFont>
-        <a:latin typeface="Aptos Display" panose="02110004020202020204"/>
+        <a:latin typeface="Calibri"/>
         <a:ea typeface=""/>
         <a:cs typeface=""/>
-        <a:font script="Jpan" typeface="游ゴシック Light"/>
+        <a:font script="Jpan" typeface="ＭＳ ゴシック"/>
         <a:font script="Hang" typeface="맑은 고딕"/>
-        <a:font script="Hans" typeface="等线 Light"/>
+        <a:font script="Hans" typeface="宋体"/>
         <a:font script="Hant" typeface="新細明體"/>
         <a:font script="Arab" typeface="Times New Roman"/>
         <a:font script="Hebr" typeface="Times New Roman"/>
@@ -12124,32 +12194,14 @@
         <a:font script="Mong" typeface="Mongolian Baiti"/>
         <a:font script="Viet" typeface="Times New Roman"/>
         <a:font script="Uigh" typeface="Microsoft Uighur"/>
-        <a:font script="Geor" typeface="Sylfaen"/>
-        <a:font script="Armn" typeface="Arial"/>
-        <a:font script="Bugi" typeface="Leelawadee UI"/>
-        <a:font script="Bopo" typeface="Microsoft JhengHei"/>
-        <a:font script="Java" typeface="Javanese Text"/>
-        <a:font script="Lisu" typeface="Segoe UI"/>
-        <a:font script="Mymr" typeface="Myanmar Text"/>
-        <a:font script="Nkoo" typeface="Ebrima"/>
-        <a:font script="Olck" typeface="Nirmala UI"/>
-        <a:font script="Osma" typeface="Ebrima"/>
-        <a:font script="Phag" typeface="Phagspa"/>
-        <a:font script="Syrn" typeface="Estrangelo Edessa"/>
-        <a:font script="Syrj" typeface="Estrangelo Edessa"/>
-        <a:font script="Syre" typeface="Estrangelo Edessa"/>
-        <a:font script="Sora" typeface="Nirmala UI"/>
-        <a:font script="Tale" typeface="Microsoft Tai Le"/>
-        <a:font script="Talu" typeface="Microsoft New Tai Lue"/>
-        <a:font script="Tfng" typeface="Ebrima"/>
       </a:majorFont>
       <a:minorFont>
-        <a:latin typeface="Aptos" panose="02110004020202020204"/>
+        <a:latin typeface="Cambria"/>
         <a:ea typeface=""/>
         <a:cs typeface=""/>
-        <a:font script="Jpan" typeface="游明朝"/>
+        <a:font script="Jpan" typeface="ＭＳ 明朝"/>
         <a:font script="Hang" typeface="맑은 고딕"/>
-        <a:font script="Hans" typeface="等线"/>
+        <a:font script="Hans" typeface="宋体"/>
         <a:font script="Hant" typeface="新細明體"/>
         <a:font script="Arab" typeface="Arial"/>
         <a:font script="Hebr" typeface="Arial"/>
@@ -12176,24 +12228,6 @@
         <a:font script="Mong" typeface="Mongolian Baiti"/>
         <a:font script="Viet" typeface="Arial"/>
         <a:font script="Uigh" typeface="Microsoft Uighur"/>
-        <a:font script="Geor" typeface="Sylfaen"/>
-        <a:font script="Armn" typeface="Arial"/>
-        <a:font script="Bugi" typeface="Leelawadee UI"/>
-        <a:font script="Bopo" typeface="Microsoft JhengHei"/>
-        <a:font script="Java" typeface="Javanese Text"/>
-        <a:font script="Lisu" typeface="Segoe UI"/>
-        <a:font script="Mymr" typeface="Myanmar Text"/>
-        <a:font script="Nkoo" typeface="Ebrima"/>
-        <a:font script="Olck" typeface="Nirmala UI"/>
-        <a:font script="Osma" typeface="Ebrima"/>
-        <a:font script="Phag" typeface="Phagspa"/>
-        <a:font script="Syrn" typeface="Estrangelo Edessa"/>
-        <a:font script="Syrj" typeface="Estrangelo Edessa"/>
-        <a:font script="Syre" typeface="Estrangelo Edessa"/>
-        <a:font script="Sora" typeface="Nirmala UI"/>
-        <a:font script="Tale" typeface="Microsoft Tai Le"/>
-        <a:font script="Talu" typeface="Microsoft New Tai Lue"/>
-        <a:font script="Tfng" typeface="Ebrima"/>
       </a:minorFont>
     </a:fontScheme>
     <a:fmtScheme name="Office">
@@ -12205,141 +12239,200 @@
           <a:gsLst>
             <a:gs pos="0">
               <a:schemeClr val="phClr">
-                <a:lumMod val="110000"/>
-                <a:satMod val="105000"/>
-                <a:tint val="67000"/>
+                <a:tint val="50000"/>
+                <a:satMod val="300000"/>
               </a:schemeClr>
             </a:gs>
-            <a:gs pos="50000">
+            <a:gs pos="35000">
               <a:schemeClr val="phClr">
-                <a:lumMod val="105000"/>
-                <a:satMod val="103000"/>
-                <a:tint val="73000"/>
+                <a:tint val="37000"/>
+                <a:satMod val="300000"/>
               </a:schemeClr>
             </a:gs>
             <a:gs pos="100000">
               <a:schemeClr val="phClr">
-                <a:lumMod val="105000"/>
-                <a:satMod val="109000"/>
-                <a:tint val="81000"/>
+                <a:tint val="15000"/>
+                <a:satMod val="350000"/>
               </a:schemeClr>
             </a:gs>
           </a:gsLst>
-          <a:lin ang="5400000" scaled="0"/>
+          <a:lin ang="16200000" scaled="1"/>
         </a:gradFill>
         <a:gradFill rotWithShape="1">
           <a:gsLst>
             <a:gs pos="0">
               <a:schemeClr val="phClr">
-                <a:satMod val="103000"/>
-                <a:lumMod val="102000"/>
-                <a:tint val="94000"/>
-              </a:schemeClr>
-            </a:gs>
-            <a:gs pos="50000">
-              <a:schemeClr val="phClr">
-                <a:satMod val="110000"/>
-                <a:lumMod val="100000"/>
+                <a:tint val="100000"/>
                 <a:shade val="100000"/>
+                <a:satMod val="130000"/>
               </a:schemeClr>
             </a:gs>
             <a:gs pos="100000">
               <a:schemeClr val="phClr">
-                <a:lumMod val="99000"/>
-                <a:satMod val="120000"/>
-                <a:shade val="78000"/>
+                <a:tint val="50000"/>
+                <a:shade val="100000"/>
+                <a:satMod val="350000"/>
               </a:schemeClr>
             </a:gs>
           </a:gsLst>
-          <a:lin ang="5400000" scaled="0"/>
+          <a:lin ang="16200000" scaled="0"/>
         </a:gradFill>
       </a:fillStyleLst>
       <a:lnStyleLst>
-        <a:ln w="6350" cap="flat" cmpd="sng" algn="ctr">
+        <a:ln w="9525" cap="flat" cmpd="sng" algn="ctr">
+          <a:solidFill>
+            <a:schemeClr val="phClr">
+              <a:shade val="95000"/>
+              <a:satMod val="105000"/>
+            </a:schemeClr>
+          </a:solidFill>
+          <a:prstDash val="solid"/>
+        </a:ln>
+        <a:ln w="25400" cap="flat" cmpd="sng" algn="ctr">
           <a:solidFill>
             <a:schemeClr val="phClr"/>
           </a:solidFill>
           <a:prstDash val="solid"/>
-          <a:miter lim="800000"/>
         </a:ln>
-        <a:ln w="12700" cap="flat" cmpd="sng" algn="ctr">
+        <a:ln w="38100" cap="flat" cmpd="sng" algn="ctr">
           <a:solidFill>
             <a:schemeClr val="phClr"/>
           </a:solidFill>
           <a:prstDash val="solid"/>
-          <a:miter lim="800000"/>
-        </a:ln>
-        <a:ln w="19050" cap="flat" cmpd="sng" algn="ctr">
-          <a:solidFill>
-            <a:schemeClr val="phClr"/>
-          </a:solidFill>
-          <a:prstDash val="solid"/>
-          <a:miter lim="800000"/>
         </a:ln>
       </a:lnStyleLst>
       <a:effectStyleLst>
         <a:effectStyle>
-          <a:effectLst/>
-        </a:effectStyle>
-        <a:effectStyle>
-          <a:effectLst/>
+          <a:effectLst>
+            <a:outerShdw blurRad="40000" dist="20000" dir="5400000" rotWithShape="0">
+              <a:srgbClr val="000000">
+                <a:alpha val="38000"/>
+              </a:srgbClr>
+            </a:outerShdw>
+          </a:effectLst>
         </a:effectStyle>
         <a:effectStyle>
           <a:effectLst>
-            <a:outerShdw blurRad="57150" dist="19050" dir="5400000" algn="ctr" rotWithShape="0">
+            <a:outerShdw blurRad="40000" dist="23000" dir="5400000" rotWithShape="0">
               <a:srgbClr val="000000">
-                <a:alpha val="63000"/>
+                <a:alpha val="35000"/>
               </a:srgbClr>
             </a:outerShdw>
           </a:effectLst>
+        </a:effectStyle>
+        <a:effectStyle>
+          <a:effectLst>
+            <a:outerShdw blurRad="40000" dist="23000" dir="5400000" rotWithShape="0">
+              <a:srgbClr val="000000">
+                <a:alpha val="35000"/>
+              </a:srgbClr>
+            </a:outerShdw>
+          </a:effectLst>
+          <a:scene3d>
+            <a:camera prst="orthographicFront">
+              <a:rot lat="0" lon="0" rev="0"/>
+            </a:camera>
+            <a:lightRig rig="threePt" dir="t">
+              <a:rot lat="0" lon="0" rev="1200000"/>
+            </a:lightRig>
+          </a:scene3d>
+          <a:sp3d>
+            <a:bevelT w="63500" h="25400"/>
+          </a:sp3d>
         </a:effectStyle>
       </a:effectStyleLst>
       <a:bgFillStyleLst>
         <a:solidFill>
           <a:schemeClr val="phClr"/>
         </a:solidFill>
-        <a:solidFill>
-          <a:schemeClr val="phClr">
-            <a:tint val="95000"/>
-            <a:satMod val="170000"/>
-          </a:schemeClr>
-        </a:solidFill>
         <a:gradFill rotWithShape="1">
           <a:gsLst>
             <a:gs pos="0">
               <a:schemeClr val="phClr">
-                <a:tint val="93000"/>
-                <a:satMod val="150000"/>
-                <a:shade val="98000"/>
-                <a:lumMod val="102000"/>
+                <a:tint val="40000"/>
+                <a:satMod val="350000"/>
               </a:schemeClr>
             </a:gs>
-            <a:gs pos="50000">
+            <a:gs pos="40000">
               <a:schemeClr val="phClr">
-                <a:tint val="98000"/>
-                <a:satMod val="130000"/>
-                <a:shade val="90000"/>
-                <a:lumMod val="103000"/>
+                <a:tint val="45000"/>
+                <a:shade val="99000"/>
+                <a:satMod val="350000"/>
               </a:schemeClr>
             </a:gs>
             <a:gs pos="100000">
               <a:schemeClr val="phClr">
-                <a:shade val="63000"/>
-                <a:satMod val="120000"/>
+                <a:shade val="20000"/>
+                <a:satMod val="255000"/>
               </a:schemeClr>
             </a:gs>
           </a:gsLst>
-          <a:lin ang="5400000" scaled="0"/>
+          <a:path path="circle">
+            <a:fillToRect l="50000" t="-80000" r="50000" b="180000"/>
+          </a:path>
+        </a:gradFill>
+        <a:gradFill rotWithShape="1">
+          <a:gsLst>
+            <a:gs pos="0">
+              <a:schemeClr val="phClr">
+                <a:tint val="80000"/>
+                <a:satMod val="300000"/>
+              </a:schemeClr>
+            </a:gs>
+            <a:gs pos="100000">
+              <a:schemeClr val="phClr">
+                <a:shade val="30000"/>
+                <a:satMod val="200000"/>
+              </a:schemeClr>
+            </a:gs>
+          </a:gsLst>
+          <a:path path="circle">
+            <a:fillToRect l="50000" t="50000" r="50000" b="50000"/>
+          </a:path>
         </a:gradFill>
       </a:bgFillStyleLst>
     </a:fmtScheme>
   </a:themeElements>
-  <a:objectDefaults/>
+  <a:objectDefaults>
+    <a:spDef>
+      <a:spPr/>
+      <a:bodyPr/>
+      <a:lstStyle/>
+      <a:style>
+        <a:lnRef idx="1">
+          <a:schemeClr val="accent1"/>
+        </a:lnRef>
+        <a:fillRef idx="3">
+          <a:schemeClr val="accent1"/>
+        </a:fillRef>
+        <a:effectRef idx="2">
+          <a:schemeClr val="accent1"/>
+        </a:effectRef>
+        <a:fontRef idx="minor">
+          <a:schemeClr val="lt1"/>
+        </a:fontRef>
+      </a:style>
+    </a:spDef>
+    <a:lnDef>
+      <a:spPr/>
+      <a:bodyPr/>
+      <a:lstStyle/>
+      <a:style>
+        <a:lnRef idx="2">
+          <a:schemeClr val="accent1"/>
+        </a:lnRef>
+        <a:fillRef idx="0">
+          <a:schemeClr val="accent1"/>
+        </a:fillRef>
+        <a:effectRef idx="1">
+          <a:schemeClr val="accent1"/>
+        </a:effectRef>
+        <a:fontRef idx="minor">
+          <a:schemeClr val="tx1"/>
+        </a:fontRef>
+      </a:style>
+    </a:lnDef>
+  </a:objectDefaults>
   <a:extraClrSchemeLst/>
-  <a:extLst>
-    <a:ext uri="{05A4C25C-085E-4340-85A3-A5531E510DB2}">
-      <thm15:themeFamily xmlns:thm15="http://schemas.microsoft.com/office/thememl/2012/main" name="Office Theme" id="{2E142A2C-CD16-42D6-873A-C26D2A0506FA}" vid="{1BDDFF52-6CD6-40A5-AB3C-68EB2F1E4D0A}"/>
-    </a:ext>
-  </a:extLst>
 </a:theme>
 </file>